--- a/ratio_calculation_proofs.docx
+++ b/ratio_calculation_proofs.docx
@@ -65,6 +65,21 @@
     <w:p>
       <w:pPr>
         <w:spacing w:after="40" w:line="240" w:lineRule="auto"/>
+        <w:jc w:val="center"/>
+      </w:pPr>
+      <w:r>
+        <w:rPr>
+          <w:rFonts w:ascii="Times New Roman" w:hAnsi="Times New Roman"/>
+          <w:b w:val="0"/>
+          <w:i/>
+          <w:sz w:val="20"/>
+        </w:rPr>
+        <w:t>All values in Rs. Crore unless stated otherwise.</w:t>
+      </w:r>
+    </w:p>
+    <w:p>
+      <w:pPr>
+        <w:spacing w:after="40" w:line="240" w:lineRule="auto"/>
       </w:pPr>
       <w:r>
         <w:rPr>
@@ -125,9 +140,48 @@
           <w:rFonts w:ascii="Times New Roman" w:hAnsi="Times New Roman"/>
           <w:b w:val="0"/>
           <w:i w:val="0"/>
+          <w:sz w:val="22"/>
+        </w:rPr>
+      </w:r>
+    </w:p>
+    <w:p>
+      <w:pPr>
+        <w:spacing w:after="40" w:line="240" w:lineRule="auto"/>
+      </w:pPr>
+      <w:r>
+        <w:rPr>
+          <w:rFonts w:ascii="Times New Roman" w:hAnsi="Times New Roman"/>
+          <w:b/>
+          <w:i w:val="0"/>
           <w:sz w:val="20"/>
         </w:rPr>
-        <w:t>HCL FY2025: 62,109 / 28,039 = 2.22x</w:t>
+        <w:t>HCL Technologies FY2025 - Input Values:</w:t>
+      </w:r>
+    </w:p>
+    <w:p>
+      <w:pPr>
+        <w:pStyle w:val="ListBullet"/>
+        <w:spacing w:after="20"/>
+      </w:pPr>
+      <w:r>
+        <w:rPr>
+          <w:rFonts w:ascii="Times New Roman" w:hAnsi="Times New Roman"/>
+          <w:sz w:val="18"/>
+        </w:rPr>
+        <w:t>Total Current Assets = 62,109 (from HCL Balance Sheet → 'Total Current Assets' row)</w:t>
+      </w:r>
+    </w:p>
+    <w:p>
+      <w:pPr>
+        <w:pStyle w:val="ListBullet"/>
+        <w:spacing w:after="20"/>
+      </w:pPr>
+      <w:r>
+        <w:rPr>
+          <w:rFonts w:ascii="Times New Roman" w:hAnsi="Times New Roman"/>
+          <w:sz w:val="18"/>
+        </w:rPr>
+        <w:t>Total Current Liabilities = 28,039 (from HCL Balance Sheet → 'Total Current Liabilities' row)</w:t>
       </w:r>
     </w:p>
     <w:p>
@@ -141,7 +195,74 @@
           <w:i w:val="0"/>
           <w:sz w:val="20"/>
         </w:rPr>
-        <w:t>Wipro FY2025: 77,777.5 / 28,625.3 = 2.72x</w:t>
+        <w:t>Substitution: Current Ratio = 62,109 / 28,039</w:t>
+      </w:r>
+    </w:p>
+    <w:p>
+      <w:pPr>
+        <w:spacing w:after="40" w:line="240" w:lineRule="auto"/>
+      </w:pPr>
+      <w:r>
+        <w:rPr>
+          <w:rFonts w:ascii="Times New Roman" w:hAnsi="Times New Roman"/>
+          <w:b/>
+          <w:i w:val="0"/>
+          <w:sz w:val="20"/>
+        </w:rPr>
+        <w:t>Result: Current Ratio = 2.22x</w:t>
+      </w:r>
+    </w:p>
+    <w:p>
+      <w:pPr>
+        <w:spacing w:after="40" w:line="240" w:lineRule="auto"/>
+      </w:pPr>
+      <w:r>
+        <w:rPr>
+          <w:rFonts w:ascii="Times New Roman" w:hAnsi="Times New Roman"/>
+          <w:b w:val="0"/>
+          <w:i w:val="0"/>
+          <w:sz w:val="22"/>
+        </w:rPr>
+      </w:r>
+    </w:p>
+    <w:p>
+      <w:pPr>
+        <w:spacing w:after="40" w:line="240" w:lineRule="auto"/>
+      </w:pPr>
+      <w:r>
+        <w:rPr>
+          <w:rFonts w:ascii="Times New Roman" w:hAnsi="Times New Roman"/>
+          <w:b/>
+          <w:i w:val="0"/>
+          <w:sz w:val="20"/>
+        </w:rPr>
+        <w:t>Wipro FY2025 - Input Values:</w:t>
+      </w:r>
+    </w:p>
+    <w:p>
+      <w:pPr>
+        <w:pStyle w:val="ListBullet"/>
+        <w:spacing w:after="20"/>
+      </w:pPr>
+      <w:r>
+        <w:rPr>
+          <w:rFonts w:ascii="Times New Roman" w:hAnsi="Times New Roman"/>
+          <w:sz w:val="18"/>
+        </w:rPr>
+        <w:t>Total Current Assets = 77,777.5 (from Wipro Balance Sheet → 'Total Current Assets' row)</w:t>
+      </w:r>
+    </w:p>
+    <w:p>
+      <w:pPr>
+        <w:pStyle w:val="ListBullet"/>
+        <w:spacing w:after="20"/>
+      </w:pPr>
+      <w:r>
+        <w:rPr>
+          <w:rFonts w:ascii="Times New Roman" w:hAnsi="Times New Roman"/>
+          <w:sz w:val="18"/>
+        </w:rPr>
+        <w:t>Total Current Liabilities = 28,625.3 (from Wipro Balance Sheet → 'Total Current Liabilities' row)</w:t>
       </w:r>
     </w:p>
     <w:p>
@@ -155,7 +276,21 @@
           <w:i w:val="0"/>
           <w:sz w:val="20"/>
         </w:rPr>
-        <w:t>Interpretation: Both companies maintain healthy liquidity (&gt;2x). Wipro has a marginally higher ratio due to its large current investment portfolio (Rs 41,147 Cr vs HCL's Rs 7,473 Cr).</w:t>
+        <w:t>Substitution: Current Ratio = 77,777.5 / 28,625.3</w:t>
+      </w:r>
+    </w:p>
+    <w:p>
+      <w:pPr>
+        <w:spacing w:after="40" w:line="240" w:lineRule="auto"/>
+      </w:pPr>
+      <w:r>
+        <w:rPr>
+          <w:rFonts w:ascii="Times New Roman" w:hAnsi="Times New Roman"/>
+          <w:b/>
+          <w:i w:val="0"/>
+          <w:sz w:val="20"/>
+        </w:rPr>
+        <w:t>Result: Current Ratio = 2.72x</w:t>
       </w:r>
     </w:p>
     <w:p>
@@ -178,6 +313,33 @@
       <w:r>
         <w:rPr>
           <w:rFonts w:ascii="Times New Roman" w:hAnsi="Times New Roman"/>
+          <w:b w:val="0"/>
+          <w:i/>
+          <w:sz w:val="20"/>
+        </w:rPr>
+        <w:t>Interpretation: Both companies maintain healthy liquidity (&gt;2x). Wipro has a marginally higher ratio due to its large current investment portfolio (Rs 41,147 Cr vs HCL's Rs 7,473 Cr).</w:t>
+      </w:r>
+    </w:p>
+    <w:p>
+      <w:pPr>
+        <w:spacing w:after="40" w:line="240" w:lineRule="auto"/>
+      </w:pPr>
+      <w:r>
+        <w:rPr>
+          <w:rFonts w:ascii="Times New Roman" w:hAnsi="Times New Roman"/>
+          <w:b w:val="0"/>
+          <w:i w:val="0"/>
+          <w:sz w:val="22"/>
+        </w:rPr>
+      </w:r>
+    </w:p>
+    <w:p>
+      <w:pPr>
+        <w:spacing w:after="40" w:line="240" w:lineRule="auto"/>
+      </w:pPr>
+      <w:r>
+        <w:rPr>
+          <w:rFonts w:ascii="Times New Roman" w:hAnsi="Times New Roman"/>
           <w:b/>
           <w:i w:val="0"/>
           <w:sz w:val="22"/>
@@ -208,9 +370,61 @@
           <w:rFonts w:ascii="Times New Roman" w:hAnsi="Times New Roman"/>
           <w:b w:val="0"/>
           <w:i w:val="0"/>
+          <w:sz w:val="22"/>
+        </w:rPr>
+      </w:r>
+    </w:p>
+    <w:p>
+      <w:pPr>
+        <w:spacing w:after="40" w:line="240" w:lineRule="auto"/>
+      </w:pPr>
+      <w:r>
+        <w:rPr>
+          <w:rFonts w:ascii="Times New Roman" w:hAnsi="Times New Roman"/>
+          <w:b/>
+          <w:i w:val="0"/>
           <w:sz w:val="20"/>
         </w:rPr>
-        <w:t>HCL FY2025: (62,109 - 133) / 28,039 = 2.21x</w:t>
+        <w:t>HCL Technologies FY2025 - Input Values:</w:t>
+      </w:r>
+    </w:p>
+    <w:p>
+      <w:pPr>
+        <w:pStyle w:val="ListBullet"/>
+        <w:spacing w:after="20"/>
+      </w:pPr>
+      <w:r>
+        <w:rPr>
+          <w:rFonts w:ascii="Times New Roman" w:hAnsi="Times New Roman"/>
+          <w:sz w:val="18"/>
+        </w:rPr>
+        <w:t>Total Current Assets = 62,109 (from HCL Balance Sheet → 'Total Current Assets' row)</w:t>
+      </w:r>
+    </w:p>
+    <w:p>
+      <w:pPr>
+        <w:pStyle w:val="ListBullet"/>
+        <w:spacing w:after="20"/>
+      </w:pPr>
+      <w:r>
+        <w:rPr>
+          <w:rFonts w:ascii="Times New Roman" w:hAnsi="Times New Roman"/>
+          <w:sz w:val="18"/>
+        </w:rPr>
+        <w:t>Inventories = 133 (from HCL Balance Sheet → 'Inventories' row)</w:t>
+      </w:r>
+    </w:p>
+    <w:p>
+      <w:pPr>
+        <w:pStyle w:val="ListBullet"/>
+        <w:spacing w:after="20"/>
+      </w:pPr>
+      <w:r>
+        <w:rPr>
+          <w:rFonts w:ascii="Times New Roman" w:hAnsi="Times New Roman"/>
+          <w:sz w:val="18"/>
+        </w:rPr>
+        <w:t>Total Current Liabilities = 28,039 (from HCL Balance Sheet → 'Total Current Liabilities' row)</w:t>
       </w:r>
     </w:p>
     <w:p>
@@ -224,7 +438,87 @@
           <w:i w:val="0"/>
           <w:sz w:val="20"/>
         </w:rPr>
-        <w:t>Wipro FY2025: (77,777.5 - 69.4) / 28,625.3 = 2.71x</w:t>
+        <w:t>Substitution: Quick Ratio = (62,109 - 133) / 28,039 = 61,976 / 28,039</w:t>
+      </w:r>
+    </w:p>
+    <w:p>
+      <w:pPr>
+        <w:spacing w:after="40" w:line="240" w:lineRule="auto"/>
+      </w:pPr>
+      <w:r>
+        <w:rPr>
+          <w:rFonts w:ascii="Times New Roman" w:hAnsi="Times New Roman"/>
+          <w:b/>
+          <w:i w:val="0"/>
+          <w:sz w:val="20"/>
+        </w:rPr>
+        <w:t>Result: Quick Ratio = 2.21x</w:t>
+      </w:r>
+    </w:p>
+    <w:p>
+      <w:pPr>
+        <w:spacing w:after="40" w:line="240" w:lineRule="auto"/>
+      </w:pPr>
+      <w:r>
+        <w:rPr>
+          <w:rFonts w:ascii="Times New Roman" w:hAnsi="Times New Roman"/>
+          <w:b w:val="0"/>
+          <w:i w:val="0"/>
+          <w:sz w:val="22"/>
+        </w:rPr>
+      </w:r>
+    </w:p>
+    <w:p>
+      <w:pPr>
+        <w:spacing w:after="40" w:line="240" w:lineRule="auto"/>
+      </w:pPr>
+      <w:r>
+        <w:rPr>
+          <w:rFonts w:ascii="Times New Roman" w:hAnsi="Times New Roman"/>
+          <w:b/>
+          <w:i w:val="0"/>
+          <w:sz w:val="20"/>
+        </w:rPr>
+        <w:t>Wipro FY2025 - Input Values:</w:t>
+      </w:r>
+    </w:p>
+    <w:p>
+      <w:pPr>
+        <w:pStyle w:val="ListBullet"/>
+        <w:spacing w:after="20"/>
+      </w:pPr>
+      <w:r>
+        <w:rPr>
+          <w:rFonts w:ascii="Times New Roman" w:hAnsi="Times New Roman"/>
+          <w:sz w:val="18"/>
+        </w:rPr>
+        <w:t>Total Current Assets = 77,777.5 (from Wipro Balance Sheet → 'Total Current Assets' row)</w:t>
+      </w:r>
+    </w:p>
+    <w:p>
+      <w:pPr>
+        <w:pStyle w:val="ListBullet"/>
+        <w:spacing w:after="20"/>
+      </w:pPr>
+      <w:r>
+        <w:rPr>
+          <w:rFonts w:ascii="Times New Roman" w:hAnsi="Times New Roman"/>
+          <w:sz w:val="18"/>
+        </w:rPr>
+        <w:t>Inventories = 69.4 (from Wipro Balance Sheet → 'Inventories' row)</w:t>
+      </w:r>
+    </w:p>
+    <w:p>
+      <w:pPr>
+        <w:pStyle w:val="ListBullet"/>
+        <w:spacing w:after="20"/>
+      </w:pPr>
+      <w:r>
+        <w:rPr>
+          <w:rFonts w:ascii="Times New Roman" w:hAnsi="Times New Roman"/>
+          <w:sz w:val="18"/>
+        </w:rPr>
+        <w:t>Total Current Liabilities = 28,625.3 (from Wipro Balance Sheet → 'Total Current Liabilities' row)</w:t>
       </w:r>
     </w:p>
     <w:p>
@@ -238,7 +532,21 @@
           <w:i w:val="0"/>
           <w:sz w:val="20"/>
         </w:rPr>
-        <w:t>Interpretation: Quick ratio is nearly identical to the current ratio for both companies because IT services firms hold negligible inventory (HCL: Rs 133 Cr, Wipro: Rs 69 Cr).</w:t>
+        <w:t>Substitution: Quick Ratio = (77,777.5 - 69.4) / 28,625.3 = 77,708.1 / 28,625.3</w:t>
+      </w:r>
+    </w:p>
+    <w:p>
+      <w:pPr>
+        <w:spacing w:after="40" w:line="240" w:lineRule="auto"/>
+      </w:pPr>
+      <w:r>
+        <w:rPr>
+          <w:rFonts w:ascii="Times New Roman" w:hAnsi="Times New Roman"/>
+          <w:b/>
+          <w:i w:val="0"/>
+          <w:sz w:val="20"/>
+        </w:rPr>
+        <w:t>Result: Quick Ratio = 2.71x</w:t>
       </w:r>
     </w:p>
     <w:p>
@@ -261,6 +569,33 @@
       <w:r>
         <w:rPr>
           <w:rFonts w:ascii="Times New Roman" w:hAnsi="Times New Roman"/>
+          <w:b w:val="0"/>
+          <w:i/>
+          <w:sz w:val="20"/>
+        </w:rPr>
+        <w:t>Interpretation: Quick ratio is nearly identical to the current ratio for both companies because IT services firms hold negligible inventory (HCL: Rs 133 Cr, Wipro: Rs 69 Cr).</w:t>
+      </w:r>
+    </w:p>
+    <w:p>
+      <w:pPr>
+        <w:spacing w:after="40" w:line="240" w:lineRule="auto"/>
+      </w:pPr>
+      <w:r>
+        <w:rPr>
+          <w:rFonts w:ascii="Times New Roman" w:hAnsi="Times New Roman"/>
+          <w:b w:val="0"/>
+          <w:i w:val="0"/>
+          <w:sz w:val="22"/>
+        </w:rPr>
+      </w:r>
+    </w:p>
+    <w:p>
+      <w:pPr>
+        <w:spacing w:after="40" w:line="240" w:lineRule="auto"/>
+      </w:pPr>
+      <w:r>
+        <w:rPr>
+          <w:rFonts w:ascii="Times New Roman" w:hAnsi="Times New Roman"/>
           <w:b/>
           <w:i w:val="0"/>
           <w:sz w:val="22"/>
@@ -279,7 +614,73 @@
           <w:i/>
           <w:sz w:val="20"/>
         </w:rPr>
-        <w:t>Formula: (Cash + Current Investments) / Total Current Liabilities</w:t>
+        <w:t>Formula: (Cash and Cash Equivalents + Current Investments) / Total Current Liabilities</w:t>
+      </w:r>
+    </w:p>
+    <w:p>
+      <w:pPr>
+        <w:spacing w:after="40" w:line="240" w:lineRule="auto"/>
+      </w:pPr>
+      <w:r>
+        <w:rPr>
+          <w:rFonts w:ascii="Times New Roman" w:hAnsi="Times New Roman"/>
+          <w:b w:val="0"/>
+          <w:i w:val="0"/>
+          <w:sz w:val="22"/>
+        </w:rPr>
+      </w:r>
+    </w:p>
+    <w:p>
+      <w:pPr>
+        <w:spacing w:after="40" w:line="240" w:lineRule="auto"/>
+      </w:pPr>
+      <w:r>
+        <w:rPr>
+          <w:rFonts w:ascii="Times New Roman" w:hAnsi="Times New Roman"/>
+          <w:b/>
+          <w:i w:val="0"/>
+          <w:sz w:val="20"/>
+        </w:rPr>
+        <w:t>HCL Technologies FY2025 - Input Values:</w:t>
+      </w:r>
+    </w:p>
+    <w:p>
+      <w:pPr>
+        <w:pStyle w:val="ListBullet"/>
+        <w:spacing w:after="20"/>
+      </w:pPr>
+      <w:r>
+        <w:rPr>
+          <w:rFonts w:ascii="Times New Roman" w:hAnsi="Times New Roman"/>
+          <w:sz w:val="18"/>
+        </w:rPr>
+        <w:t>Cash and Cash Equivalents = 21,289 (from HCL Balance Sheet → 'Cash And Cash Equivalents' row)</w:t>
+      </w:r>
+    </w:p>
+    <w:p>
+      <w:pPr>
+        <w:pStyle w:val="ListBullet"/>
+        <w:spacing w:after="20"/>
+      </w:pPr>
+      <w:r>
+        <w:rPr>
+          <w:rFonts w:ascii="Times New Roman" w:hAnsi="Times New Roman"/>
+          <w:sz w:val="18"/>
+        </w:rPr>
+        <w:t>Current Investments = 7,473 (from HCL Balance Sheet → 'Current Investments' row)</w:t>
+      </w:r>
+    </w:p>
+    <w:p>
+      <w:pPr>
+        <w:pStyle w:val="ListBullet"/>
+        <w:spacing w:after="20"/>
+      </w:pPr>
+      <w:r>
+        <w:rPr>
+          <w:rFonts w:ascii="Times New Roman" w:hAnsi="Times New Roman"/>
+          <w:sz w:val="18"/>
+        </w:rPr>
+        <w:t>Total Current Liabilities = 28,039 (from HCL Balance Sheet → 'Total Current Liabilities' row)</w:t>
       </w:r>
     </w:p>
     <w:p>
@@ -293,7 +694,87 @@
           <w:i w:val="0"/>
           <w:sz w:val="20"/>
         </w:rPr>
-        <w:t>HCL FY2025: (21,289 + 7,473) / 28,039 = 1.03x</w:t>
+        <w:t>Substitution: Absolute Liquid Ratio = (21,289 + 7,473) / 28,039 = 28,762 / 28,039</w:t>
+      </w:r>
+    </w:p>
+    <w:p>
+      <w:pPr>
+        <w:spacing w:after="40" w:line="240" w:lineRule="auto"/>
+      </w:pPr>
+      <w:r>
+        <w:rPr>
+          <w:rFonts w:ascii="Times New Roman" w:hAnsi="Times New Roman"/>
+          <w:b/>
+          <w:i w:val="0"/>
+          <w:sz w:val="20"/>
+        </w:rPr>
+        <w:t>Result: Absolute Liquid Ratio = 1.03x</w:t>
+      </w:r>
+    </w:p>
+    <w:p>
+      <w:pPr>
+        <w:spacing w:after="40" w:line="240" w:lineRule="auto"/>
+      </w:pPr>
+      <w:r>
+        <w:rPr>
+          <w:rFonts w:ascii="Times New Roman" w:hAnsi="Times New Roman"/>
+          <w:b w:val="0"/>
+          <w:i w:val="0"/>
+          <w:sz w:val="22"/>
+        </w:rPr>
+      </w:r>
+    </w:p>
+    <w:p>
+      <w:pPr>
+        <w:spacing w:after="40" w:line="240" w:lineRule="auto"/>
+      </w:pPr>
+      <w:r>
+        <w:rPr>
+          <w:rFonts w:ascii="Times New Roman" w:hAnsi="Times New Roman"/>
+          <w:b/>
+          <w:i w:val="0"/>
+          <w:sz w:val="20"/>
+        </w:rPr>
+        <w:t>Wipro FY2025 - Input Values:</w:t>
+      </w:r>
+    </w:p>
+    <w:p>
+      <w:pPr>
+        <w:pStyle w:val="ListBullet"/>
+        <w:spacing w:after="20"/>
+      </w:pPr>
+      <w:r>
+        <w:rPr>
+          <w:rFonts w:ascii="Times New Roman" w:hAnsi="Times New Roman"/>
+          <w:sz w:val="18"/>
+        </w:rPr>
+        <w:t>Cash and Cash Equivalents = 12,197.4 (from Wipro Balance Sheet → 'Cash And Cash Equivalents' row)</w:t>
+      </w:r>
+    </w:p>
+    <w:p>
+      <w:pPr>
+        <w:pStyle w:val="ListBullet"/>
+        <w:spacing w:after="20"/>
+      </w:pPr>
+      <w:r>
+        <w:rPr>
+          <w:rFonts w:ascii="Times New Roman" w:hAnsi="Times New Roman"/>
+          <w:sz w:val="18"/>
+        </w:rPr>
+        <w:t>Current Investments = 41,147.4 (from Wipro Balance Sheet → 'Current Investments' row)</w:t>
+      </w:r>
+    </w:p>
+    <w:p>
+      <w:pPr>
+        <w:pStyle w:val="ListBullet"/>
+        <w:spacing w:after="20"/>
+      </w:pPr>
+      <w:r>
+        <w:rPr>
+          <w:rFonts w:ascii="Times New Roman" w:hAnsi="Times New Roman"/>
+          <w:sz w:val="18"/>
+        </w:rPr>
+        <w:t>Total Current Liabilities = 28,625.3 (from Wipro Balance Sheet → 'Total Current Liabilities' row)</w:t>
       </w:r>
     </w:p>
     <w:p>
@@ -307,7 +788,196 @@
           <w:i w:val="0"/>
           <w:sz w:val="20"/>
         </w:rPr>
-        <w:t>Wipro FY2025: (12,197.4 + 41,147.4) / 28,625.3 = 1.86x</w:t>
+        <w:t>Substitution: Absolute Liquid Ratio = (12,197.4 + 41,147.4) / 28,625.3 = 53,344.8 / 28,625.3</w:t>
+      </w:r>
+    </w:p>
+    <w:p>
+      <w:pPr>
+        <w:spacing w:after="40" w:line="240" w:lineRule="auto"/>
+      </w:pPr>
+      <w:r>
+        <w:rPr>
+          <w:rFonts w:ascii="Times New Roman" w:hAnsi="Times New Roman"/>
+          <w:b/>
+          <w:i w:val="0"/>
+          <w:sz w:val="20"/>
+        </w:rPr>
+        <w:t>Result: Absolute Liquid Ratio = 1.86x</w:t>
+      </w:r>
+    </w:p>
+    <w:p>
+      <w:pPr>
+        <w:spacing w:after="40" w:line="240" w:lineRule="auto"/>
+      </w:pPr>
+      <w:r>
+        <w:rPr>
+          <w:rFonts w:ascii="Times New Roman" w:hAnsi="Times New Roman"/>
+          <w:b w:val="0"/>
+          <w:i w:val="0"/>
+          <w:sz w:val="22"/>
+        </w:rPr>
+      </w:r>
+    </w:p>
+    <w:p>
+      <w:pPr>
+        <w:spacing w:after="40" w:line="240" w:lineRule="auto"/>
+      </w:pPr>
+      <w:r>
+        <w:rPr>
+          <w:rFonts w:ascii="Times New Roman" w:hAnsi="Times New Roman"/>
+          <w:b w:val="0"/>
+          <w:i/>
+          <w:sz w:val="20"/>
+        </w:rPr>
+        <w:t>Interpretation: Wipro's absolute liquid ratio is significantly higher (1.86x vs 1.03x) due to its massive current investment portfolio. Both are well above the standard benchmark of 0.5x.</w:t>
+      </w:r>
+    </w:p>
+    <w:p>
+      <w:pPr>
+        <w:spacing w:after="40" w:line="240" w:lineRule="auto"/>
+      </w:pPr>
+      <w:r>
+        <w:rPr>
+          <w:rFonts w:ascii="Times New Roman" w:hAnsi="Times New Roman"/>
+          <w:b w:val="0"/>
+          <w:i w:val="0"/>
+          <w:sz w:val="22"/>
+        </w:rPr>
+      </w:r>
+    </w:p>
+    <w:p>
+      <w:pPr>
+        <w:pStyle w:val="Heading2"/>
+        <w:spacing w:before="120" w:after="60"/>
+      </w:pPr>
+      <w:r>
+        <w:rPr>
+          <w:rFonts w:ascii="Times New Roman" w:hAnsi="Times New Roman"/>
+          <w:color w:val="1F4E79"/>
+        </w:rPr>
+        <w:t>B. Profitability Ratios</w:t>
+      </w:r>
+    </w:p>
+    <w:p>
+      <w:pPr>
+        <w:spacing w:after="40" w:line="240" w:lineRule="auto"/>
+      </w:pPr>
+      <w:r>
+        <w:rPr>
+          <w:rFonts w:ascii="Times New Roman" w:hAnsi="Times New Roman"/>
+          <w:b/>
+          <w:i w:val="0"/>
+          <w:sz w:val="22"/>
+        </w:rPr>
+        <w:t>4. Gross Profit Ratio (%)</w:t>
+      </w:r>
+    </w:p>
+    <w:p>
+      <w:pPr>
+        <w:spacing w:after="40" w:line="240" w:lineRule="auto"/>
+      </w:pPr>
+      <w:r>
+        <w:rPr>
+          <w:rFonts w:ascii="Times New Roman" w:hAnsi="Times New Roman"/>
+          <w:b w:val="0"/>
+          <w:i/>
+          <w:sz w:val="20"/>
+        </w:rPr>
+        <w:t>Formula: (Revenue - COGS) / Revenue x 100</w:t>
+        <w:br/>
+        <w:t>where COGS = Purchase of Stock-in-Trade + Operating &amp; Direct Expenses + Changes in Inventories</w:t>
+      </w:r>
+    </w:p>
+    <w:p>
+      <w:pPr>
+        <w:spacing w:after="40" w:line="240" w:lineRule="auto"/>
+      </w:pPr>
+      <w:r>
+        <w:rPr>
+          <w:rFonts w:ascii="Times New Roman" w:hAnsi="Times New Roman"/>
+          <w:b w:val="0"/>
+          <w:i w:val="0"/>
+          <w:sz w:val="22"/>
+        </w:rPr>
+      </w:r>
+    </w:p>
+    <w:p>
+      <w:pPr>
+        <w:spacing w:after="40" w:line="240" w:lineRule="auto"/>
+      </w:pPr>
+      <w:r>
+        <w:rPr>
+          <w:rFonts w:ascii="Times New Roman" w:hAnsi="Times New Roman"/>
+          <w:b/>
+          <w:i w:val="0"/>
+          <w:sz w:val="20"/>
+        </w:rPr>
+        <w:t>HCL Technologies FY2025 - Input Values:</w:t>
+      </w:r>
+    </w:p>
+    <w:p>
+      <w:pPr>
+        <w:pStyle w:val="ListBullet"/>
+        <w:spacing w:after="20"/>
+      </w:pPr>
+      <w:r>
+        <w:rPr>
+          <w:rFonts w:ascii="Times New Roman" w:hAnsi="Times New Roman"/>
+          <w:sz w:val="18"/>
+        </w:rPr>
+        <w:t>Revenue = 1,17,055 (from HCL P&amp;L → 'Revenue From Operations [Net]' row)</w:t>
+      </w:r>
+    </w:p>
+    <w:p>
+      <w:pPr>
+        <w:pStyle w:val="ListBullet"/>
+        <w:spacing w:after="20"/>
+      </w:pPr>
+      <w:r>
+        <w:rPr>
+          <w:rFonts w:ascii="Times New Roman" w:hAnsi="Times New Roman"/>
+          <w:sz w:val="18"/>
+        </w:rPr>
+        <w:t>Purchase of Stock-in-Trade = 1,976 (from HCL P&amp;L → 'Purchase Of Stock-In Trade' row)</w:t>
+      </w:r>
+    </w:p>
+    <w:p>
+      <w:pPr>
+        <w:pStyle w:val="ListBullet"/>
+        <w:spacing w:after="20"/>
+      </w:pPr>
+      <w:r>
+        <w:rPr>
+          <w:rFonts w:ascii="Times New Roman" w:hAnsi="Times New Roman"/>
+          <w:sz w:val="18"/>
+        </w:rPr>
+        <w:t>Operating &amp; Direct Expenses = 15,162 (from HCL P&amp;L → 'Operating And Direct Expenses' row)</w:t>
+      </w:r>
+    </w:p>
+    <w:p>
+      <w:pPr>
+        <w:pStyle w:val="ListBullet"/>
+        <w:spacing w:after="20"/>
+      </w:pPr>
+      <w:r>
+        <w:rPr>
+          <w:rFonts w:ascii="Times New Roman" w:hAnsi="Times New Roman"/>
+          <w:sz w:val="18"/>
+        </w:rPr>
+        <w:t>Changes in Inventories = 52 (from HCL P&amp;L → 'Changes In Inventories' row)</w:t>
+      </w:r>
+    </w:p>
+    <w:p>
+      <w:pPr>
+        <w:pStyle w:val="ListBullet"/>
+        <w:spacing w:after="20"/>
+      </w:pPr>
+      <w:r>
+        <w:rPr>
+          <w:rFonts w:ascii="Times New Roman" w:hAnsi="Times New Roman"/>
+          <w:sz w:val="18"/>
+        </w:rPr>
+        <w:t>COGS = 1,976 + 15,162 + 52 = 17,190</w:t>
       </w:r>
     </w:p>
     <w:p>
@@ -321,7 +991,21 @@
           <w:i w:val="0"/>
           <w:sz w:val="20"/>
         </w:rPr>
-        <w:t>Interpretation: Wipro's absolute liquid ratio is significantly higher (1.86x vs 1.03x) due to its massive current investment portfolio. Both are well above the standard benchmark of 0.5x.</w:t>
+        <w:t>Substitution: Gross Profit Ratio = (1,17,055 - 17,190) / 1,17,055 x 100 = 99,865 / 1,17,055 x 100</w:t>
+      </w:r>
+    </w:p>
+    <w:p>
+      <w:pPr>
+        <w:spacing w:after="40" w:line="240" w:lineRule="auto"/>
+      </w:pPr>
+      <w:r>
+        <w:rPr>
+          <w:rFonts w:ascii="Times New Roman" w:hAnsi="Times New Roman"/>
+          <w:b/>
+          <w:i w:val="0"/>
+          <w:sz w:val="20"/>
+        </w:rPr>
+        <w:t>Result: Gross Profit Ratio = 85.31%</w:t>
       </w:r>
     </w:p>
     <w:p>
@@ -339,15 +1023,149 @@
     </w:p>
     <w:p>
       <w:pPr>
-        <w:pStyle w:val="Heading2"/>
-        <w:spacing w:before="120" w:after="60"/>
-      </w:pPr>
-      <w:r>
-        <w:rPr>
-          <w:rFonts w:ascii="Times New Roman" w:hAnsi="Times New Roman"/>
-          <w:color w:val="1F4E79"/>
-        </w:rPr>
-        <w:t>B. Profitability Ratios</w:t>
+        <w:spacing w:after="40" w:line="240" w:lineRule="auto"/>
+      </w:pPr>
+      <w:r>
+        <w:rPr>
+          <w:rFonts w:ascii="Times New Roman" w:hAnsi="Times New Roman"/>
+          <w:b/>
+          <w:i w:val="0"/>
+          <w:sz w:val="20"/>
+        </w:rPr>
+        <w:t>Wipro FY2025 - Input Values:</w:t>
+      </w:r>
+    </w:p>
+    <w:p>
+      <w:pPr>
+        <w:pStyle w:val="ListBullet"/>
+        <w:spacing w:after="20"/>
+      </w:pPr>
+      <w:r>
+        <w:rPr>
+          <w:rFonts w:ascii="Times New Roman" w:hAnsi="Times New Roman"/>
+          <w:sz w:val="18"/>
+        </w:rPr>
+        <w:t>Revenue = 89,088.4 (from Wipro P&amp;L → 'Revenue From Operations [Net]' row)</w:t>
+      </w:r>
+    </w:p>
+    <w:p>
+      <w:pPr>
+        <w:pStyle w:val="ListBullet"/>
+        <w:spacing w:after="20"/>
+      </w:pPr>
+      <w:r>
+        <w:rPr>
+          <w:rFonts w:ascii="Times New Roman" w:hAnsi="Times New Roman"/>
+          <w:sz w:val="18"/>
+        </w:rPr>
+        <w:t>Purchase of Stock-in-Trade = 296.7 (from Wipro P&amp;L → 'Purchase Of Stock-In Trade' row)</w:t>
+      </w:r>
+    </w:p>
+    <w:p>
+      <w:pPr>
+        <w:pStyle w:val="ListBullet"/>
+        <w:spacing w:after="20"/>
+      </w:pPr>
+      <w:r>
+        <w:rPr>
+          <w:rFonts w:ascii="Times New Roman" w:hAnsi="Times New Roman"/>
+          <w:sz w:val="18"/>
+        </w:rPr>
+        <w:t>Operating &amp; Direct Expenses = 12,332.8 (from Wipro P&amp;L → 'Operating And Direct Expenses' row)</w:t>
+      </w:r>
+    </w:p>
+    <w:p>
+      <w:pPr>
+        <w:pStyle w:val="ListBullet"/>
+        <w:spacing w:after="20"/>
+      </w:pPr>
+      <w:r>
+        <w:rPr>
+          <w:rFonts w:ascii="Times New Roman" w:hAnsi="Times New Roman"/>
+          <w:sz w:val="18"/>
+        </w:rPr>
+        <w:t>Changes in Inventories = 19.5 (from Wipro P&amp;L → 'Changes In Inventories' row)</w:t>
+      </w:r>
+    </w:p>
+    <w:p>
+      <w:pPr>
+        <w:pStyle w:val="ListBullet"/>
+        <w:spacing w:after="20"/>
+      </w:pPr>
+      <w:r>
+        <w:rPr>
+          <w:rFonts w:ascii="Times New Roman" w:hAnsi="Times New Roman"/>
+          <w:sz w:val="18"/>
+        </w:rPr>
+        <w:t>COGS = 296.7 + 12,332.8 + 19.5 = 12,649.0</w:t>
+      </w:r>
+    </w:p>
+    <w:p>
+      <w:pPr>
+        <w:spacing w:after="40" w:line="240" w:lineRule="auto"/>
+      </w:pPr>
+      <w:r>
+        <w:rPr>
+          <w:rFonts w:ascii="Times New Roman" w:hAnsi="Times New Roman"/>
+          <w:b w:val="0"/>
+          <w:i w:val="0"/>
+          <w:sz w:val="20"/>
+        </w:rPr>
+        <w:t>Substitution: Gross Profit Ratio = (89,088.4 - 12,649.0) / 89,088.4 x 100</w:t>
+      </w:r>
+    </w:p>
+    <w:p>
+      <w:pPr>
+        <w:spacing w:after="40" w:line="240" w:lineRule="auto"/>
+      </w:pPr>
+      <w:r>
+        <w:rPr>
+          <w:rFonts w:ascii="Times New Roman" w:hAnsi="Times New Roman"/>
+          <w:b/>
+          <w:i w:val="0"/>
+          <w:sz w:val="20"/>
+        </w:rPr>
+        <w:t>Result: Gross Profit Ratio = 85.80%</w:t>
+      </w:r>
+    </w:p>
+    <w:p>
+      <w:pPr>
+        <w:spacing w:after="40" w:line="240" w:lineRule="auto"/>
+      </w:pPr>
+      <w:r>
+        <w:rPr>
+          <w:rFonts w:ascii="Times New Roman" w:hAnsi="Times New Roman"/>
+          <w:b w:val="0"/>
+          <w:i w:val="0"/>
+          <w:sz w:val="22"/>
+        </w:rPr>
+      </w:r>
+    </w:p>
+    <w:p>
+      <w:pPr>
+        <w:spacing w:after="40" w:line="240" w:lineRule="auto"/>
+      </w:pPr>
+      <w:r>
+        <w:rPr>
+          <w:rFonts w:ascii="Times New Roman" w:hAnsi="Times New Roman"/>
+          <w:b w:val="0"/>
+          <w:i/>
+          <w:sz w:val="20"/>
+        </w:rPr>
+        <w:t>Interpretation: High GP ratios (&gt;85%) are normal for IT services where direct material costs are minimal. The primary cost driver is employee expenses, which is classified separately.</w:t>
+      </w:r>
+    </w:p>
+    <w:p>
+      <w:pPr>
+        <w:spacing w:after="40" w:line="240" w:lineRule="auto"/>
+      </w:pPr>
+      <w:r>
+        <w:rPr>
+          <w:rFonts w:ascii="Times New Roman" w:hAnsi="Times New Roman"/>
+          <w:b w:val="0"/>
+          <w:i w:val="0"/>
+          <w:sz w:val="22"/>
+        </w:rPr>
       </w:r>
     </w:p>
     <w:p>
@@ -361,7 +1179,7 @@
           <w:i w:val="0"/>
           <w:sz w:val="22"/>
         </w:rPr>
-        <w:t>4. Gross Profit Ratio (%)</w:t>
+        <w:t>5. Operating Profit Ratio (%) - EBIT Margin</w:t>
       </w:r>
     </w:p>
     <w:p>
@@ -375,7 +1193,88 @@
           <w:i/>
           <w:sz w:val="20"/>
         </w:rPr>
-        <w:t>Formula: (Revenue - COGS) / Revenue x 100, where COGS = Purchase + Operating Expenses + Inventory Changes</w:t>
+        <w:t>Formula: EBIT / Revenue x 100</w:t>
+        <w:br/>
+        <w:t>where EBIT = Profit Before Tax (PBT) + Finance Costs</w:t>
+      </w:r>
+    </w:p>
+    <w:p>
+      <w:pPr>
+        <w:spacing w:after="40" w:line="240" w:lineRule="auto"/>
+      </w:pPr>
+      <w:r>
+        <w:rPr>
+          <w:rFonts w:ascii="Times New Roman" w:hAnsi="Times New Roman"/>
+          <w:b w:val="0"/>
+          <w:i w:val="0"/>
+          <w:sz w:val="22"/>
+        </w:rPr>
+      </w:r>
+    </w:p>
+    <w:p>
+      <w:pPr>
+        <w:spacing w:after="40" w:line="240" w:lineRule="auto"/>
+      </w:pPr>
+      <w:r>
+        <w:rPr>
+          <w:rFonts w:ascii="Times New Roman" w:hAnsi="Times New Roman"/>
+          <w:b/>
+          <w:i w:val="0"/>
+          <w:sz w:val="20"/>
+        </w:rPr>
+        <w:t>HCL Technologies FY2025 - Input Values:</w:t>
+      </w:r>
+    </w:p>
+    <w:p>
+      <w:pPr>
+        <w:pStyle w:val="ListBullet"/>
+        <w:spacing w:after="20"/>
+      </w:pPr>
+      <w:r>
+        <w:rPr>
+          <w:rFonts w:ascii="Times New Roman" w:hAnsi="Times New Roman"/>
+          <w:sz w:val="18"/>
+        </w:rPr>
+        <w:t>PBT = 23,261 (from HCL P&amp;L → 'Profit/Loss Before Tax' row)</w:t>
+      </w:r>
+    </w:p>
+    <w:p>
+      <w:pPr>
+        <w:pStyle w:val="ListBullet"/>
+        <w:spacing w:after="20"/>
+      </w:pPr>
+      <w:r>
+        <w:rPr>
+          <w:rFonts w:ascii="Times New Roman" w:hAnsi="Times New Roman"/>
+          <w:sz w:val="18"/>
+        </w:rPr>
+        <w:t>Finance Costs = 644 (from HCL P&amp;L → 'Finance Costs' row)</w:t>
+      </w:r>
+    </w:p>
+    <w:p>
+      <w:pPr>
+        <w:pStyle w:val="ListBullet"/>
+        <w:spacing w:after="20"/>
+      </w:pPr>
+      <w:r>
+        <w:rPr>
+          <w:rFonts w:ascii="Times New Roman" w:hAnsi="Times New Roman"/>
+          <w:sz w:val="18"/>
+        </w:rPr>
+        <w:t>EBIT = 23,261 + 644 = 23,905</w:t>
+      </w:r>
+    </w:p>
+    <w:p>
+      <w:pPr>
+        <w:pStyle w:val="ListBullet"/>
+        <w:spacing w:after="20"/>
+      </w:pPr>
+      <w:r>
+        <w:rPr>
+          <w:rFonts w:ascii="Times New Roman" w:hAnsi="Times New Roman"/>
+          <w:sz w:val="18"/>
+        </w:rPr>
+        <w:t>Revenue = 1,17,055 (from HCL P&amp;L → 'Revenue From Operations [Net]' row)</w:t>
       </w:r>
     </w:p>
     <w:p>
@@ -389,7 +1288,100 @@
           <w:i w:val="0"/>
           <w:sz w:val="20"/>
         </w:rPr>
-        <w:t>HCL FY2025: (1,17,055 - 17,190) / 1,17,055 x 100 = 85.31%</w:t>
+        <w:t>Substitution: Operating Profit Ratio = 23,905 / 1,17,055 x 100</w:t>
+      </w:r>
+    </w:p>
+    <w:p>
+      <w:pPr>
+        <w:spacing w:after="40" w:line="240" w:lineRule="auto"/>
+      </w:pPr>
+      <w:r>
+        <w:rPr>
+          <w:rFonts w:ascii="Times New Roman" w:hAnsi="Times New Roman"/>
+          <w:b/>
+          <w:i w:val="0"/>
+          <w:sz w:val="20"/>
+        </w:rPr>
+        <w:t>Result: Operating Profit Ratio = 20.42%</w:t>
+      </w:r>
+    </w:p>
+    <w:p>
+      <w:pPr>
+        <w:spacing w:after="40" w:line="240" w:lineRule="auto"/>
+      </w:pPr>
+      <w:r>
+        <w:rPr>
+          <w:rFonts w:ascii="Times New Roman" w:hAnsi="Times New Roman"/>
+          <w:b w:val="0"/>
+          <w:i w:val="0"/>
+          <w:sz w:val="22"/>
+        </w:rPr>
+      </w:r>
+    </w:p>
+    <w:p>
+      <w:pPr>
+        <w:spacing w:after="40" w:line="240" w:lineRule="auto"/>
+      </w:pPr>
+      <w:r>
+        <w:rPr>
+          <w:rFonts w:ascii="Times New Roman" w:hAnsi="Times New Roman"/>
+          <w:b/>
+          <w:i w:val="0"/>
+          <w:sz w:val="20"/>
+        </w:rPr>
+        <w:t>Wipro FY2025 - Input Values:</w:t>
+      </w:r>
+    </w:p>
+    <w:p>
+      <w:pPr>
+        <w:pStyle w:val="ListBullet"/>
+        <w:spacing w:after="20"/>
+      </w:pPr>
+      <w:r>
+        <w:rPr>
+          <w:rFonts w:ascii="Times New Roman" w:hAnsi="Times New Roman"/>
+          <w:sz w:val="18"/>
+        </w:rPr>
+        <w:t>PBT = 17,470.3 (from Wipro P&amp;L → 'Profit/Loss Before Tax' row)</w:t>
+      </w:r>
+    </w:p>
+    <w:p>
+      <w:pPr>
+        <w:pStyle w:val="ListBullet"/>
+        <w:spacing w:after="20"/>
+      </w:pPr>
+      <w:r>
+        <w:rPr>
+          <w:rFonts w:ascii="Times New Roman" w:hAnsi="Times New Roman"/>
+          <w:sz w:val="18"/>
+        </w:rPr>
+        <w:t>Finance Costs = 1,477 (from Wipro P&amp;L → 'Finance Costs' row)</w:t>
+      </w:r>
+    </w:p>
+    <w:p>
+      <w:pPr>
+        <w:pStyle w:val="ListBullet"/>
+        <w:spacing w:after="20"/>
+      </w:pPr>
+      <w:r>
+        <w:rPr>
+          <w:rFonts w:ascii="Times New Roman" w:hAnsi="Times New Roman"/>
+          <w:sz w:val="18"/>
+        </w:rPr>
+        <w:t>EBIT = 17,470.3 + 1,477 = 18,947.3</w:t>
+      </w:r>
+    </w:p>
+    <w:p>
+      <w:pPr>
+        <w:pStyle w:val="ListBullet"/>
+        <w:spacing w:after="20"/>
+      </w:pPr>
+      <w:r>
+        <w:rPr>
+          <w:rFonts w:ascii="Times New Roman" w:hAnsi="Times New Roman"/>
+          <w:sz w:val="18"/>
+        </w:rPr>
+        <w:t>Revenue = 89,088.4 (from Wipro P&amp;L → 'Revenue From Operations [Net]' row)</w:t>
       </w:r>
     </w:p>
     <w:p>
@@ -403,7 +1395,142 @@
           <w:i w:val="0"/>
           <w:sz w:val="20"/>
         </w:rPr>
-        <w:t>Wipro FY2025: (89,088.4 - 12,649.0) / 89,088.4 x 100 = 85.80%</w:t>
+        <w:t>Substitution: Operating Profit Ratio = 18,947.3 / 89,088.4 x 100</w:t>
+      </w:r>
+    </w:p>
+    <w:p>
+      <w:pPr>
+        <w:spacing w:after="40" w:line="240" w:lineRule="auto"/>
+      </w:pPr>
+      <w:r>
+        <w:rPr>
+          <w:rFonts w:ascii="Times New Roman" w:hAnsi="Times New Roman"/>
+          <w:b/>
+          <w:i w:val="0"/>
+          <w:sz w:val="20"/>
+        </w:rPr>
+        <w:t>Result: Operating Profit Ratio = 21.27%</w:t>
+      </w:r>
+    </w:p>
+    <w:p>
+      <w:pPr>
+        <w:spacing w:after="40" w:line="240" w:lineRule="auto"/>
+      </w:pPr>
+      <w:r>
+        <w:rPr>
+          <w:rFonts w:ascii="Times New Roman" w:hAnsi="Times New Roman"/>
+          <w:b w:val="0"/>
+          <w:i w:val="0"/>
+          <w:sz w:val="22"/>
+        </w:rPr>
+      </w:r>
+    </w:p>
+    <w:p>
+      <w:pPr>
+        <w:spacing w:after="40" w:line="240" w:lineRule="auto"/>
+      </w:pPr>
+      <w:r>
+        <w:rPr>
+          <w:rFonts w:ascii="Times New Roman" w:hAnsi="Times New Roman"/>
+          <w:b w:val="0"/>
+          <w:i/>
+          <w:sz w:val="20"/>
+        </w:rPr>
+        <w:t>Interpretation: HCL's EBIT margin (20.42%) marginally trails Wipro (21.26%) in FY2025. However, HCL has been more consistent over 5 years with less volatility in operating margins.</w:t>
+      </w:r>
+    </w:p>
+    <w:p>
+      <w:pPr>
+        <w:spacing w:after="40" w:line="240" w:lineRule="auto"/>
+      </w:pPr>
+      <w:r>
+        <w:rPr>
+          <w:rFonts w:ascii="Times New Roman" w:hAnsi="Times New Roman"/>
+          <w:b w:val="0"/>
+          <w:i w:val="0"/>
+          <w:sz w:val="22"/>
+        </w:rPr>
+      </w:r>
+    </w:p>
+    <w:p>
+      <w:pPr>
+        <w:spacing w:after="40" w:line="240" w:lineRule="auto"/>
+      </w:pPr>
+      <w:r>
+        <w:rPr>
+          <w:rFonts w:ascii="Times New Roman" w:hAnsi="Times New Roman"/>
+          <w:b/>
+          <w:i w:val="0"/>
+          <w:sz w:val="22"/>
+        </w:rPr>
+        <w:t>6. Net Profit Ratio (%)</w:t>
+      </w:r>
+    </w:p>
+    <w:p>
+      <w:pPr>
+        <w:spacing w:after="40" w:line="240" w:lineRule="auto"/>
+      </w:pPr>
+      <w:r>
+        <w:rPr>
+          <w:rFonts w:ascii="Times New Roman" w:hAnsi="Times New Roman"/>
+          <w:b w:val="0"/>
+          <w:i/>
+          <w:sz w:val="20"/>
+        </w:rPr>
+        <w:t>Formula: Profit After Tax (PAT) / Revenue x 100</w:t>
+      </w:r>
+    </w:p>
+    <w:p>
+      <w:pPr>
+        <w:spacing w:after="40" w:line="240" w:lineRule="auto"/>
+      </w:pPr>
+      <w:r>
+        <w:rPr>
+          <w:rFonts w:ascii="Times New Roman" w:hAnsi="Times New Roman"/>
+          <w:b w:val="0"/>
+          <w:i w:val="0"/>
+          <w:sz w:val="22"/>
+        </w:rPr>
+      </w:r>
+    </w:p>
+    <w:p>
+      <w:pPr>
+        <w:spacing w:after="40" w:line="240" w:lineRule="auto"/>
+      </w:pPr>
+      <w:r>
+        <w:rPr>
+          <w:rFonts w:ascii="Times New Roman" w:hAnsi="Times New Roman"/>
+          <w:b/>
+          <w:i w:val="0"/>
+          <w:sz w:val="20"/>
+        </w:rPr>
+        <w:t>HCL Technologies FY2025 - Input Values:</w:t>
+      </w:r>
+    </w:p>
+    <w:p>
+      <w:pPr>
+        <w:pStyle w:val="ListBullet"/>
+        <w:spacing w:after="20"/>
+      </w:pPr>
+      <w:r>
+        <w:rPr>
+          <w:rFonts w:ascii="Times New Roman" w:hAnsi="Times New Roman"/>
+          <w:sz w:val="18"/>
+        </w:rPr>
+        <w:t>PAT = 17,399 (from HCL P&amp;L → 'Profit/Loss After Tax' row)</w:t>
+      </w:r>
+    </w:p>
+    <w:p>
+      <w:pPr>
+        <w:pStyle w:val="ListBullet"/>
+        <w:spacing w:after="20"/>
+      </w:pPr>
+      <w:r>
+        <w:rPr>
+          <w:rFonts w:ascii="Times New Roman" w:hAnsi="Times New Roman"/>
+          <w:sz w:val="18"/>
+        </w:rPr>
+        <w:t>Revenue = 1,17,055 (from HCL P&amp;L → 'Revenue From Operations [Net]' row)</w:t>
       </w:r>
     </w:p>
     <w:p>
@@ -417,7 +1544,21 @@
           <w:i w:val="0"/>
           <w:sz w:val="20"/>
         </w:rPr>
-        <w:t>Interpretation: High GP ratios (&gt;85%) are normal for IT services where direct material costs are minimal. The primary cost driver is employee expenses, which is classified separately.</w:t>
+        <w:t>Substitution: Net Profit Ratio = 17,399 / 1,17,055 x 100</w:t>
+      </w:r>
+    </w:p>
+    <w:p>
+      <w:pPr>
+        <w:spacing w:after="40" w:line="240" w:lineRule="auto"/>
+      </w:pPr>
+      <w:r>
+        <w:rPr>
+          <w:rFonts w:ascii="Times New Roman" w:hAnsi="Times New Roman"/>
+          <w:b/>
+          <w:i w:val="0"/>
+          <w:sz w:val="20"/>
+        </w:rPr>
+        <w:t>Result: Net Profit Ratio = 14.86%</w:t>
       </w:r>
     </w:p>
     <w:p>
@@ -442,9 +1583,76 @@
           <w:rFonts w:ascii="Times New Roman" w:hAnsi="Times New Roman"/>
           <w:b/>
           <w:i w:val="0"/>
+          <w:sz w:val="20"/>
+        </w:rPr>
+        <w:t>Wipro FY2025 - Input Values:</w:t>
+      </w:r>
+    </w:p>
+    <w:p>
+      <w:pPr>
+        <w:pStyle w:val="ListBullet"/>
+        <w:spacing w:after="20"/>
+      </w:pPr>
+      <w:r>
+        <w:rPr>
+          <w:rFonts w:ascii="Times New Roman" w:hAnsi="Times New Roman"/>
+          <w:sz w:val="18"/>
+        </w:rPr>
+        <w:t>PAT = 13,192.6 (from Wipro P&amp;L → 'Profit/Loss After Tax' row)</w:t>
+      </w:r>
+    </w:p>
+    <w:p>
+      <w:pPr>
+        <w:pStyle w:val="ListBullet"/>
+        <w:spacing w:after="20"/>
+      </w:pPr>
+      <w:r>
+        <w:rPr>
+          <w:rFonts w:ascii="Times New Roman" w:hAnsi="Times New Roman"/>
+          <w:sz w:val="18"/>
+        </w:rPr>
+        <w:t>Revenue = 89,088.4 (from Wipro P&amp;L → 'Revenue From Operations [Net]' row)</w:t>
+      </w:r>
+    </w:p>
+    <w:p>
+      <w:pPr>
+        <w:spacing w:after="40" w:line="240" w:lineRule="auto"/>
+      </w:pPr>
+      <w:r>
+        <w:rPr>
+          <w:rFonts w:ascii="Times New Roman" w:hAnsi="Times New Roman"/>
+          <w:b w:val="0"/>
+          <w:i w:val="0"/>
+          <w:sz w:val="20"/>
+        </w:rPr>
+        <w:t>Substitution: Net Profit Ratio = 13,192.6 / 89,088.4 x 100</w:t>
+      </w:r>
+    </w:p>
+    <w:p>
+      <w:pPr>
+        <w:spacing w:after="40" w:line="240" w:lineRule="auto"/>
+      </w:pPr>
+      <w:r>
+        <w:rPr>
+          <w:rFonts w:ascii="Times New Roman" w:hAnsi="Times New Roman"/>
+          <w:b/>
+          <w:i w:val="0"/>
+          <w:sz w:val="20"/>
+        </w:rPr>
+        <w:t>Result: Net Profit Ratio = 14.81%</w:t>
+      </w:r>
+    </w:p>
+    <w:p>
+      <w:pPr>
+        <w:spacing w:after="40" w:line="240" w:lineRule="auto"/>
+      </w:pPr>
+      <w:r>
+        <w:rPr>
+          <w:rFonts w:ascii="Times New Roman" w:hAnsi="Times New Roman"/>
+          <w:b w:val="0"/>
+          <w:i w:val="0"/>
           <w:sz w:val="22"/>
         </w:rPr>
-        <w:t>5. Operating Profit Ratio (%) - EBIT Margin</w:t>
       </w:r>
     </w:p>
     <w:p>
@@ -458,7 +1666,129 @@
           <w:i/>
           <w:sz w:val="20"/>
         </w:rPr>
-        <w:t>Formula: (PBT + Finance Costs) / Revenue x 100</w:t>
+        <w:t>Interpretation: Both companies have comparable NPM in FY2025 (~14.8%), but HCL has maintained this level more consistently while Wipro dipped to 12.4% in FY2024 before recovering.</w:t>
+      </w:r>
+    </w:p>
+    <w:p>
+      <w:pPr>
+        <w:spacing w:after="40" w:line="240" w:lineRule="auto"/>
+      </w:pPr>
+      <w:r>
+        <w:rPr>
+          <w:rFonts w:ascii="Times New Roman" w:hAnsi="Times New Roman"/>
+          <w:b w:val="0"/>
+          <w:i w:val="0"/>
+          <w:sz w:val="22"/>
+        </w:rPr>
+      </w:r>
+    </w:p>
+    <w:p>
+      <w:pPr>
+        <w:spacing w:after="40" w:line="240" w:lineRule="auto"/>
+      </w:pPr>
+      <w:r>
+        <w:rPr>
+          <w:rFonts w:ascii="Times New Roman" w:hAnsi="Times New Roman"/>
+          <w:b/>
+          <w:i w:val="0"/>
+          <w:sz w:val="22"/>
+        </w:rPr>
+        <w:t>7. Return on Equity (ROE) (%)</w:t>
+      </w:r>
+    </w:p>
+    <w:p>
+      <w:pPr>
+        <w:spacing w:after="40" w:line="240" w:lineRule="auto"/>
+      </w:pPr>
+      <w:r>
+        <w:rPr>
+          <w:rFonts w:ascii="Times New Roman" w:hAnsi="Times New Roman"/>
+          <w:b w:val="0"/>
+          <w:i/>
+          <w:sz w:val="20"/>
+        </w:rPr>
+        <w:t>Formula: PAT / Average Shareholders' Funds x 100</w:t>
+        <w:br/>
+        <w:t>Average = (Opening + Closing) / 2</w:t>
+      </w:r>
+    </w:p>
+    <w:p>
+      <w:pPr>
+        <w:spacing w:after="40" w:line="240" w:lineRule="auto"/>
+      </w:pPr>
+      <w:r>
+        <w:rPr>
+          <w:rFonts w:ascii="Times New Roman" w:hAnsi="Times New Roman"/>
+          <w:b w:val="0"/>
+          <w:i w:val="0"/>
+          <w:sz w:val="22"/>
+        </w:rPr>
+      </w:r>
+    </w:p>
+    <w:p>
+      <w:pPr>
+        <w:spacing w:after="40" w:line="240" w:lineRule="auto"/>
+      </w:pPr>
+      <w:r>
+        <w:rPr>
+          <w:rFonts w:ascii="Times New Roman" w:hAnsi="Times New Roman"/>
+          <w:b/>
+          <w:i w:val="0"/>
+          <w:sz w:val="20"/>
+        </w:rPr>
+        <w:t>HCL Technologies FY2025 - Input Values:</w:t>
+      </w:r>
+    </w:p>
+    <w:p>
+      <w:pPr>
+        <w:pStyle w:val="ListBullet"/>
+        <w:spacing w:after="20"/>
+      </w:pPr>
+      <w:r>
+        <w:rPr>
+          <w:rFonts w:ascii="Times New Roman" w:hAnsi="Times New Roman"/>
+          <w:sz w:val="18"/>
+        </w:rPr>
+        <w:t>PAT = 17,399 (from HCL P&amp;L → 'Profit/Loss After Tax' row)</w:t>
+      </w:r>
+    </w:p>
+    <w:p>
+      <w:pPr>
+        <w:pStyle w:val="ListBullet"/>
+        <w:spacing w:after="20"/>
+      </w:pPr>
+      <w:r>
+        <w:rPr>
+          <w:rFonts w:ascii="Times New Roman" w:hAnsi="Times New Roman"/>
+          <w:sz w:val="18"/>
+        </w:rPr>
+        <w:t>Total Shareholders' Funds FY2025 = 69,655 (from HCL Balance Sheet → 'Total Shareholders Funds' row)</w:t>
+      </w:r>
+    </w:p>
+    <w:p>
+      <w:pPr>
+        <w:pStyle w:val="ListBullet"/>
+        <w:spacing w:after="20"/>
+      </w:pPr>
+      <w:r>
+        <w:rPr>
+          <w:rFonts w:ascii="Times New Roman" w:hAnsi="Times New Roman"/>
+          <w:sz w:val="18"/>
+        </w:rPr>
+        <w:t>Total Shareholders' Funds FY2024 = 68,263 (from HCL Balance Sheet FY2024 → same row)</w:t>
+      </w:r>
+    </w:p>
+    <w:p>
+      <w:pPr>
+        <w:pStyle w:val="ListBullet"/>
+        <w:spacing w:after="20"/>
+      </w:pPr>
+      <w:r>
+        <w:rPr>
+          <w:rFonts w:ascii="Times New Roman" w:hAnsi="Times New Roman"/>
+          <w:sz w:val="18"/>
+        </w:rPr>
+        <w:t>Average Shareholders' Funds = (69,655 + 68,263) / 2 = 68,959</w:t>
       </w:r>
     </w:p>
     <w:p>
@@ -472,7 +1802,100 @@
           <w:i w:val="0"/>
           <w:sz w:val="20"/>
         </w:rPr>
-        <w:t>HCL FY2025: (23,261 + 644) / 1,17,055 x 100 = 20.42%</w:t>
+        <w:t>Substitution: ROE = 17,399 / 68,959 x 100</w:t>
+      </w:r>
+    </w:p>
+    <w:p>
+      <w:pPr>
+        <w:spacing w:after="40" w:line="240" w:lineRule="auto"/>
+      </w:pPr>
+      <w:r>
+        <w:rPr>
+          <w:rFonts w:ascii="Times New Roman" w:hAnsi="Times New Roman"/>
+          <w:b/>
+          <w:i w:val="0"/>
+          <w:sz w:val="20"/>
+        </w:rPr>
+        <w:t>Result: ROE = 25.23%</w:t>
+      </w:r>
+    </w:p>
+    <w:p>
+      <w:pPr>
+        <w:spacing w:after="40" w:line="240" w:lineRule="auto"/>
+      </w:pPr>
+      <w:r>
+        <w:rPr>
+          <w:rFonts w:ascii="Times New Roman" w:hAnsi="Times New Roman"/>
+          <w:b w:val="0"/>
+          <w:i w:val="0"/>
+          <w:sz w:val="22"/>
+        </w:rPr>
+      </w:r>
+    </w:p>
+    <w:p>
+      <w:pPr>
+        <w:spacing w:after="40" w:line="240" w:lineRule="auto"/>
+      </w:pPr>
+      <w:r>
+        <w:rPr>
+          <w:rFonts w:ascii="Times New Roman" w:hAnsi="Times New Roman"/>
+          <w:b/>
+          <w:i w:val="0"/>
+          <w:sz w:val="20"/>
+        </w:rPr>
+        <w:t>Wipro FY2025 - Input Values:</w:t>
+      </w:r>
+    </w:p>
+    <w:p>
+      <w:pPr>
+        <w:pStyle w:val="ListBullet"/>
+        <w:spacing w:after="20"/>
+      </w:pPr>
+      <w:r>
+        <w:rPr>
+          <w:rFonts w:ascii="Times New Roman" w:hAnsi="Times New Roman"/>
+          <w:sz w:val="18"/>
+        </w:rPr>
+        <w:t>PAT = 13,192.6 (from Wipro P&amp;L → 'Profit/Loss After Tax' row)</w:t>
+      </w:r>
+    </w:p>
+    <w:p>
+      <w:pPr>
+        <w:pStyle w:val="ListBullet"/>
+        <w:spacing w:after="20"/>
+      </w:pPr>
+      <w:r>
+        <w:rPr>
+          <w:rFonts w:ascii="Times New Roman" w:hAnsi="Times New Roman"/>
+          <w:sz w:val="18"/>
+        </w:rPr>
+        <w:t>Total Shareholders' Funds FY2025 = 82,364.1 (from Wipro Balance Sheet → 'Total Shareholders Funds' row)</w:t>
+      </w:r>
+    </w:p>
+    <w:p>
+      <w:pPr>
+        <w:pStyle w:val="ListBullet"/>
+        <w:spacing w:after="20"/>
+      </w:pPr>
+      <w:r>
+        <w:rPr>
+          <w:rFonts w:ascii="Times New Roman" w:hAnsi="Times New Roman"/>
+          <w:sz w:val="18"/>
+        </w:rPr>
+        <w:t>Total Shareholders' Funds FY2024 = 74,533 (from Wipro Balance Sheet FY2024 → same row)</w:t>
+      </w:r>
+    </w:p>
+    <w:p>
+      <w:pPr>
+        <w:pStyle w:val="ListBullet"/>
+        <w:spacing w:after="20"/>
+      </w:pPr>
+      <w:r>
+        <w:rPr>
+          <w:rFonts w:ascii="Times New Roman" w:hAnsi="Times New Roman"/>
+          <w:sz w:val="18"/>
+        </w:rPr>
+        <w:t>Average Shareholders' Funds = (82,364.1 + 74,533) / 2 = 78,448.6</w:t>
       </w:r>
     </w:p>
     <w:p>
@@ -486,7 +1909,170 @@
           <w:i w:val="0"/>
           <w:sz w:val="20"/>
         </w:rPr>
-        <w:t>Wipro FY2025: (17,470.3 + 1,477) / 89,088.4 x 100 = 21.27%</w:t>
+        <w:t>Substitution: ROE = 13,192.6 / 78,448.6 x 100</w:t>
+      </w:r>
+    </w:p>
+    <w:p>
+      <w:pPr>
+        <w:spacing w:after="40" w:line="240" w:lineRule="auto"/>
+      </w:pPr>
+      <w:r>
+        <w:rPr>
+          <w:rFonts w:ascii="Times New Roman" w:hAnsi="Times New Roman"/>
+          <w:b/>
+          <w:i w:val="0"/>
+          <w:sz w:val="20"/>
+        </w:rPr>
+        <w:t>Result: ROE = 16.82%</w:t>
+      </w:r>
+    </w:p>
+    <w:p>
+      <w:pPr>
+        <w:spacing w:after="40" w:line="240" w:lineRule="auto"/>
+      </w:pPr>
+      <w:r>
+        <w:rPr>
+          <w:rFonts w:ascii="Times New Roman" w:hAnsi="Times New Roman"/>
+          <w:b w:val="0"/>
+          <w:i w:val="0"/>
+          <w:sz w:val="22"/>
+        </w:rPr>
+      </w:r>
+    </w:p>
+    <w:p>
+      <w:pPr>
+        <w:spacing w:after="40" w:line="240" w:lineRule="auto"/>
+      </w:pPr>
+      <w:r>
+        <w:rPr>
+          <w:rFonts w:ascii="Times New Roman" w:hAnsi="Times New Roman"/>
+          <w:b w:val="0"/>
+          <w:i/>
+          <w:sz w:val="20"/>
+        </w:rPr>
+        <w:t>Interpretation: HCL's ROE (25.24%) is significantly higher than Wipro's (16.82%), indicating HCL generates substantially more profit per rupee of shareholders' equity.</w:t>
+      </w:r>
+    </w:p>
+    <w:p>
+      <w:pPr>
+        <w:spacing w:after="40" w:line="240" w:lineRule="auto"/>
+      </w:pPr>
+      <w:r>
+        <w:rPr>
+          <w:rFonts w:ascii="Times New Roman" w:hAnsi="Times New Roman"/>
+          <w:b w:val="0"/>
+          <w:i w:val="0"/>
+          <w:sz w:val="22"/>
+        </w:rPr>
+      </w:r>
+    </w:p>
+    <w:p>
+      <w:pPr>
+        <w:spacing w:after="40" w:line="240" w:lineRule="auto"/>
+      </w:pPr>
+      <w:r>
+        <w:rPr>
+          <w:rFonts w:ascii="Times New Roman" w:hAnsi="Times New Roman"/>
+          <w:b/>
+          <w:i w:val="0"/>
+          <w:sz w:val="22"/>
+        </w:rPr>
+        <w:t>8. Return on Capital Employed (ROCE) (%)</w:t>
+      </w:r>
+    </w:p>
+    <w:p>
+      <w:pPr>
+        <w:spacing w:after="40" w:line="240" w:lineRule="auto"/>
+      </w:pPr>
+      <w:r>
+        <w:rPr>
+          <w:rFonts w:ascii="Times New Roman" w:hAnsi="Times New Roman"/>
+          <w:b w:val="0"/>
+          <w:i/>
+          <w:sz w:val="20"/>
+        </w:rPr>
+        <w:t>Formula: EBIT / Capital Employed x 100</w:t>
+        <w:br/>
+        <w:t>where Capital Employed = Total Assets - Total Current Liabilities</w:t>
+      </w:r>
+    </w:p>
+    <w:p>
+      <w:pPr>
+        <w:spacing w:after="40" w:line="240" w:lineRule="auto"/>
+      </w:pPr>
+      <w:r>
+        <w:rPr>
+          <w:rFonts w:ascii="Times New Roman" w:hAnsi="Times New Roman"/>
+          <w:b w:val="0"/>
+          <w:i w:val="0"/>
+          <w:sz w:val="22"/>
+        </w:rPr>
+      </w:r>
+    </w:p>
+    <w:p>
+      <w:pPr>
+        <w:spacing w:after="40" w:line="240" w:lineRule="auto"/>
+      </w:pPr>
+      <w:r>
+        <w:rPr>
+          <w:rFonts w:ascii="Times New Roman" w:hAnsi="Times New Roman"/>
+          <w:b/>
+          <w:i w:val="0"/>
+          <w:sz w:val="20"/>
+        </w:rPr>
+        <w:t>HCL Technologies FY2025 - Input Values:</w:t>
+      </w:r>
+    </w:p>
+    <w:p>
+      <w:pPr>
+        <w:pStyle w:val="ListBullet"/>
+        <w:spacing w:after="20"/>
+      </w:pPr>
+      <w:r>
+        <w:rPr>
+          <w:rFonts w:ascii="Times New Roman" w:hAnsi="Times New Roman"/>
+          <w:sz w:val="18"/>
+        </w:rPr>
+        <w:t>EBIT = 23,905 (derived: PBT 23,261 + Finance Costs 644 from HCL P&amp;L)</w:t>
+      </w:r>
+    </w:p>
+    <w:p>
+      <w:pPr>
+        <w:pStyle w:val="ListBullet"/>
+        <w:spacing w:after="20"/>
+      </w:pPr>
+      <w:r>
+        <w:rPr>
+          <w:rFonts w:ascii="Times New Roman" w:hAnsi="Times New Roman"/>
+          <w:sz w:val="18"/>
+        </w:rPr>
+        <w:t>Total Assets = 105,544 (from HCL Balance Sheet → 'Total Assets' row)</w:t>
+      </w:r>
+    </w:p>
+    <w:p>
+      <w:pPr>
+        <w:pStyle w:val="ListBullet"/>
+        <w:spacing w:after="20"/>
+      </w:pPr>
+      <w:r>
+        <w:rPr>
+          <w:rFonts w:ascii="Times New Roman" w:hAnsi="Times New Roman"/>
+          <w:sz w:val="18"/>
+        </w:rPr>
+        <w:t>Total Current Liabilities = 28,039 (from HCL Balance Sheet → 'Total Current Liabilities' row)</w:t>
+      </w:r>
+    </w:p>
+    <w:p>
+      <w:pPr>
+        <w:pStyle w:val="ListBullet"/>
+        <w:spacing w:after="20"/>
+      </w:pPr>
+      <w:r>
+        <w:rPr>
+          <w:rFonts w:ascii="Times New Roman" w:hAnsi="Times New Roman"/>
+          <w:sz w:val="18"/>
+        </w:rPr>
+        <w:t>Capital Employed = 105,544 - 28,039 = 77,505</w:t>
       </w:r>
     </w:p>
     <w:p>
@@ -500,7 +2086,21 @@
           <w:i w:val="0"/>
           <w:sz w:val="20"/>
         </w:rPr>
-        <w:t>Interpretation: HCL's EBIT margin (20.42%) marginally trails Wipro (21.26%) in FY2025. However, HCL has been more consistent over 5 years with less volatility in operating margins.</w:t>
+        <w:t>Substitution: ROCE = 23,905 / 77,505 x 100</w:t>
+      </w:r>
+    </w:p>
+    <w:p>
+      <w:pPr>
+        <w:spacing w:after="40" w:line="240" w:lineRule="auto"/>
+      </w:pPr>
+      <w:r>
+        <w:rPr>
+          <w:rFonts w:ascii="Times New Roman" w:hAnsi="Times New Roman"/>
+          <w:b/>
+          <w:i w:val="0"/>
+          <w:sz w:val="20"/>
+        </w:rPr>
+        <w:t>Result: ROCE = 30.84%</w:t>
       </w:r>
     </w:p>
     <w:p>
@@ -525,9 +2125,102 @@
           <w:rFonts w:ascii="Times New Roman" w:hAnsi="Times New Roman"/>
           <w:b/>
           <w:i w:val="0"/>
+          <w:sz w:val="20"/>
+        </w:rPr>
+        <w:t>Wipro FY2025 - Input Values:</w:t>
+      </w:r>
+    </w:p>
+    <w:p>
+      <w:pPr>
+        <w:pStyle w:val="ListBullet"/>
+        <w:spacing w:after="20"/>
+      </w:pPr>
+      <w:r>
+        <w:rPr>
+          <w:rFonts w:ascii="Times New Roman" w:hAnsi="Times New Roman"/>
+          <w:sz w:val="18"/>
+        </w:rPr>
+        <w:t>EBIT = 18,947.3 (derived: PBT 17,470.3 + Finance Costs 1,477 from Wipro P&amp;L)</w:t>
+      </w:r>
+    </w:p>
+    <w:p>
+      <w:pPr>
+        <w:pStyle w:val="ListBullet"/>
+        <w:spacing w:after="20"/>
+      </w:pPr>
+      <w:r>
+        <w:rPr>
+          <w:rFonts w:ascii="Times New Roman" w:hAnsi="Times New Roman"/>
+          <w:sz w:val="18"/>
+        </w:rPr>
+        <w:t>Total Assets = 128,185.2 (from Wipro Balance Sheet → 'Total Assets' row)</w:t>
+      </w:r>
+    </w:p>
+    <w:p>
+      <w:pPr>
+        <w:pStyle w:val="ListBullet"/>
+        <w:spacing w:after="20"/>
+      </w:pPr>
+      <w:r>
+        <w:rPr>
+          <w:rFonts w:ascii="Times New Roman" w:hAnsi="Times New Roman"/>
+          <w:sz w:val="18"/>
+        </w:rPr>
+        <w:t>Total Current Liabilities = 28,625.3 (from Wipro Balance Sheet → 'Total Current Liabilities' row)</w:t>
+      </w:r>
+    </w:p>
+    <w:p>
+      <w:pPr>
+        <w:pStyle w:val="ListBullet"/>
+        <w:spacing w:after="20"/>
+      </w:pPr>
+      <w:r>
+        <w:rPr>
+          <w:rFonts w:ascii="Times New Roman" w:hAnsi="Times New Roman"/>
+          <w:sz w:val="18"/>
+        </w:rPr>
+        <w:t>Capital Employed = 128,185.2 - 28,625.3 = 99,559.9</w:t>
+      </w:r>
+    </w:p>
+    <w:p>
+      <w:pPr>
+        <w:spacing w:after="40" w:line="240" w:lineRule="auto"/>
+      </w:pPr>
+      <w:r>
+        <w:rPr>
+          <w:rFonts w:ascii="Times New Roman" w:hAnsi="Times New Roman"/>
+          <w:b w:val="0"/>
+          <w:i w:val="0"/>
+          <w:sz w:val="20"/>
+        </w:rPr>
+        <w:t>Substitution: ROCE = 18,947.3 / 99,559.9 x 100</w:t>
+      </w:r>
+    </w:p>
+    <w:p>
+      <w:pPr>
+        <w:spacing w:after="40" w:line="240" w:lineRule="auto"/>
+      </w:pPr>
+      <w:r>
+        <w:rPr>
+          <w:rFonts w:ascii="Times New Roman" w:hAnsi="Times New Roman"/>
+          <w:b/>
+          <w:i w:val="0"/>
+          <w:sz w:val="20"/>
+        </w:rPr>
+        <w:t>Result: ROCE = 19.03%</w:t>
+      </w:r>
+    </w:p>
+    <w:p>
+      <w:pPr>
+        <w:spacing w:after="40" w:line="240" w:lineRule="auto"/>
+      </w:pPr>
+      <w:r>
+        <w:rPr>
+          <w:rFonts w:ascii="Times New Roman" w:hAnsi="Times New Roman"/>
+          <w:b w:val="0"/>
+          <w:i w:val="0"/>
           <w:sz w:val="22"/>
         </w:rPr>
-        <w:t>6. Net Profit Ratio (%)</w:t>
       </w:r>
     </w:p>
     <w:p>
@@ -541,7 +2234,129 @@
           <w:i/>
           <w:sz w:val="20"/>
         </w:rPr>
-        <w:t>Formula: PAT / Revenue x 100</w:t>
+        <w:t>Interpretation: HCL's ROCE (30.84%) far exceeds Wipro's (19.01%), confirming that HCL utilizes its total long-term capital more efficiently to generate operating profits.</w:t>
+      </w:r>
+    </w:p>
+    <w:p>
+      <w:pPr>
+        <w:spacing w:after="40" w:line="240" w:lineRule="auto"/>
+      </w:pPr>
+      <w:r>
+        <w:rPr>
+          <w:rFonts w:ascii="Times New Roman" w:hAnsi="Times New Roman"/>
+          <w:b w:val="0"/>
+          <w:i w:val="0"/>
+          <w:sz w:val="22"/>
+        </w:rPr>
+      </w:r>
+    </w:p>
+    <w:p>
+      <w:pPr>
+        <w:spacing w:after="40" w:line="240" w:lineRule="auto"/>
+      </w:pPr>
+      <w:r>
+        <w:rPr>
+          <w:rFonts w:ascii="Times New Roman" w:hAnsi="Times New Roman"/>
+          <w:b/>
+          <w:i w:val="0"/>
+          <w:sz w:val="22"/>
+        </w:rPr>
+        <w:t>9. Earnings per Share (EPS)</w:t>
+      </w:r>
+    </w:p>
+    <w:p>
+      <w:pPr>
+        <w:spacing w:after="40" w:line="240" w:lineRule="auto"/>
+      </w:pPr>
+      <w:r>
+        <w:rPr>
+          <w:rFonts w:ascii="Times New Roman" w:hAnsi="Times New Roman"/>
+          <w:b w:val="0"/>
+          <w:i/>
+          <w:sz w:val="20"/>
+        </w:rPr>
+        <w:t>Formula: PAT After Minority Interest / Number of Shares</w:t>
+        <w:br/>
+        <w:t>Shares Outstanding = Equity Share Capital / Face Value (Rs 2 per share)</w:t>
+      </w:r>
+    </w:p>
+    <w:p>
+      <w:pPr>
+        <w:spacing w:after="40" w:line="240" w:lineRule="auto"/>
+      </w:pPr>
+      <w:r>
+        <w:rPr>
+          <w:rFonts w:ascii="Times New Roman" w:hAnsi="Times New Roman"/>
+          <w:b w:val="0"/>
+          <w:i w:val="0"/>
+          <w:sz w:val="22"/>
+        </w:rPr>
+      </w:r>
+    </w:p>
+    <w:p>
+      <w:pPr>
+        <w:spacing w:after="40" w:line="240" w:lineRule="auto"/>
+      </w:pPr>
+      <w:r>
+        <w:rPr>
+          <w:rFonts w:ascii="Times New Roman" w:hAnsi="Times New Roman"/>
+          <w:b/>
+          <w:i w:val="0"/>
+          <w:sz w:val="20"/>
+        </w:rPr>
+        <w:t>HCL Technologies FY2025 - Input Values:</w:t>
+      </w:r>
+    </w:p>
+    <w:p>
+      <w:pPr>
+        <w:pStyle w:val="ListBullet"/>
+        <w:spacing w:after="20"/>
+      </w:pPr>
+      <w:r>
+        <w:rPr>
+          <w:rFonts w:ascii="Times New Roman" w:hAnsi="Times New Roman"/>
+          <w:sz w:val="18"/>
+        </w:rPr>
+        <w:t>PAT After MI = 17,390 (from HCL P&amp;L → 'Consolidated Profit/Loss After MI' row)</w:t>
+      </w:r>
+    </w:p>
+    <w:p>
+      <w:pPr>
+        <w:pStyle w:val="ListBullet"/>
+        <w:spacing w:after="20"/>
+      </w:pPr>
+      <w:r>
+        <w:rPr>
+          <w:rFonts w:ascii="Times New Roman" w:hAnsi="Times New Roman"/>
+          <w:sz w:val="18"/>
+        </w:rPr>
+        <w:t>Equity Share Capital = 543 (from HCL Balance Sheet → 'Equity Share Capital' row)</w:t>
+      </w:r>
+    </w:p>
+    <w:p>
+      <w:pPr>
+        <w:pStyle w:val="ListBullet"/>
+        <w:spacing w:after="20"/>
+      </w:pPr>
+      <w:r>
+        <w:rPr>
+          <w:rFonts w:ascii="Times New Roman" w:hAnsi="Times New Roman"/>
+          <w:sz w:val="18"/>
+        </w:rPr>
+        <w:t>Face Value = Rs 2 per share</w:t>
+      </w:r>
+    </w:p>
+    <w:p>
+      <w:pPr>
+        <w:pStyle w:val="ListBullet"/>
+        <w:spacing w:after="20"/>
+      </w:pPr>
+      <w:r>
+        <w:rPr>
+          <w:rFonts w:ascii="Times New Roman" w:hAnsi="Times New Roman"/>
+          <w:sz w:val="18"/>
+        </w:rPr>
+        <w:t>Shares Outstanding = 543 / 2 = 271.5 Cr shares</w:t>
       </w:r>
     </w:p>
     <w:p>
@@ -555,7 +2370,100 @@
           <w:i w:val="0"/>
           <w:sz w:val="20"/>
         </w:rPr>
-        <w:t>HCL FY2025: 17,399 / 1,17,055 x 100 = 14.86%</w:t>
+        <w:t>Substitution: EPS = 17,390 / 271.5 = Rs 64.05</w:t>
+      </w:r>
+    </w:p>
+    <w:p>
+      <w:pPr>
+        <w:spacing w:after="40" w:line="240" w:lineRule="auto"/>
+      </w:pPr>
+      <w:r>
+        <w:rPr>
+          <w:rFonts w:ascii="Times New Roman" w:hAnsi="Times New Roman"/>
+          <w:b/>
+          <w:i w:val="0"/>
+          <w:sz w:val="20"/>
+        </w:rPr>
+        <w:t>Result: EPS = Rs 64.05 per share</w:t>
+      </w:r>
+    </w:p>
+    <w:p>
+      <w:pPr>
+        <w:spacing w:after="40" w:line="240" w:lineRule="auto"/>
+      </w:pPr>
+      <w:r>
+        <w:rPr>
+          <w:rFonts w:ascii="Times New Roman" w:hAnsi="Times New Roman"/>
+          <w:b w:val="0"/>
+          <w:i w:val="0"/>
+          <w:sz w:val="22"/>
+        </w:rPr>
+      </w:r>
+    </w:p>
+    <w:p>
+      <w:pPr>
+        <w:spacing w:after="40" w:line="240" w:lineRule="auto"/>
+      </w:pPr>
+      <w:r>
+        <w:rPr>
+          <w:rFonts w:ascii="Times New Roman" w:hAnsi="Times New Roman"/>
+          <w:b/>
+          <w:i w:val="0"/>
+          <w:sz w:val="20"/>
+        </w:rPr>
+        <w:t>Wipro FY2025 - Input Values:</w:t>
+      </w:r>
+    </w:p>
+    <w:p>
+      <w:pPr>
+        <w:pStyle w:val="ListBullet"/>
+        <w:spacing w:after="20"/>
+      </w:pPr>
+      <w:r>
+        <w:rPr>
+          <w:rFonts w:ascii="Times New Roman" w:hAnsi="Times New Roman"/>
+          <w:sz w:val="18"/>
+        </w:rPr>
+        <w:t>PAT After MI = 13,135.4 (from Wipro P&amp;L → 'Consolidated Profit/Loss After MI' row)</w:t>
+      </w:r>
+    </w:p>
+    <w:p>
+      <w:pPr>
+        <w:pStyle w:val="ListBullet"/>
+        <w:spacing w:after="20"/>
+      </w:pPr>
+      <w:r>
+        <w:rPr>
+          <w:rFonts w:ascii="Times New Roman" w:hAnsi="Times New Roman"/>
+          <w:sz w:val="18"/>
+        </w:rPr>
+        <w:t>Equity Share Capital = 2,094.4 (from Wipro Balance Sheet → 'Equity Share Capital' row)</w:t>
+      </w:r>
+    </w:p>
+    <w:p>
+      <w:pPr>
+        <w:pStyle w:val="ListBullet"/>
+        <w:spacing w:after="20"/>
+      </w:pPr>
+      <w:r>
+        <w:rPr>
+          <w:rFonts w:ascii="Times New Roman" w:hAnsi="Times New Roman"/>
+          <w:sz w:val="18"/>
+        </w:rPr>
+        <w:t>Face Value = Rs 2 per share</w:t>
+      </w:r>
+    </w:p>
+    <w:p>
+      <w:pPr>
+        <w:pStyle w:val="ListBullet"/>
+        <w:spacing w:after="20"/>
+      </w:pPr>
+      <w:r>
+        <w:rPr>
+          <w:rFonts w:ascii="Times New Roman" w:hAnsi="Times New Roman"/>
+          <w:sz w:val="18"/>
+        </w:rPr>
+        <w:t>Shares Outstanding = 2,094.4 / 2 = 1047.2 Cr shares</w:t>
       </w:r>
     </w:p>
     <w:p>
@@ -569,7 +2477,183 @@
           <w:i w:val="0"/>
           <w:sz w:val="20"/>
         </w:rPr>
-        <w:t>Wipro FY2025: 13,192.6 / 89,088.4 x 100 = 14.81%</w:t>
+        <w:t>Substitution: EPS = 13,135.4 / 1047.2 = Rs 12.54</w:t>
+      </w:r>
+    </w:p>
+    <w:p>
+      <w:pPr>
+        <w:spacing w:after="40" w:line="240" w:lineRule="auto"/>
+      </w:pPr>
+      <w:r>
+        <w:rPr>
+          <w:rFonts w:ascii="Times New Roman" w:hAnsi="Times New Roman"/>
+          <w:b/>
+          <w:i w:val="0"/>
+          <w:sz w:val="20"/>
+        </w:rPr>
+        <w:t>Result: EPS = Rs 12.54 per share</w:t>
+      </w:r>
+    </w:p>
+    <w:p>
+      <w:pPr>
+        <w:spacing w:after="40" w:line="240" w:lineRule="auto"/>
+      </w:pPr>
+      <w:r>
+        <w:rPr>
+          <w:rFonts w:ascii="Times New Roman" w:hAnsi="Times New Roman"/>
+          <w:b w:val="0"/>
+          <w:i w:val="0"/>
+          <w:sz w:val="22"/>
+        </w:rPr>
+      </w:r>
+    </w:p>
+    <w:p>
+      <w:pPr>
+        <w:spacing w:after="40" w:line="240" w:lineRule="auto"/>
+      </w:pPr>
+      <w:r>
+        <w:rPr>
+          <w:rFonts w:ascii="Times New Roman" w:hAnsi="Times New Roman"/>
+          <w:b w:val="0"/>
+          <w:i/>
+          <w:sz w:val="20"/>
+        </w:rPr>
+        <w:t>Interpretation: Direct EPS comparison is limited since Wipro had a bonus issue in FY2025 doubling the share count. Over 5 years, HCL's EPS grew 56% (41.07 to 64.05) vs Wipro's per-share decline due to dilution.</w:t>
+      </w:r>
+    </w:p>
+    <w:p>
+      <w:pPr>
+        <w:spacing w:after="40" w:line="240" w:lineRule="auto"/>
+      </w:pPr>
+      <w:r>
+        <w:rPr>
+          <w:rFonts w:ascii="Times New Roman" w:hAnsi="Times New Roman"/>
+          <w:b w:val="0"/>
+          <w:i w:val="0"/>
+          <w:sz w:val="22"/>
+        </w:rPr>
+      </w:r>
+    </w:p>
+    <w:p>
+      <w:pPr>
+        <w:pStyle w:val="Heading2"/>
+        <w:spacing w:before="120" w:after="60"/>
+      </w:pPr>
+      <w:r>
+        <w:rPr>
+          <w:rFonts w:ascii="Times New Roman" w:hAnsi="Times New Roman"/>
+          <w:color w:val="1F4E79"/>
+        </w:rPr>
+        <w:t>C. Solvency Ratios</w:t>
+      </w:r>
+    </w:p>
+    <w:p>
+      <w:pPr>
+        <w:spacing w:after="40" w:line="240" w:lineRule="auto"/>
+      </w:pPr>
+      <w:r>
+        <w:rPr>
+          <w:rFonts w:ascii="Times New Roman" w:hAnsi="Times New Roman"/>
+          <w:b/>
+          <w:i w:val="0"/>
+          <w:sz w:val="22"/>
+        </w:rPr>
+        <w:t>10. Debt-Equity Ratio</w:t>
+      </w:r>
+    </w:p>
+    <w:p>
+      <w:pPr>
+        <w:spacing w:after="40" w:line="240" w:lineRule="auto"/>
+      </w:pPr>
+      <w:r>
+        <w:rPr>
+          <w:rFonts w:ascii="Times New Roman" w:hAnsi="Times New Roman"/>
+          <w:b w:val="0"/>
+          <w:i/>
+          <w:sz w:val="20"/>
+        </w:rPr>
+        <w:t>Formula: Total Debt / Total Shareholders' Funds</w:t>
+        <w:br/>
+        <w:t>where Total Debt = Long Term Borrowings + Short Term Borrowings</w:t>
+      </w:r>
+    </w:p>
+    <w:p>
+      <w:pPr>
+        <w:spacing w:after="40" w:line="240" w:lineRule="auto"/>
+      </w:pPr>
+      <w:r>
+        <w:rPr>
+          <w:rFonts w:ascii="Times New Roman" w:hAnsi="Times New Roman"/>
+          <w:b w:val="0"/>
+          <w:i w:val="0"/>
+          <w:sz w:val="22"/>
+        </w:rPr>
+      </w:r>
+    </w:p>
+    <w:p>
+      <w:pPr>
+        <w:spacing w:after="40" w:line="240" w:lineRule="auto"/>
+      </w:pPr>
+      <w:r>
+        <w:rPr>
+          <w:rFonts w:ascii="Times New Roman" w:hAnsi="Times New Roman"/>
+          <w:b/>
+          <w:i w:val="0"/>
+          <w:sz w:val="20"/>
+        </w:rPr>
+        <w:t>HCL Technologies FY2025 - Input Values:</w:t>
+      </w:r>
+    </w:p>
+    <w:p>
+      <w:pPr>
+        <w:pStyle w:val="ListBullet"/>
+        <w:spacing w:after="20"/>
+      </w:pPr>
+      <w:r>
+        <w:rPr>
+          <w:rFonts w:ascii="Times New Roman" w:hAnsi="Times New Roman"/>
+          <w:sz w:val="18"/>
+        </w:rPr>
+        <w:t>Long Term Borrowings = 70 (from HCL Balance Sheet → 'Long Term Borrowings' row)</w:t>
+      </w:r>
+    </w:p>
+    <w:p>
+      <w:pPr>
+        <w:pStyle w:val="ListBullet"/>
+        <w:spacing w:after="20"/>
+      </w:pPr>
+      <w:r>
+        <w:rPr>
+          <w:rFonts w:ascii="Times New Roman" w:hAnsi="Times New Roman"/>
+          <w:sz w:val="18"/>
+        </w:rPr>
+        <w:t>Short Term Borrowings = 2,221 (from HCL Balance Sheet → 'Short Term Borrowings' row)</w:t>
+      </w:r>
+    </w:p>
+    <w:p>
+      <w:pPr>
+        <w:pStyle w:val="ListBullet"/>
+        <w:spacing w:after="20"/>
+      </w:pPr>
+      <w:r>
+        <w:rPr>
+          <w:rFonts w:ascii="Times New Roman" w:hAnsi="Times New Roman"/>
+          <w:sz w:val="18"/>
+        </w:rPr>
+        <w:t>Total Debt = 70 + 2,221 = 2,291</w:t>
+      </w:r>
+    </w:p>
+    <w:p>
+      <w:pPr>
+        <w:pStyle w:val="ListBullet"/>
+        <w:spacing w:after="20"/>
+      </w:pPr>
+      <w:r>
+        <w:rPr>
+          <w:rFonts w:ascii="Times New Roman" w:hAnsi="Times New Roman"/>
+          <w:sz w:val="18"/>
+        </w:rPr>
+        <w:t>Total Shareholders' Funds = 69,655 (from HCL Balance Sheet → 'Total Shareholders Funds' row)</w:t>
       </w:r>
     </w:p>
     <w:p>
@@ -583,7 +2667,21 @@
           <w:i w:val="0"/>
           <w:sz w:val="20"/>
         </w:rPr>
-        <w:t>Interpretation: Both companies have comparable NPM in FY2025 (~14.8%), but HCL has maintained this level more consistently while Wipro dipped to 12.4% in FY2024 before recovering.</w:t>
+        <w:t>Substitution: Debt-Equity Ratio = 2,291 / 69,655</w:t>
+      </w:r>
+    </w:p>
+    <w:p>
+      <w:pPr>
+        <w:spacing w:after="40" w:line="240" w:lineRule="auto"/>
+      </w:pPr>
+      <w:r>
+        <w:rPr>
+          <w:rFonts w:ascii="Times New Roman" w:hAnsi="Times New Roman"/>
+          <w:b/>
+          <w:i w:val="0"/>
+          <w:sz w:val="20"/>
+        </w:rPr>
+        <w:t>Result: Debt-Equity Ratio = 0.0329</w:t>
       </w:r>
     </w:p>
     <w:p>
@@ -608,9 +2706,102 @@
           <w:rFonts w:ascii="Times New Roman" w:hAnsi="Times New Roman"/>
           <w:b/>
           <w:i w:val="0"/>
+          <w:sz w:val="20"/>
+        </w:rPr>
+        <w:t>Wipro FY2025 - Input Values:</w:t>
+      </w:r>
+    </w:p>
+    <w:p>
+      <w:pPr>
+        <w:pStyle w:val="ListBullet"/>
+        <w:spacing w:after="20"/>
+      </w:pPr>
+      <w:r>
+        <w:rPr>
+          <w:rFonts w:ascii="Times New Roman" w:hAnsi="Times New Roman"/>
+          <w:sz w:val="18"/>
+        </w:rPr>
+        <w:t>Long Term Borrowings = 6,395.4 (from Wipro Balance Sheet → 'Long Term Borrowings' row)</w:t>
+      </w:r>
+    </w:p>
+    <w:p>
+      <w:pPr>
+        <w:pStyle w:val="ListBullet"/>
+        <w:spacing w:after="20"/>
+      </w:pPr>
+      <w:r>
+        <w:rPr>
+          <w:rFonts w:ascii="Times New Roman" w:hAnsi="Times New Roman"/>
+          <w:sz w:val="18"/>
+        </w:rPr>
+        <w:t>Short Term Borrowings = 9,786.3 (from Wipro Balance Sheet → 'Short Term Borrowings' row)</w:t>
+      </w:r>
+    </w:p>
+    <w:p>
+      <w:pPr>
+        <w:pStyle w:val="ListBullet"/>
+        <w:spacing w:after="20"/>
+      </w:pPr>
+      <w:r>
+        <w:rPr>
+          <w:rFonts w:ascii="Times New Roman" w:hAnsi="Times New Roman"/>
+          <w:sz w:val="18"/>
+        </w:rPr>
+        <w:t>Total Debt = 6,395.4 + 9,786.3 = 16,181.7</w:t>
+      </w:r>
+    </w:p>
+    <w:p>
+      <w:pPr>
+        <w:pStyle w:val="ListBullet"/>
+        <w:spacing w:after="20"/>
+      </w:pPr>
+      <w:r>
+        <w:rPr>
+          <w:rFonts w:ascii="Times New Roman" w:hAnsi="Times New Roman"/>
+          <w:sz w:val="18"/>
+        </w:rPr>
+        <w:t>Total Shareholders' Funds = 82,364.1 (from Wipro Balance Sheet → 'Total Shareholders Funds' row)</w:t>
+      </w:r>
+    </w:p>
+    <w:p>
+      <w:pPr>
+        <w:spacing w:after="40" w:line="240" w:lineRule="auto"/>
+      </w:pPr>
+      <w:r>
+        <w:rPr>
+          <w:rFonts w:ascii="Times New Roman" w:hAnsi="Times New Roman"/>
+          <w:b w:val="0"/>
+          <w:i w:val="0"/>
+          <w:sz w:val="20"/>
+        </w:rPr>
+        <w:t>Substitution: Debt-Equity Ratio = 16,181.7 / 82,364.1</w:t>
+      </w:r>
+    </w:p>
+    <w:p>
+      <w:pPr>
+        <w:spacing w:after="40" w:line="240" w:lineRule="auto"/>
+      </w:pPr>
+      <w:r>
+        <w:rPr>
+          <w:rFonts w:ascii="Times New Roman" w:hAnsi="Times New Roman"/>
+          <w:b/>
+          <w:i w:val="0"/>
+          <w:sz w:val="20"/>
+        </w:rPr>
+        <w:t>Result: Debt-Equity Ratio = 0.1965</w:t>
+      </w:r>
+    </w:p>
+    <w:p>
+      <w:pPr>
+        <w:spacing w:after="40" w:line="240" w:lineRule="auto"/>
+      </w:pPr>
+      <w:r>
+        <w:rPr>
+          <w:rFonts w:ascii="Times New Roman" w:hAnsi="Times New Roman"/>
+          <w:b w:val="0"/>
+          <w:i w:val="0"/>
           <w:sz w:val="22"/>
         </w:rPr>
-        <w:t>7. Return on Equity (ROE) (%)</w:t>
       </w:r>
     </w:p>
     <w:p>
@@ -624,7 +2815,101 @@
           <w:i/>
           <w:sz w:val="20"/>
         </w:rPr>
-        <w:t>Formula: PAT / Average Shareholders' Funds x 100</w:t>
+        <w:t>Interpretation: HCL is nearly debt-free (D/E 0.03), while Wipro carries meaningful debt (D/E 0.20) primarily from acquisition financing. Lower leverage = lower financial risk.</w:t>
+      </w:r>
+    </w:p>
+    <w:p>
+      <w:pPr>
+        <w:spacing w:after="40" w:line="240" w:lineRule="auto"/>
+      </w:pPr>
+      <w:r>
+        <w:rPr>
+          <w:rFonts w:ascii="Times New Roman" w:hAnsi="Times New Roman"/>
+          <w:b w:val="0"/>
+          <w:i w:val="0"/>
+          <w:sz w:val="22"/>
+        </w:rPr>
+      </w:r>
+    </w:p>
+    <w:p>
+      <w:pPr>
+        <w:spacing w:after="40" w:line="240" w:lineRule="auto"/>
+      </w:pPr>
+      <w:r>
+        <w:rPr>
+          <w:rFonts w:ascii="Times New Roman" w:hAnsi="Times New Roman"/>
+          <w:b/>
+          <w:i w:val="0"/>
+          <w:sz w:val="22"/>
+        </w:rPr>
+        <w:t>11. Interest Coverage Ratio</w:t>
+      </w:r>
+    </w:p>
+    <w:p>
+      <w:pPr>
+        <w:spacing w:after="40" w:line="240" w:lineRule="auto"/>
+      </w:pPr>
+      <w:r>
+        <w:rPr>
+          <w:rFonts w:ascii="Times New Roman" w:hAnsi="Times New Roman"/>
+          <w:b w:val="0"/>
+          <w:i/>
+          <w:sz w:val="20"/>
+        </w:rPr>
+        <w:t>Formula: EBIT / Finance Costs</w:t>
+      </w:r>
+    </w:p>
+    <w:p>
+      <w:pPr>
+        <w:spacing w:after="40" w:line="240" w:lineRule="auto"/>
+      </w:pPr>
+      <w:r>
+        <w:rPr>
+          <w:rFonts w:ascii="Times New Roman" w:hAnsi="Times New Roman"/>
+          <w:b w:val="0"/>
+          <w:i w:val="0"/>
+          <w:sz w:val="22"/>
+        </w:rPr>
+      </w:r>
+    </w:p>
+    <w:p>
+      <w:pPr>
+        <w:spacing w:after="40" w:line="240" w:lineRule="auto"/>
+      </w:pPr>
+      <w:r>
+        <w:rPr>
+          <w:rFonts w:ascii="Times New Roman" w:hAnsi="Times New Roman"/>
+          <w:b/>
+          <w:i w:val="0"/>
+          <w:sz w:val="20"/>
+        </w:rPr>
+        <w:t>HCL Technologies FY2025 - Input Values:</w:t>
+      </w:r>
+    </w:p>
+    <w:p>
+      <w:pPr>
+        <w:pStyle w:val="ListBullet"/>
+        <w:spacing w:after="20"/>
+      </w:pPr>
+      <w:r>
+        <w:rPr>
+          <w:rFonts w:ascii="Times New Roman" w:hAnsi="Times New Roman"/>
+          <w:sz w:val="18"/>
+        </w:rPr>
+        <w:t>EBIT = 23,905 (derived: PBT 23,261 + Finance Costs 644 from HCL P&amp;L)</w:t>
+      </w:r>
+    </w:p>
+    <w:p>
+      <w:pPr>
+        <w:pStyle w:val="ListBullet"/>
+        <w:spacing w:after="20"/>
+      </w:pPr>
+      <w:r>
+        <w:rPr>
+          <w:rFonts w:ascii="Times New Roman" w:hAnsi="Times New Roman"/>
+          <w:sz w:val="18"/>
+        </w:rPr>
+        <w:t>Finance Costs = 644 (from HCL P&amp;L → 'Finance Costs' row)</w:t>
       </w:r>
     </w:p>
     <w:p>
@@ -638,7 +2923,74 @@
           <w:i w:val="0"/>
           <w:sz w:val="20"/>
         </w:rPr>
-        <w:t>HCL FY2025: 17,399 / Avg(69,655, 68,263) x 100 = 17,399 / 68,959 x 100 = 25.23%</w:t>
+        <w:t>Substitution: Interest Coverage = 23,905 / 644</w:t>
+      </w:r>
+    </w:p>
+    <w:p>
+      <w:pPr>
+        <w:spacing w:after="40" w:line="240" w:lineRule="auto"/>
+      </w:pPr>
+      <w:r>
+        <w:rPr>
+          <w:rFonts w:ascii="Times New Roman" w:hAnsi="Times New Roman"/>
+          <w:b/>
+          <w:i w:val="0"/>
+          <w:sz w:val="20"/>
+        </w:rPr>
+        <w:t>Result: Interest Coverage = 37.12x</w:t>
+      </w:r>
+    </w:p>
+    <w:p>
+      <w:pPr>
+        <w:spacing w:after="40" w:line="240" w:lineRule="auto"/>
+      </w:pPr>
+      <w:r>
+        <w:rPr>
+          <w:rFonts w:ascii="Times New Roman" w:hAnsi="Times New Roman"/>
+          <w:b w:val="0"/>
+          <w:i w:val="0"/>
+          <w:sz w:val="22"/>
+        </w:rPr>
+      </w:r>
+    </w:p>
+    <w:p>
+      <w:pPr>
+        <w:spacing w:after="40" w:line="240" w:lineRule="auto"/>
+      </w:pPr>
+      <w:r>
+        <w:rPr>
+          <w:rFonts w:ascii="Times New Roman" w:hAnsi="Times New Roman"/>
+          <w:b/>
+          <w:i w:val="0"/>
+          <w:sz w:val="20"/>
+        </w:rPr>
+        <w:t>Wipro FY2025 - Input Values:</w:t>
+      </w:r>
+    </w:p>
+    <w:p>
+      <w:pPr>
+        <w:pStyle w:val="ListBullet"/>
+        <w:spacing w:after="20"/>
+      </w:pPr>
+      <w:r>
+        <w:rPr>
+          <w:rFonts w:ascii="Times New Roman" w:hAnsi="Times New Roman"/>
+          <w:sz w:val="18"/>
+        </w:rPr>
+        <w:t>EBIT = 18,947.3 (derived: PBT 17,470.3 + Finance Costs 1,477 from Wipro P&amp;L)</w:t>
+      </w:r>
+    </w:p>
+    <w:p>
+      <w:pPr>
+        <w:pStyle w:val="ListBullet"/>
+        <w:spacing w:after="20"/>
+      </w:pPr>
+      <w:r>
+        <w:rPr>
+          <w:rFonts w:ascii="Times New Roman" w:hAnsi="Times New Roman"/>
+          <w:sz w:val="18"/>
+        </w:rPr>
+        <w:t>Finance Costs = 1,477 (from Wipro P&amp;L → 'Finance Costs' row)</w:t>
       </w:r>
     </w:p>
     <w:p>
@@ -652,7 +3004,183 @@
           <w:i w:val="0"/>
           <w:sz w:val="20"/>
         </w:rPr>
-        <w:t>Wipro FY2025: 13,192.6 / Avg(82,364.1, 74,533) x 100 = 13,192.6 / 78,448.6 x 100 = 16.82%</w:t>
+        <w:t>Substitution: Interest Coverage = 18,947.3 / 1,477</w:t>
+      </w:r>
+    </w:p>
+    <w:p>
+      <w:pPr>
+        <w:spacing w:after="40" w:line="240" w:lineRule="auto"/>
+      </w:pPr>
+      <w:r>
+        <w:rPr>
+          <w:rFonts w:ascii="Times New Roman" w:hAnsi="Times New Roman"/>
+          <w:b/>
+          <w:i w:val="0"/>
+          <w:sz w:val="20"/>
+        </w:rPr>
+        <w:t>Result: Interest Coverage = 12.83x</w:t>
+      </w:r>
+    </w:p>
+    <w:p>
+      <w:pPr>
+        <w:spacing w:after="40" w:line="240" w:lineRule="auto"/>
+      </w:pPr>
+      <w:r>
+        <w:rPr>
+          <w:rFonts w:ascii="Times New Roman" w:hAnsi="Times New Roman"/>
+          <w:b w:val="0"/>
+          <w:i w:val="0"/>
+          <w:sz w:val="22"/>
+        </w:rPr>
+      </w:r>
+    </w:p>
+    <w:p>
+      <w:pPr>
+        <w:spacing w:after="40" w:line="240" w:lineRule="auto"/>
+      </w:pPr>
+      <w:r>
+        <w:rPr>
+          <w:rFonts w:ascii="Times New Roman" w:hAnsi="Times New Roman"/>
+          <w:b w:val="0"/>
+          <w:i/>
+          <w:sz w:val="20"/>
+        </w:rPr>
+        <w:t>Interpretation: HCL's interest coverage (37.12x) is much higher than Wipro's (12.82x). Both are comfortable, but HCL has virtually zero debt service risk.</w:t>
+      </w:r>
+    </w:p>
+    <w:p>
+      <w:pPr>
+        <w:spacing w:after="40" w:line="240" w:lineRule="auto"/>
+      </w:pPr>
+      <w:r>
+        <w:rPr>
+          <w:rFonts w:ascii="Times New Roman" w:hAnsi="Times New Roman"/>
+          <w:b w:val="0"/>
+          <w:i w:val="0"/>
+          <w:sz w:val="22"/>
+        </w:rPr>
+      </w:r>
+    </w:p>
+    <w:p>
+      <w:pPr>
+        <w:pStyle w:val="Heading2"/>
+        <w:spacing w:before="120" w:after="60"/>
+      </w:pPr>
+      <w:r>
+        <w:rPr>
+          <w:rFonts w:ascii="Times New Roman" w:hAnsi="Times New Roman"/>
+          <w:color w:val="1F4E79"/>
+        </w:rPr>
+        <w:t>D. Turnover Ratios</w:t>
+      </w:r>
+    </w:p>
+    <w:p>
+      <w:pPr>
+        <w:spacing w:after="40" w:line="240" w:lineRule="auto"/>
+      </w:pPr>
+      <w:r>
+        <w:rPr>
+          <w:rFonts w:ascii="Times New Roman" w:hAnsi="Times New Roman"/>
+          <w:b/>
+          <w:i w:val="0"/>
+          <w:sz w:val="22"/>
+        </w:rPr>
+        <w:t>12. Debtors Turnover Ratio</w:t>
+      </w:r>
+    </w:p>
+    <w:p>
+      <w:pPr>
+        <w:spacing w:after="40" w:line="240" w:lineRule="auto"/>
+      </w:pPr>
+      <w:r>
+        <w:rPr>
+          <w:rFonts w:ascii="Times New Roman" w:hAnsi="Times New Roman"/>
+          <w:b w:val="0"/>
+          <w:i/>
+          <w:sz w:val="20"/>
+        </w:rPr>
+        <w:t>Formula: Revenue / Average Trade Receivables</w:t>
+        <w:br/>
+        <w:t>Average = (FY2025 + FY2024) / 2</w:t>
+      </w:r>
+    </w:p>
+    <w:p>
+      <w:pPr>
+        <w:spacing w:after="40" w:line="240" w:lineRule="auto"/>
+      </w:pPr>
+      <w:r>
+        <w:rPr>
+          <w:rFonts w:ascii="Times New Roman" w:hAnsi="Times New Roman"/>
+          <w:b w:val="0"/>
+          <w:i w:val="0"/>
+          <w:sz w:val="22"/>
+        </w:rPr>
+      </w:r>
+    </w:p>
+    <w:p>
+      <w:pPr>
+        <w:spacing w:after="40" w:line="240" w:lineRule="auto"/>
+      </w:pPr>
+      <w:r>
+        <w:rPr>
+          <w:rFonts w:ascii="Times New Roman" w:hAnsi="Times New Roman"/>
+          <w:b/>
+          <w:i w:val="0"/>
+          <w:sz w:val="20"/>
+        </w:rPr>
+        <w:t>HCL Technologies FY2025 - Input Values:</w:t>
+      </w:r>
+    </w:p>
+    <w:p>
+      <w:pPr>
+        <w:pStyle w:val="ListBullet"/>
+        <w:spacing w:after="20"/>
+      </w:pPr>
+      <w:r>
+        <w:rPr>
+          <w:rFonts w:ascii="Times New Roman" w:hAnsi="Times New Roman"/>
+          <w:sz w:val="18"/>
+        </w:rPr>
+        <w:t>Revenue = 1,17,055 (from HCL P&amp;L → 'Revenue From Operations [Net]' row)</w:t>
+      </w:r>
+    </w:p>
+    <w:p>
+      <w:pPr>
+        <w:pStyle w:val="ListBullet"/>
+        <w:spacing w:after="20"/>
+      </w:pPr>
+      <w:r>
+        <w:rPr>
+          <w:rFonts w:ascii="Times New Roman" w:hAnsi="Times New Roman"/>
+          <w:sz w:val="18"/>
+        </w:rPr>
+        <w:t>Trade Receivables FY2025 = 25,842 (from HCL Balance Sheet FY2025 → 'Trade Receivables' row)</w:t>
+      </w:r>
+    </w:p>
+    <w:p>
+      <w:pPr>
+        <w:pStyle w:val="ListBullet"/>
+        <w:spacing w:after="20"/>
+      </w:pPr>
+      <w:r>
+        <w:rPr>
+          <w:rFonts w:ascii="Times New Roman" w:hAnsi="Times New Roman"/>
+          <w:sz w:val="18"/>
+        </w:rPr>
+        <w:t>Trade Receivables FY2024 = 25,521 (from HCL Balance Sheet FY2024 → 'Trade Receivables' row)</w:t>
+      </w:r>
+    </w:p>
+    <w:p>
+      <w:pPr>
+        <w:pStyle w:val="ListBullet"/>
+        <w:spacing w:after="20"/>
+      </w:pPr>
+      <w:r>
+        <w:rPr>
+          <w:rFonts w:ascii="Times New Roman" w:hAnsi="Times New Roman"/>
+          <w:sz w:val="18"/>
+        </w:rPr>
+        <w:t>Average Trade Receivables = (25,842 + 25,521) / 2 = 25,681.5</w:t>
       </w:r>
     </w:p>
     <w:p>
@@ -666,7 +3194,21 @@
           <w:i w:val="0"/>
           <w:sz w:val="20"/>
         </w:rPr>
-        <w:t>Interpretation: HCL's ROE (25.24%) is significantly higher than Wipro's (16.82%), indicating HCL generates substantially more profit per rupee of shareholders' equity. Average is used to smooth the effect of equity changes during the year.</w:t>
+        <w:t>Substitution: Debtors Turnover = 1,17,055 / 25,681.5</w:t>
+      </w:r>
+    </w:p>
+    <w:p>
+      <w:pPr>
+        <w:spacing w:after="40" w:line="240" w:lineRule="auto"/>
+      </w:pPr>
+      <w:r>
+        <w:rPr>
+          <w:rFonts w:ascii="Times New Roman" w:hAnsi="Times New Roman"/>
+          <w:b/>
+          <w:i w:val="0"/>
+          <w:sz w:val="20"/>
+        </w:rPr>
+        <w:t>Result: Debtors Turnover = 4.56x</w:t>
       </w:r>
     </w:p>
     <w:p>
@@ -691,9 +3233,102 @@
           <w:rFonts w:ascii="Times New Roman" w:hAnsi="Times New Roman"/>
           <w:b/>
           <w:i w:val="0"/>
+          <w:sz w:val="20"/>
+        </w:rPr>
+        <w:t>Wipro FY2025 - Input Values:</w:t>
+      </w:r>
+    </w:p>
+    <w:p>
+      <w:pPr>
+        <w:pStyle w:val="ListBullet"/>
+        <w:spacing w:after="20"/>
+      </w:pPr>
+      <w:r>
+        <w:rPr>
+          <w:rFonts w:ascii="Times New Roman" w:hAnsi="Times New Roman"/>
+          <w:sz w:val="18"/>
+        </w:rPr>
+        <w:t>Revenue = 89,088.4 (from Wipro P&amp;L → 'Revenue From Operations [Net]' row)</w:t>
+      </w:r>
+    </w:p>
+    <w:p>
+      <w:pPr>
+        <w:pStyle w:val="ListBullet"/>
+        <w:spacing w:after="20"/>
+      </w:pPr>
+      <w:r>
+        <w:rPr>
+          <w:rFonts w:ascii="Times New Roman" w:hAnsi="Times New Roman"/>
+          <w:sz w:val="18"/>
+        </w:rPr>
+        <w:t>Trade Receivables FY2025 = 11,774.5 (from Wipro Balance Sheet FY2025 → 'Trade Receivables' row)</w:t>
+      </w:r>
+    </w:p>
+    <w:p>
+      <w:pPr>
+        <w:pStyle w:val="ListBullet"/>
+        <w:spacing w:after="20"/>
+      </w:pPr>
+      <w:r>
+        <w:rPr>
+          <w:rFonts w:ascii="Times New Roman" w:hAnsi="Times New Roman"/>
+          <w:sz w:val="18"/>
+        </w:rPr>
+        <w:t>Trade Receivables FY2024 = 17,382.2 (from Wipro Balance Sheet FY2024 → 'Trade Receivables' row)</w:t>
+      </w:r>
+    </w:p>
+    <w:p>
+      <w:pPr>
+        <w:pStyle w:val="ListBullet"/>
+        <w:spacing w:after="20"/>
+      </w:pPr>
+      <w:r>
+        <w:rPr>
+          <w:rFonts w:ascii="Times New Roman" w:hAnsi="Times New Roman"/>
+          <w:sz w:val="18"/>
+        </w:rPr>
+        <w:t>Average Trade Receivables = (11,774.5 + 17,382.2) / 2 = 14,578.4</w:t>
+      </w:r>
+    </w:p>
+    <w:p>
+      <w:pPr>
+        <w:spacing w:after="40" w:line="240" w:lineRule="auto"/>
+      </w:pPr>
+      <w:r>
+        <w:rPr>
+          <w:rFonts w:ascii="Times New Roman" w:hAnsi="Times New Roman"/>
+          <w:b w:val="0"/>
+          <w:i w:val="0"/>
+          <w:sz w:val="20"/>
+        </w:rPr>
+        <w:t>Substitution: Debtors Turnover = 89,088.4 / 14,578.4</w:t>
+      </w:r>
+    </w:p>
+    <w:p>
+      <w:pPr>
+        <w:spacing w:after="40" w:line="240" w:lineRule="auto"/>
+      </w:pPr>
+      <w:r>
+        <w:rPr>
+          <w:rFonts w:ascii="Times New Roman" w:hAnsi="Times New Roman"/>
+          <w:b/>
+          <w:i w:val="0"/>
+          <w:sz w:val="20"/>
+        </w:rPr>
+        <w:t>Result: Debtors Turnover = 6.11x</w:t>
+      </w:r>
+    </w:p>
+    <w:p>
+      <w:pPr>
+        <w:spacing w:after="40" w:line="240" w:lineRule="auto"/>
+      </w:pPr>
+      <w:r>
+        <w:rPr>
+          <w:rFonts w:ascii="Times New Roman" w:hAnsi="Times New Roman"/>
+          <w:b w:val="0"/>
+          <w:i w:val="0"/>
           <w:sz w:val="22"/>
         </w:rPr>
-        <w:t>8. Return on Capital Employed (ROCE) (%)</w:t>
       </w:r>
     </w:p>
     <w:p>
@@ -707,7 +3342,88 @@
           <w:i/>
           <w:sz w:val="20"/>
         </w:rPr>
-        <w:t>Formula: EBIT / Capital Employed x 100, where CE = Total Assets - Current Liabilities</w:t>
+        <w:t>Interpretation: Wipro collects receivables faster (6.11x vs 4.56x), but this partly reflects Wipro's receivables normalizing from a FY2024 spike.</w:t>
+      </w:r>
+    </w:p>
+    <w:p>
+      <w:pPr>
+        <w:spacing w:after="40" w:line="240" w:lineRule="auto"/>
+      </w:pPr>
+      <w:r>
+        <w:rPr>
+          <w:rFonts w:ascii="Times New Roman" w:hAnsi="Times New Roman"/>
+          <w:b w:val="0"/>
+          <w:i w:val="0"/>
+          <w:sz w:val="22"/>
+        </w:rPr>
+      </w:r>
+    </w:p>
+    <w:p>
+      <w:pPr>
+        <w:spacing w:after="40" w:line="240" w:lineRule="auto"/>
+      </w:pPr>
+      <w:r>
+        <w:rPr>
+          <w:rFonts w:ascii="Times New Roman" w:hAnsi="Times New Roman"/>
+          <w:b/>
+          <w:i w:val="0"/>
+          <w:sz w:val="22"/>
+        </w:rPr>
+        <w:t>13. Average Collection Period</w:t>
+      </w:r>
+    </w:p>
+    <w:p>
+      <w:pPr>
+        <w:spacing w:after="40" w:line="240" w:lineRule="auto"/>
+      </w:pPr>
+      <w:r>
+        <w:rPr>
+          <w:rFonts w:ascii="Times New Roman" w:hAnsi="Times New Roman"/>
+          <w:b w:val="0"/>
+          <w:i/>
+          <w:sz w:val="20"/>
+        </w:rPr>
+        <w:t>Formula: 365 / Debtors Turnover Ratio</w:t>
+      </w:r>
+    </w:p>
+    <w:p>
+      <w:pPr>
+        <w:spacing w:after="40" w:line="240" w:lineRule="auto"/>
+      </w:pPr>
+      <w:r>
+        <w:rPr>
+          <w:rFonts w:ascii="Times New Roman" w:hAnsi="Times New Roman"/>
+          <w:b w:val="0"/>
+          <w:i w:val="0"/>
+          <w:sz w:val="22"/>
+        </w:rPr>
+      </w:r>
+    </w:p>
+    <w:p>
+      <w:pPr>
+        <w:spacing w:after="40" w:line="240" w:lineRule="auto"/>
+      </w:pPr>
+      <w:r>
+        <w:rPr>
+          <w:rFonts w:ascii="Times New Roman" w:hAnsi="Times New Roman"/>
+          <w:b/>
+          <w:i w:val="0"/>
+          <w:sz w:val="20"/>
+        </w:rPr>
+        <w:t>HCL Technologies FY2025 - Input Values:</w:t>
+      </w:r>
+    </w:p>
+    <w:p>
+      <w:pPr>
+        <w:pStyle w:val="ListBullet"/>
+        <w:spacing w:after="20"/>
+      </w:pPr>
+      <w:r>
+        <w:rPr>
+          <w:rFonts w:ascii="Times New Roman" w:hAnsi="Times New Roman"/>
+          <w:sz w:val="18"/>
+        </w:rPr>
+        <w:t>Debtors Turnover Ratio = 4.56x (computed above in Ratio #12)</w:t>
       </w:r>
     </w:p>
     <w:p>
@@ -721,7 +3437,61 @@
           <w:i w:val="0"/>
           <w:sz w:val="20"/>
         </w:rPr>
-        <w:t>HCL FY2025: 23,905 / (1,05,544 - 28,039) x 100 = 23,905 / 77,505 x 100 = 30.84%</w:t>
+        <w:t>Substitution: Avg Collection Period = 365 / 4.56</w:t>
+      </w:r>
+    </w:p>
+    <w:p>
+      <w:pPr>
+        <w:spacing w:after="40" w:line="240" w:lineRule="auto"/>
+      </w:pPr>
+      <w:r>
+        <w:rPr>
+          <w:rFonts w:ascii="Times New Roman" w:hAnsi="Times New Roman"/>
+          <w:b/>
+          <w:i w:val="0"/>
+          <w:sz w:val="20"/>
+        </w:rPr>
+        <w:t>Result: Avg Collection Period = 80.1 days</w:t>
+      </w:r>
+    </w:p>
+    <w:p>
+      <w:pPr>
+        <w:spacing w:after="40" w:line="240" w:lineRule="auto"/>
+      </w:pPr>
+      <w:r>
+        <w:rPr>
+          <w:rFonts w:ascii="Times New Roman" w:hAnsi="Times New Roman"/>
+          <w:b w:val="0"/>
+          <w:i w:val="0"/>
+          <w:sz w:val="22"/>
+        </w:rPr>
+      </w:r>
+    </w:p>
+    <w:p>
+      <w:pPr>
+        <w:spacing w:after="40" w:line="240" w:lineRule="auto"/>
+      </w:pPr>
+      <w:r>
+        <w:rPr>
+          <w:rFonts w:ascii="Times New Roman" w:hAnsi="Times New Roman"/>
+          <w:b/>
+          <w:i w:val="0"/>
+          <w:sz w:val="20"/>
+        </w:rPr>
+        <w:t>Wipro FY2025 - Input Values:</w:t>
+      </w:r>
+    </w:p>
+    <w:p>
+      <w:pPr>
+        <w:pStyle w:val="ListBullet"/>
+        <w:spacing w:after="20"/>
+      </w:pPr>
+      <w:r>
+        <w:rPr>
+          <w:rFonts w:ascii="Times New Roman" w:hAnsi="Times New Roman"/>
+          <w:sz w:val="18"/>
+        </w:rPr>
+        <w:t>Debtors Turnover Ratio = 6.11x (computed above in Ratio #12)</w:t>
       </w:r>
     </w:p>
     <w:p>
@@ -735,7 +3505,207 @@
           <w:i w:val="0"/>
           <w:sz w:val="20"/>
         </w:rPr>
-        <w:t>Wipro FY2025: 18,947.3 / (1,28,185.2 - 28,625.3) x 100 = 18,947.3 / 99,559.9 x 100 = 19.03%</w:t>
+        <w:t>Substitution: Avg Collection Period = 365 / 6.11</w:t>
+      </w:r>
+    </w:p>
+    <w:p>
+      <w:pPr>
+        <w:spacing w:after="40" w:line="240" w:lineRule="auto"/>
+      </w:pPr>
+      <w:r>
+        <w:rPr>
+          <w:rFonts w:ascii="Times New Roman" w:hAnsi="Times New Roman"/>
+          <w:b/>
+          <w:i w:val="0"/>
+          <w:sz w:val="20"/>
+        </w:rPr>
+        <w:t>Result: Avg Collection Period = 59.7 days</w:t>
+      </w:r>
+    </w:p>
+    <w:p>
+      <w:pPr>
+        <w:spacing w:after="40" w:line="240" w:lineRule="auto"/>
+      </w:pPr>
+      <w:r>
+        <w:rPr>
+          <w:rFonts w:ascii="Times New Roman" w:hAnsi="Times New Roman"/>
+          <w:b w:val="0"/>
+          <w:i w:val="0"/>
+          <w:sz w:val="22"/>
+        </w:rPr>
+      </w:r>
+    </w:p>
+    <w:p>
+      <w:pPr>
+        <w:spacing w:after="40" w:line="240" w:lineRule="auto"/>
+      </w:pPr>
+      <w:r>
+        <w:rPr>
+          <w:rFonts w:ascii="Times New Roman" w:hAnsi="Times New Roman"/>
+          <w:b w:val="0"/>
+          <w:i/>
+          <w:sz w:val="20"/>
+        </w:rPr>
+        <w:t>Interpretation: HCL takes ~80 days to collect from clients vs Wipro's ~60 days. Both are within normal IT services range (60-90 days).</w:t>
+      </w:r>
+    </w:p>
+    <w:p>
+      <w:pPr>
+        <w:spacing w:after="40" w:line="240" w:lineRule="auto"/>
+      </w:pPr>
+      <w:r>
+        <w:rPr>
+          <w:rFonts w:ascii="Times New Roman" w:hAnsi="Times New Roman"/>
+          <w:b w:val="0"/>
+          <w:i w:val="0"/>
+          <w:sz w:val="22"/>
+        </w:rPr>
+      </w:r>
+    </w:p>
+    <w:p>
+      <w:pPr>
+        <w:spacing w:after="40" w:line="240" w:lineRule="auto"/>
+      </w:pPr>
+      <w:r>
+        <w:rPr>
+          <w:rFonts w:ascii="Times New Roman" w:hAnsi="Times New Roman"/>
+          <w:b/>
+          <w:i w:val="0"/>
+          <w:sz w:val="22"/>
+        </w:rPr>
+        <w:t>14. Creditors Turnover Ratio</w:t>
+      </w:r>
+    </w:p>
+    <w:p>
+      <w:pPr>
+        <w:spacing w:after="40" w:line="240" w:lineRule="auto"/>
+      </w:pPr>
+      <w:r>
+        <w:rPr>
+          <w:rFonts w:ascii="Times New Roman" w:hAnsi="Times New Roman"/>
+          <w:b w:val="0"/>
+          <w:i/>
+          <w:sz w:val="20"/>
+        </w:rPr>
+        <w:t>Formula: (Purchase + Operating Exp + Other Exp) / Average Trade Payables</w:t>
+      </w:r>
+    </w:p>
+    <w:p>
+      <w:pPr>
+        <w:spacing w:after="40" w:line="240" w:lineRule="auto"/>
+      </w:pPr>
+      <w:r>
+        <w:rPr>
+          <w:rFonts w:ascii="Times New Roman" w:hAnsi="Times New Roman"/>
+          <w:b w:val="0"/>
+          <w:i w:val="0"/>
+          <w:sz w:val="22"/>
+        </w:rPr>
+      </w:r>
+    </w:p>
+    <w:p>
+      <w:pPr>
+        <w:spacing w:after="40" w:line="240" w:lineRule="auto"/>
+      </w:pPr>
+      <w:r>
+        <w:rPr>
+          <w:rFonts w:ascii="Times New Roman" w:hAnsi="Times New Roman"/>
+          <w:b/>
+          <w:i w:val="0"/>
+          <w:sz w:val="20"/>
+        </w:rPr>
+        <w:t>HCL Technologies FY2025 - Input Values:</w:t>
+      </w:r>
+    </w:p>
+    <w:p>
+      <w:pPr>
+        <w:pStyle w:val="ListBullet"/>
+        <w:spacing w:after="20"/>
+      </w:pPr>
+      <w:r>
+        <w:rPr>
+          <w:rFonts w:ascii="Times New Roman" w:hAnsi="Times New Roman"/>
+          <w:sz w:val="18"/>
+        </w:rPr>
+        <w:t>Purchase of Stock-in-Trade = 1,976 (from HCL P&amp;L → 'Purchase Of Stock-In Trade' row)</w:t>
+      </w:r>
+    </w:p>
+    <w:p>
+      <w:pPr>
+        <w:pStyle w:val="ListBullet"/>
+        <w:spacing w:after="20"/>
+      </w:pPr>
+      <w:r>
+        <w:rPr>
+          <w:rFonts w:ascii="Times New Roman" w:hAnsi="Times New Roman"/>
+          <w:sz w:val="18"/>
+        </w:rPr>
+        <w:t>Operating &amp; Direct Expenses = 15,162 (from HCL P&amp;L → 'Operating And Direct Expenses' row)</w:t>
+      </w:r>
+    </w:p>
+    <w:p>
+      <w:pPr>
+        <w:pStyle w:val="ListBullet"/>
+        <w:spacing w:after="20"/>
+      </w:pPr>
+      <w:r>
+        <w:rPr>
+          <w:rFonts w:ascii="Times New Roman" w:hAnsi="Times New Roman"/>
+          <w:sz w:val="18"/>
+        </w:rPr>
+        <w:t>Other Expenses = 7,606 (from HCL P&amp;L → 'Other Expenses' row)</w:t>
+      </w:r>
+    </w:p>
+    <w:p>
+      <w:pPr>
+        <w:pStyle w:val="ListBullet"/>
+        <w:spacing w:after="20"/>
+      </w:pPr>
+      <w:r>
+        <w:rPr>
+          <w:rFonts w:ascii="Times New Roman" w:hAnsi="Times New Roman"/>
+          <w:sz w:val="18"/>
+        </w:rPr>
+        <w:t>Total Purchases = 1,976 + 15,162 + 7,606 = 24,744</w:t>
+      </w:r>
+    </w:p>
+    <w:p>
+      <w:pPr>
+        <w:pStyle w:val="ListBullet"/>
+        <w:spacing w:after="20"/>
+      </w:pPr>
+      <w:r>
+        <w:rPr>
+          <w:rFonts w:ascii="Times New Roman" w:hAnsi="Times New Roman"/>
+          <w:sz w:val="18"/>
+        </w:rPr>
+        <w:t>Trade Payables FY2025 = 13,234 (from HCL Balance Sheet → 'Trade Payables' row)</w:t>
+      </w:r>
+    </w:p>
+    <w:p>
+      <w:pPr>
+        <w:pStyle w:val="ListBullet"/>
+        <w:spacing w:after="20"/>
+      </w:pPr>
+      <w:r>
+        <w:rPr>
+          <w:rFonts w:ascii="Times New Roman" w:hAnsi="Times New Roman"/>
+          <w:sz w:val="18"/>
+        </w:rPr>
+        <w:t>Trade Payables FY2024 = 5,853 (from HCL Balance Sheet FY2024 → same row)</w:t>
+      </w:r>
+    </w:p>
+    <w:p>
+      <w:pPr>
+        <w:pStyle w:val="ListBullet"/>
+        <w:spacing w:after="20"/>
+      </w:pPr>
+      <w:r>
+        <w:rPr>
+          <w:rFonts w:ascii="Times New Roman" w:hAnsi="Times New Roman"/>
+          <w:sz w:val="18"/>
+        </w:rPr>
+        <w:t>Average Trade Payables = (13,234 + 5,853) / 2 = 9,543.5</w:t>
       </w:r>
     </w:p>
     <w:p>
@@ -749,7 +3719,21 @@
           <w:i w:val="0"/>
           <w:sz w:val="20"/>
         </w:rPr>
-        <w:t>Interpretation: HCL's ROCE (30.84%) far exceeds Wipro's (19.01%), confirming that HCL utilizes its total long-term capital more efficiently to generate operating profits.</w:t>
+        <w:t>Substitution: Creditors Turnover = 24,744 / 9,543.5</w:t>
+      </w:r>
+    </w:p>
+    <w:p>
+      <w:pPr>
+        <w:spacing w:after="40" w:line="240" w:lineRule="auto"/>
+      </w:pPr>
+      <w:r>
+        <w:rPr>
+          <w:rFonts w:ascii="Times New Roman" w:hAnsi="Times New Roman"/>
+          <w:b/>
+          <w:i w:val="0"/>
+          <w:sz w:val="20"/>
+        </w:rPr>
+        <w:t>Result: Creditors Turnover = 2.59x</w:t>
       </w:r>
     </w:p>
     <w:p>
@@ -774,9 +3758,141 @@
           <w:rFonts w:ascii="Times New Roman" w:hAnsi="Times New Roman"/>
           <w:b/>
           <w:i w:val="0"/>
+          <w:sz w:val="20"/>
+        </w:rPr>
+        <w:t>Wipro FY2025 - Input Values:</w:t>
+      </w:r>
+    </w:p>
+    <w:p>
+      <w:pPr>
+        <w:pStyle w:val="ListBullet"/>
+        <w:spacing w:after="20"/>
+      </w:pPr>
+      <w:r>
+        <w:rPr>
+          <w:rFonts w:ascii="Times New Roman" w:hAnsi="Times New Roman"/>
+          <w:sz w:val="18"/>
+        </w:rPr>
+        <w:t>Purchase of Stock-in-Trade = 296.7 (from Wipro P&amp;L → 'Purchase Of Stock-In Trade' row)</w:t>
+      </w:r>
+    </w:p>
+    <w:p>
+      <w:pPr>
+        <w:pStyle w:val="ListBullet"/>
+        <w:spacing w:after="20"/>
+      </w:pPr>
+      <w:r>
+        <w:rPr>
+          <w:rFonts w:ascii="Times New Roman" w:hAnsi="Times New Roman"/>
+          <w:sz w:val="18"/>
+        </w:rPr>
+        <w:t>Operating &amp; Direct Expenses = 12,332.8 (from Wipro P&amp;L → 'Operating And Direct Expenses' row)</w:t>
+      </w:r>
+    </w:p>
+    <w:p>
+      <w:pPr>
+        <w:pStyle w:val="ListBullet"/>
+        <w:spacing w:after="20"/>
+      </w:pPr>
+      <w:r>
+        <w:rPr>
+          <w:rFonts w:ascii="Times New Roman" w:hAnsi="Times New Roman"/>
+          <w:sz w:val="18"/>
+        </w:rPr>
+        <w:t>Other Expenses = 5,070.5 (from Wipro P&amp;L → 'Other Expenses' row)</w:t>
+      </w:r>
+    </w:p>
+    <w:p>
+      <w:pPr>
+        <w:pStyle w:val="ListBullet"/>
+        <w:spacing w:after="20"/>
+      </w:pPr>
+      <w:r>
+        <w:rPr>
+          <w:rFonts w:ascii="Times New Roman" w:hAnsi="Times New Roman"/>
+          <w:sz w:val="18"/>
+        </w:rPr>
+        <w:t>Total Purchases = 296.7 + 12,332.8 + 5,070.5 = 17,700.0</w:t>
+      </w:r>
+    </w:p>
+    <w:p>
+      <w:pPr>
+        <w:pStyle w:val="ListBullet"/>
+        <w:spacing w:after="20"/>
+      </w:pPr>
+      <w:r>
+        <w:rPr>
+          <w:rFonts w:ascii="Times New Roman" w:hAnsi="Times New Roman"/>
+          <w:sz w:val="18"/>
+        </w:rPr>
+        <w:t>Trade Payables FY2025 = 5,866.7 (from Wipro Balance Sheet → 'Trade Payables' row)</w:t>
+      </w:r>
+    </w:p>
+    <w:p>
+      <w:pPr>
+        <w:pStyle w:val="ListBullet"/>
+        <w:spacing w:after="20"/>
+      </w:pPr>
+      <w:r>
+        <w:rPr>
+          <w:rFonts w:ascii="Times New Roman" w:hAnsi="Times New Roman"/>
+          <w:sz w:val="18"/>
+        </w:rPr>
+        <w:t>Trade Payables FY2024 = 5,765.5 (from Wipro Balance Sheet FY2024 → same row)</w:t>
+      </w:r>
+    </w:p>
+    <w:p>
+      <w:pPr>
+        <w:pStyle w:val="ListBullet"/>
+        <w:spacing w:after="20"/>
+      </w:pPr>
+      <w:r>
+        <w:rPr>
+          <w:rFonts w:ascii="Times New Roman" w:hAnsi="Times New Roman"/>
+          <w:sz w:val="18"/>
+        </w:rPr>
+        <w:t>Average Trade Payables = (5,866.7 + 5,765.5) / 2 = 5,816.1</w:t>
+      </w:r>
+    </w:p>
+    <w:p>
+      <w:pPr>
+        <w:spacing w:after="40" w:line="240" w:lineRule="auto"/>
+      </w:pPr>
+      <w:r>
+        <w:rPr>
+          <w:rFonts w:ascii="Times New Roman" w:hAnsi="Times New Roman"/>
+          <w:b w:val="0"/>
+          <w:i w:val="0"/>
+          <w:sz w:val="20"/>
+        </w:rPr>
+        <w:t>Substitution: Creditors Turnover = 17,700.0 / 5,816.1</w:t>
+      </w:r>
+    </w:p>
+    <w:p>
+      <w:pPr>
+        <w:spacing w:after="40" w:line="240" w:lineRule="auto"/>
+      </w:pPr>
+      <w:r>
+        <w:rPr>
+          <w:rFonts w:ascii="Times New Roman" w:hAnsi="Times New Roman"/>
+          <w:b/>
+          <w:i w:val="0"/>
+          <w:sz w:val="20"/>
+        </w:rPr>
+        <w:t>Result: Creditors Turnover = 3.04x</w:t>
+      </w:r>
+    </w:p>
+    <w:p>
+      <w:pPr>
+        <w:spacing w:after="40" w:line="240" w:lineRule="auto"/>
+      </w:pPr>
+      <w:r>
+        <w:rPr>
+          <w:rFonts w:ascii="Times New Roman" w:hAnsi="Times New Roman"/>
+          <w:b w:val="0"/>
+          <w:i w:val="0"/>
           <w:sz w:val="22"/>
         </w:rPr>
-        <w:t>9. Earnings per Share (EPS)</w:t>
       </w:r>
     </w:p>
     <w:p>
@@ -790,7 +3906,88 @@
           <w:i/>
           <w:sz w:val="20"/>
         </w:rPr>
-        <w:t>Formula: PAT After Minority Interest / Number of Shares. Shares = Equity Capital / Face Value (Rs 2).</w:t>
+        <w:t>Interpretation: Lower creditors turnover for HCL (2.59x vs 3.02x) means HCL takes longer to pay suppliers, which is favorable for cash management but may reflect the FY2025 payables spike.</w:t>
+      </w:r>
+    </w:p>
+    <w:p>
+      <w:pPr>
+        <w:spacing w:after="40" w:line="240" w:lineRule="auto"/>
+      </w:pPr>
+      <w:r>
+        <w:rPr>
+          <w:rFonts w:ascii="Times New Roman" w:hAnsi="Times New Roman"/>
+          <w:b w:val="0"/>
+          <w:i w:val="0"/>
+          <w:sz w:val="22"/>
+        </w:rPr>
+      </w:r>
+    </w:p>
+    <w:p>
+      <w:pPr>
+        <w:spacing w:after="40" w:line="240" w:lineRule="auto"/>
+      </w:pPr>
+      <w:r>
+        <w:rPr>
+          <w:rFonts w:ascii="Times New Roman" w:hAnsi="Times New Roman"/>
+          <w:b/>
+          <w:i w:val="0"/>
+          <w:sz w:val="22"/>
+        </w:rPr>
+        <w:t>15. Average Payment Period</w:t>
+      </w:r>
+    </w:p>
+    <w:p>
+      <w:pPr>
+        <w:spacing w:after="40" w:line="240" w:lineRule="auto"/>
+      </w:pPr>
+      <w:r>
+        <w:rPr>
+          <w:rFonts w:ascii="Times New Roman" w:hAnsi="Times New Roman"/>
+          <w:b w:val="0"/>
+          <w:i/>
+          <w:sz w:val="20"/>
+        </w:rPr>
+        <w:t>Formula: 365 / Creditors Turnover Ratio</w:t>
+      </w:r>
+    </w:p>
+    <w:p>
+      <w:pPr>
+        <w:spacing w:after="40" w:line="240" w:lineRule="auto"/>
+      </w:pPr>
+      <w:r>
+        <w:rPr>
+          <w:rFonts w:ascii="Times New Roman" w:hAnsi="Times New Roman"/>
+          <w:b w:val="0"/>
+          <w:i w:val="0"/>
+          <w:sz w:val="22"/>
+        </w:rPr>
+      </w:r>
+    </w:p>
+    <w:p>
+      <w:pPr>
+        <w:spacing w:after="40" w:line="240" w:lineRule="auto"/>
+      </w:pPr>
+      <w:r>
+        <w:rPr>
+          <w:rFonts w:ascii="Times New Roman" w:hAnsi="Times New Roman"/>
+          <w:b/>
+          <w:i w:val="0"/>
+          <w:sz w:val="20"/>
+        </w:rPr>
+        <w:t>HCL Technologies FY2025 - Input Values:</w:t>
+      </w:r>
+    </w:p>
+    <w:p>
+      <w:pPr>
+        <w:pStyle w:val="ListBullet"/>
+        <w:spacing w:after="20"/>
+      </w:pPr>
+      <w:r>
+        <w:rPr>
+          <w:rFonts w:ascii="Times New Roman" w:hAnsi="Times New Roman"/>
+          <w:sz w:val="18"/>
+        </w:rPr>
+        <w:t>Creditors Turnover Ratio = 2.59x (computed above in Ratio #14)</w:t>
       </w:r>
     </w:p>
     <w:p>
@@ -804,7 +4001,61 @@
           <w:i w:val="0"/>
           <w:sz w:val="20"/>
         </w:rPr>
-        <w:t>HCL FY2025: 17,390 / (543/2) = 17,390 / 271.5 = Rs 64.05</w:t>
+        <w:t>Substitution: Avg Payment Period = 365 / 2.59</w:t>
+      </w:r>
+    </w:p>
+    <w:p>
+      <w:pPr>
+        <w:spacing w:after="40" w:line="240" w:lineRule="auto"/>
+      </w:pPr>
+      <w:r>
+        <w:rPr>
+          <w:rFonts w:ascii="Times New Roman" w:hAnsi="Times New Roman"/>
+          <w:b/>
+          <w:i w:val="0"/>
+          <w:sz w:val="20"/>
+        </w:rPr>
+        <w:t>Result: Avg Payment Period = 140.8 days</w:t>
+      </w:r>
+    </w:p>
+    <w:p>
+      <w:pPr>
+        <w:spacing w:after="40" w:line="240" w:lineRule="auto"/>
+      </w:pPr>
+      <w:r>
+        <w:rPr>
+          <w:rFonts w:ascii="Times New Roman" w:hAnsi="Times New Roman"/>
+          <w:b w:val="0"/>
+          <w:i w:val="0"/>
+          <w:sz w:val="22"/>
+        </w:rPr>
+      </w:r>
+    </w:p>
+    <w:p>
+      <w:pPr>
+        <w:spacing w:after="40" w:line="240" w:lineRule="auto"/>
+      </w:pPr>
+      <w:r>
+        <w:rPr>
+          <w:rFonts w:ascii="Times New Roman" w:hAnsi="Times New Roman"/>
+          <w:b/>
+          <w:i w:val="0"/>
+          <w:sz w:val="20"/>
+        </w:rPr>
+        <w:t>Wipro FY2025 - Input Values:</w:t>
+      </w:r>
+    </w:p>
+    <w:p>
+      <w:pPr>
+        <w:pStyle w:val="ListBullet"/>
+        <w:spacing w:after="20"/>
+      </w:pPr>
+      <w:r>
+        <w:rPr>
+          <w:rFonts w:ascii="Times New Roman" w:hAnsi="Times New Roman"/>
+          <w:sz w:val="18"/>
+        </w:rPr>
+        <w:t>Creditors Turnover Ratio = 3.04x (computed above in Ratio #14)</w:t>
       </w:r>
     </w:p>
     <w:p>
@@ -818,7 +4069,170 @@
           <w:i w:val="0"/>
           <w:sz w:val="20"/>
         </w:rPr>
-        <w:t>Wipro FY2025: 13,135.4 / (2,094.4/2) = 13,135.4 / 1,047.2 = Rs 12.54</w:t>
+        <w:t>Substitution: Avg Payment Period = 365 / 3.04</w:t>
+      </w:r>
+    </w:p>
+    <w:p>
+      <w:pPr>
+        <w:spacing w:after="40" w:line="240" w:lineRule="auto"/>
+      </w:pPr>
+      <w:r>
+        <w:rPr>
+          <w:rFonts w:ascii="Times New Roman" w:hAnsi="Times New Roman"/>
+          <w:b/>
+          <w:i w:val="0"/>
+          <w:sz w:val="20"/>
+        </w:rPr>
+        <w:t>Result: Avg Payment Period = 119.9 days</w:t>
+      </w:r>
+    </w:p>
+    <w:p>
+      <w:pPr>
+        <w:spacing w:after="40" w:line="240" w:lineRule="auto"/>
+      </w:pPr>
+      <w:r>
+        <w:rPr>
+          <w:rFonts w:ascii="Times New Roman" w:hAnsi="Times New Roman"/>
+          <w:b w:val="0"/>
+          <w:i w:val="0"/>
+          <w:sz w:val="22"/>
+        </w:rPr>
+      </w:r>
+    </w:p>
+    <w:p>
+      <w:pPr>
+        <w:spacing w:after="40" w:line="240" w:lineRule="auto"/>
+      </w:pPr>
+      <w:r>
+        <w:rPr>
+          <w:rFonts w:ascii="Times New Roman" w:hAnsi="Times New Roman"/>
+          <w:b w:val="0"/>
+          <w:i/>
+          <w:sz w:val="20"/>
+        </w:rPr>
+        <w:t>Interpretation: HCL takes ~141 days vs Wipro's ~121 days to pay creditors.</w:t>
+      </w:r>
+    </w:p>
+    <w:p>
+      <w:pPr>
+        <w:spacing w:after="40" w:line="240" w:lineRule="auto"/>
+      </w:pPr>
+      <w:r>
+        <w:rPr>
+          <w:rFonts w:ascii="Times New Roman" w:hAnsi="Times New Roman"/>
+          <w:b w:val="0"/>
+          <w:i w:val="0"/>
+          <w:sz w:val="22"/>
+        </w:rPr>
+      </w:r>
+    </w:p>
+    <w:p>
+      <w:pPr>
+        <w:spacing w:after="40" w:line="240" w:lineRule="auto"/>
+      </w:pPr>
+      <w:r>
+        <w:rPr>
+          <w:rFonts w:ascii="Times New Roman" w:hAnsi="Times New Roman"/>
+          <w:b/>
+          <w:i w:val="0"/>
+          <w:sz w:val="22"/>
+        </w:rPr>
+        <w:t>16. Inventory Turnover Ratio</w:t>
+      </w:r>
+    </w:p>
+    <w:p>
+      <w:pPr>
+        <w:spacing w:after="40" w:line="240" w:lineRule="auto"/>
+      </w:pPr>
+      <w:r>
+        <w:rPr>
+          <w:rFonts w:ascii="Times New Roman" w:hAnsi="Times New Roman"/>
+          <w:b w:val="0"/>
+          <w:i/>
+          <w:sz w:val="20"/>
+        </w:rPr>
+        <w:t>Formula: COGS / Average Inventories</w:t>
+        <w:br/>
+        <w:t>where COGS = Purchase + Operating Exp + Inventory Changes</w:t>
+      </w:r>
+    </w:p>
+    <w:p>
+      <w:pPr>
+        <w:spacing w:after="40" w:line="240" w:lineRule="auto"/>
+      </w:pPr>
+      <w:r>
+        <w:rPr>
+          <w:rFonts w:ascii="Times New Roman" w:hAnsi="Times New Roman"/>
+          <w:b w:val="0"/>
+          <w:i w:val="0"/>
+          <w:sz w:val="22"/>
+        </w:rPr>
+      </w:r>
+    </w:p>
+    <w:p>
+      <w:pPr>
+        <w:spacing w:after="40" w:line="240" w:lineRule="auto"/>
+      </w:pPr>
+      <w:r>
+        <w:rPr>
+          <w:rFonts w:ascii="Times New Roman" w:hAnsi="Times New Roman"/>
+          <w:b/>
+          <w:i w:val="0"/>
+          <w:sz w:val="20"/>
+        </w:rPr>
+        <w:t>HCL Technologies FY2025 - Input Values:</w:t>
+      </w:r>
+    </w:p>
+    <w:p>
+      <w:pPr>
+        <w:pStyle w:val="ListBullet"/>
+        <w:spacing w:after="20"/>
+      </w:pPr>
+      <w:r>
+        <w:rPr>
+          <w:rFonts w:ascii="Times New Roman" w:hAnsi="Times New Roman"/>
+          <w:sz w:val="18"/>
+        </w:rPr>
+        <w:t>COGS = 17,190 (derived: 1,976 + 15,162 + 52 from HCL P&amp;L)</w:t>
+      </w:r>
+    </w:p>
+    <w:p>
+      <w:pPr>
+        <w:pStyle w:val="ListBullet"/>
+        <w:spacing w:after="20"/>
+      </w:pPr>
+      <w:r>
+        <w:rPr>
+          <w:rFonts w:ascii="Times New Roman" w:hAnsi="Times New Roman"/>
+          <w:sz w:val="18"/>
+        </w:rPr>
+        <w:t>Inventories FY2025 = 133 (from HCL Balance Sheet → 'Inventories' row)</w:t>
+      </w:r>
+    </w:p>
+    <w:p>
+      <w:pPr>
+        <w:pStyle w:val="ListBullet"/>
+        <w:spacing w:after="20"/>
+      </w:pPr>
+      <w:r>
+        <w:rPr>
+          <w:rFonts w:ascii="Times New Roman" w:hAnsi="Times New Roman"/>
+          <w:sz w:val="18"/>
+        </w:rPr>
+        <w:t>Inventories FY2024 = 185 (from HCL Balance Sheet FY2024 → same row)</w:t>
+      </w:r>
+    </w:p>
+    <w:p>
+      <w:pPr>
+        <w:pStyle w:val="ListBullet"/>
+        <w:spacing w:after="20"/>
+      </w:pPr>
+      <w:r>
+        <w:rPr>
+          <w:rFonts w:ascii="Times New Roman" w:hAnsi="Times New Roman"/>
+          <w:sz w:val="18"/>
+        </w:rPr>
+        <w:t>Average Inventories = (133 + 185) / 2 = 159.0</w:t>
       </w:r>
     </w:p>
     <w:p>
@@ -832,7 +4246,21 @@
           <w:i w:val="0"/>
           <w:sz w:val="20"/>
         </w:rPr>
-        <w:t>Interpretation: Direct EPS comparison is limited since Wipro had a bonus issue in FY2025 doubling the share count. Over 5 years, HCL's EPS grew 56% (41.07 to 64.05) vs Wipro's per-share decline due to dilution.</w:t>
+        <w:t>Substitution: Inventory Turnover = 17,190 / 159.0</w:t>
+      </w:r>
+    </w:p>
+    <w:p>
+      <w:pPr>
+        <w:spacing w:after="40" w:line="240" w:lineRule="auto"/>
+      </w:pPr>
+      <w:r>
+        <w:rPr>
+          <w:rFonts w:ascii="Times New Roman" w:hAnsi="Times New Roman"/>
+          <w:b/>
+          <w:i w:val="0"/>
+          <w:sz w:val="20"/>
+        </w:rPr>
+        <w:t>Result: Inventory Turnover = 108.11x</w:t>
       </w:r>
     </w:p>
     <w:p>
@@ -850,15 +4278,136 @@
     </w:p>
     <w:p>
       <w:pPr>
-        <w:pStyle w:val="Heading2"/>
-        <w:spacing w:before="120" w:after="60"/>
-      </w:pPr>
-      <w:r>
-        <w:rPr>
-          <w:rFonts w:ascii="Times New Roman" w:hAnsi="Times New Roman"/>
-          <w:color w:val="1F4E79"/>
-        </w:rPr>
-        <w:t>C. Solvency Ratios</w:t>
+        <w:spacing w:after="40" w:line="240" w:lineRule="auto"/>
+      </w:pPr>
+      <w:r>
+        <w:rPr>
+          <w:rFonts w:ascii="Times New Roman" w:hAnsi="Times New Roman"/>
+          <w:b/>
+          <w:i w:val="0"/>
+          <w:sz w:val="20"/>
+        </w:rPr>
+        <w:t>Wipro FY2025 - Input Values:</w:t>
+      </w:r>
+    </w:p>
+    <w:p>
+      <w:pPr>
+        <w:pStyle w:val="ListBullet"/>
+        <w:spacing w:after="20"/>
+      </w:pPr>
+      <w:r>
+        <w:rPr>
+          <w:rFonts w:ascii="Times New Roman" w:hAnsi="Times New Roman"/>
+          <w:sz w:val="18"/>
+        </w:rPr>
+        <w:t>COGS = 12,649.0 (derived: 296.7 + 12,332.8 + 19.5 from Wipro P&amp;L)</w:t>
+      </w:r>
+    </w:p>
+    <w:p>
+      <w:pPr>
+        <w:pStyle w:val="ListBullet"/>
+        <w:spacing w:after="20"/>
+      </w:pPr>
+      <w:r>
+        <w:rPr>
+          <w:rFonts w:ascii="Times New Roman" w:hAnsi="Times New Roman"/>
+          <w:sz w:val="18"/>
+        </w:rPr>
+        <w:t>Inventories FY2025 = 69.4 (from Wipro Balance Sheet → 'Inventories' row)</w:t>
+      </w:r>
+    </w:p>
+    <w:p>
+      <w:pPr>
+        <w:pStyle w:val="ListBullet"/>
+        <w:spacing w:after="20"/>
+      </w:pPr>
+      <w:r>
+        <w:rPr>
+          <w:rFonts w:ascii="Times New Roman" w:hAnsi="Times New Roman"/>
+          <w:sz w:val="18"/>
+        </w:rPr>
+        <w:t>Inventories FY2024 = 90.7 (from Wipro Balance Sheet FY2024 → same row)</w:t>
+      </w:r>
+    </w:p>
+    <w:p>
+      <w:pPr>
+        <w:pStyle w:val="ListBullet"/>
+        <w:spacing w:after="20"/>
+      </w:pPr>
+      <w:r>
+        <w:rPr>
+          <w:rFonts w:ascii="Times New Roman" w:hAnsi="Times New Roman"/>
+          <w:sz w:val="18"/>
+        </w:rPr>
+        <w:t>Average Inventories = (69.4 + 90.7) / 2 = 80.1</w:t>
+      </w:r>
+    </w:p>
+    <w:p>
+      <w:pPr>
+        <w:spacing w:after="40" w:line="240" w:lineRule="auto"/>
+      </w:pPr>
+      <w:r>
+        <w:rPr>
+          <w:rFonts w:ascii="Times New Roman" w:hAnsi="Times New Roman"/>
+          <w:b w:val="0"/>
+          <w:i w:val="0"/>
+          <w:sz w:val="20"/>
+        </w:rPr>
+        <w:t>Substitution: Inventory Turnover = 12,649.0 / 80.1</w:t>
+      </w:r>
+    </w:p>
+    <w:p>
+      <w:pPr>
+        <w:spacing w:after="40" w:line="240" w:lineRule="auto"/>
+      </w:pPr>
+      <w:r>
+        <w:rPr>
+          <w:rFonts w:ascii="Times New Roman" w:hAnsi="Times New Roman"/>
+          <w:b/>
+          <w:i w:val="0"/>
+          <w:sz w:val="20"/>
+        </w:rPr>
+        <w:t>Result: Inventory Turnover = 158.01x</w:t>
+      </w:r>
+    </w:p>
+    <w:p>
+      <w:pPr>
+        <w:spacing w:after="40" w:line="240" w:lineRule="auto"/>
+      </w:pPr>
+      <w:r>
+        <w:rPr>
+          <w:rFonts w:ascii="Times New Roman" w:hAnsi="Times New Roman"/>
+          <w:b w:val="0"/>
+          <w:i w:val="0"/>
+          <w:sz w:val="22"/>
+        </w:rPr>
+      </w:r>
+    </w:p>
+    <w:p>
+      <w:pPr>
+        <w:spacing w:after="40" w:line="240" w:lineRule="auto"/>
+      </w:pPr>
+      <w:r>
+        <w:rPr>
+          <w:rFonts w:ascii="Times New Roman" w:hAnsi="Times New Roman"/>
+          <w:b w:val="0"/>
+          <w:i/>
+          <w:sz w:val="20"/>
+        </w:rPr>
+        <w:t>Interpretation: Extremely high turnover for both companies (100x+) because IT services firms hold minimal inventory. This ratio is less meaningful for the services sector.</w:t>
+      </w:r>
+    </w:p>
+    <w:p>
+      <w:pPr>
+        <w:spacing w:after="40" w:line="240" w:lineRule="auto"/>
+      </w:pPr>
+      <w:r>
+        <w:rPr>
+          <w:rFonts w:ascii="Times New Roman" w:hAnsi="Times New Roman"/>
+          <w:b w:val="0"/>
+          <w:i w:val="0"/>
+          <w:sz w:val="22"/>
+        </w:rPr>
       </w:r>
     </w:p>
     <w:p>
@@ -872,7 +4421,7 @@
           <w:i w:val="0"/>
           <w:sz w:val="22"/>
         </w:rPr>
-        <w:t>10. Debt-Equity Ratio</w:t>
+        <w:t>17. Inventory Holding Days</w:t>
       </w:r>
     </w:p>
     <w:p>
@@ -886,7 +4435,47 @@
           <w:i/>
           <w:sz w:val="20"/>
         </w:rPr>
-        <w:t>Formula: Total Debt / Total Shareholders' Funds, where Total Debt = LT + ST Borrowings</w:t>
+        <w:t>Formula: 365 / Inventory Turnover Ratio</w:t>
+      </w:r>
+    </w:p>
+    <w:p>
+      <w:pPr>
+        <w:spacing w:after="40" w:line="240" w:lineRule="auto"/>
+      </w:pPr>
+      <w:r>
+        <w:rPr>
+          <w:rFonts w:ascii="Times New Roman" w:hAnsi="Times New Roman"/>
+          <w:b w:val="0"/>
+          <w:i w:val="0"/>
+          <w:sz w:val="22"/>
+        </w:rPr>
+      </w:r>
+    </w:p>
+    <w:p>
+      <w:pPr>
+        <w:spacing w:after="40" w:line="240" w:lineRule="auto"/>
+      </w:pPr>
+      <w:r>
+        <w:rPr>
+          <w:rFonts w:ascii="Times New Roman" w:hAnsi="Times New Roman"/>
+          <w:b/>
+          <w:i w:val="0"/>
+          <w:sz w:val="20"/>
+        </w:rPr>
+        <w:t>HCL Technologies FY2025 - Input Values:</w:t>
+      </w:r>
+    </w:p>
+    <w:p>
+      <w:pPr>
+        <w:pStyle w:val="ListBullet"/>
+        <w:spacing w:after="20"/>
+      </w:pPr>
+      <w:r>
+        <w:rPr>
+          <w:rFonts w:ascii="Times New Roman" w:hAnsi="Times New Roman"/>
+          <w:sz w:val="18"/>
+        </w:rPr>
+        <w:t>Inventory Turnover Ratio = 108.11x (computed above in Ratio #16)</w:t>
       </w:r>
     </w:p>
     <w:p>
@@ -900,7 +4489,61 @@
           <w:i w:val="0"/>
           <w:sz w:val="20"/>
         </w:rPr>
-        <w:t>HCL FY2025: (70 + 2,221) / 69,655 = 2,291 / 69,655 = 0.0329</w:t>
+        <w:t>Substitution: Inventory Holding Days = 365 / 108.11</w:t>
+      </w:r>
+    </w:p>
+    <w:p>
+      <w:pPr>
+        <w:spacing w:after="40" w:line="240" w:lineRule="auto"/>
+      </w:pPr>
+      <w:r>
+        <w:rPr>
+          <w:rFonts w:ascii="Times New Roman" w:hAnsi="Times New Roman"/>
+          <w:b/>
+          <w:i w:val="0"/>
+          <w:sz w:val="20"/>
+        </w:rPr>
+        <w:t>Result: Inventory Holding Days = 3.4 days</w:t>
+      </w:r>
+    </w:p>
+    <w:p>
+      <w:pPr>
+        <w:spacing w:after="40" w:line="240" w:lineRule="auto"/>
+      </w:pPr>
+      <w:r>
+        <w:rPr>
+          <w:rFonts w:ascii="Times New Roman" w:hAnsi="Times New Roman"/>
+          <w:b w:val="0"/>
+          <w:i w:val="0"/>
+          <w:sz w:val="22"/>
+        </w:rPr>
+      </w:r>
+    </w:p>
+    <w:p>
+      <w:pPr>
+        <w:spacing w:after="40" w:line="240" w:lineRule="auto"/>
+      </w:pPr>
+      <w:r>
+        <w:rPr>
+          <w:rFonts w:ascii="Times New Roman" w:hAnsi="Times New Roman"/>
+          <w:b/>
+          <w:i w:val="0"/>
+          <w:sz w:val="20"/>
+        </w:rPr>
+        <w:t>Wipro FY2025 - Input Values:</w:t>
+      </w:r>
+    </w:p>
+    <w:p>
+      <w:pPr>
+        <w:pStyle w:val="ListBullet"/>
+        <w:spacing w:after="20"/>
+      </w:pPr>
+      <w:r>
+        <w:rPr>
+          <w:rFonts w:ascii="Times New Roman" w:hAnsi="Times New Roman"/>
+          <w:sz w:val="18"/>
+        </w:rPr>
+        <w:t>Inventory Turnover Ratio = 158.01x (computed above in Ratio #16)</w:t>
       </w:r>
     </w:p>
     <w:p>
@@ -914,7 +4557,170 @@
           <w:i w:val="0"/>
           <w:sz w:val="20"/>
         </w:rPr>
-        <w:t>Wipro FY2025: (6,395.4 + 9,786.3) / 82,364.1 = 16,181.7 / 82,364.1 = 0.1965</w:t>
+        <w:t>Substitution: Inventory Holding Days = 365 / 158.01</w:t>
+      </w:r>
+    </w:p>
+    <w:p>
+      <w:pPr>
+        <w:spacing w:after="40" w:line="240" w:lineRule="auto"/>
+      </w:pPr>
+      <w:r>
+        <w:rPr>
+          <w:rFonts w:ascii="Times New Roman" w:hAnsi="Times New Roman"/>
+          <w:b/>
+          <w:i w:val="0"/>
+          <w:sz w:val="20"/>
+        </w:rPr>
+        <w:t>Result: Inventory Holding Days = 2.3 days</w:t>
+      </w:r>
+    </w:p>
+    <w:p>
+      <w:pPr>
+        <w:spacing w:after="40" w:line="240" w:lineRule="auto"/>
+      </w:pPr>
+      <w:r>
+        <w:rPr>
+          <w:rFonts w:ascii="Times New Roman" w:hAnsi="Times New Roman"/>
+          <w:b w:val="0"/>
+          <w:i w:val="0"/>
+          <w:sz w:val="22"/>
+        </w:rPr>
+      </w:r>
+    </w:p>
+    <w:p>
+      <w:pPr>
+        <w:spacing w:after="40" w:line="240" w:lineRule="auto"/>
+      </w:pPr>
+      <w:r>
+        <w:rPr>
+          <w:rFonts w:ascii="Times New Roman" w:hAnsi="Times New Roman"/>
+          <w:b w:val="0"/>
+          <w:i/>
+          <w:sz w:val="20"/>
+        </w:rPr>
+        <w:t>Interpretation: Near-zero holding days confirm the asset-light IT services model.</w:t>
+      </w:r>
+    </w:p>
+    <w:p>
+      <w:pPr>
+        <w:spacing w:after="40" w:line="240" w:lineRule="auto"/>
+      </w:pPr>
+      <w:r>
+        <w:rPr>
+          <w:rFonts w:ascii="Times New Roman" w:hAnsi="Times New Roman"/>
+          <w:b w:val="0"/>
+          <w:i w:val="0"/>
+          <w:sz w:val="22"/>
+        </w:rPr>
+      </w:r>
+    </w:p>
+    <w:p>
+      <w:pPr>
+        <w:spacing w:after="40" w:line="240" w:lineRule="auto"/>
+      </w:pPr>
+      <w:r>
+        <w:rPr>
+          <w:rFonts w:ascii="Times New Roman" w:hAnsi="Times New Roman"/>
+          <w:b/>
+          <w:i w:val="0"/>
+          <w:sz w:val="22"/>
+        </w:rPr>
+        <w:t>18. Fixed Asset Turnover Ratio</w:t>
+      </w:r>
+    </w:p>
+    <w:p>
+      <w:pPr>
+        <w:spacing w:after="40" w:line="240" w:lineRule="auto"/>
+      </w:pPr>
+      <w:r>
+        <w:rPr>
+          <w:rFonts w:ascii="Times New Roman" w:hAnsi="Times New Roman"/>
+          <w:b w:val="0"/>
+          <w:i/>
+          <w:sz w:val="20"/>
+        </w:rPr>
+        <w:t>Formula: Revenue / Average Fixed Assets</w:t>
+        <w:br/>
+        <w:t>Average = (FY2025 + FY2024) / 2</w:t>
+      </w:r>
+    </w:p>
+    <w:p>
+      <w:pPr>
+        <w:spacing w:after="40" w:line="240" w:lineRule="auto"/>
+      </w:pPr>
+      <w:r>
+        <w:rPr>
+          <w:rFonts w:ascii="Times New Roman" w:hAnsi="Times New Roman"/>
+          <w:b w:val="0"/>
+          <w:i w:val="0"/>
+          <w:sz w:val="22"/>
+        </w:rPr>
+      </w:r>
+    </w:p>
+    <w:p>
+      <w:pPr>
+        <w:spacing w:after="40" w:line="240" w:lineRule="auto"/>
+      </w:pPr>
+      <w:r>
+        <w:rPr>
+          <w:rFonts w:ascii="Times New Roman" w:hAnsi="Times New Roman"/>
+          <w:b/>
+          <w:i w:val="0"/>
+          <w:sz w:val="20"/>
+        </w:rPr>
+        <w:t>HCL Technologies FY2025 - Input Values:</w:t>
+      </w:r>
+    </w:p>
+    <w:p>
+      <w:pPr>
+        <w:pStyle w:val="ListBullet"/>
+        <w:spacing w:after="20"/>
+      </w:pPr>
+      <w:r>
+        <w:rPr>
+          <w:rFonts w:ascii="Times New Roman" w:hAnsi="Times New Roman"/>
+          <w:sz w:val="18"/>
+        </w:rPr>
+        <w:t>Revenue = 1,17,055 (from HCL P&amp;L → 'Revenue From Operations [Net]' row)</w:t>
+      </w:r>
+    </w:p>
+    <w:p>
+      <w:pPr>
+        <w:pStyle w:val="ListBullet"/>
+        <w:spacing w:after="20"/>
+      </w:pPr>
+      <w:r>
+        <w:rPr>
+          <w:rFonts w:ascii="Times New Roman" w:hAnsi="Times New Roman"/>
+          <w:sz w:val="18"/>
+        </w:rPr>
+        <w:t>Fixed Assets FY2025 = 14,475 (from HCL Balance Sheet → 'Fixed Assets' row)</w:t>
+      </w:r>
+    </w:p>
+    <w:p>
+      <w:pPr>
+        <w:pStyle w:val="ListBullet"/>
+        <w:spacing w:after="20"/>
+      </w:pPr>
+      <w:r>
+        <w:rPr>
+          <w:rFonts w:ascii="Times New Roman" w:hAnsi="Times New Roman"/>
+          <w:sz w:val="18"/>
+        </w:rPr>
+        <w:t>Fixed Assets FY2024 = 15,039 (from HCL Balance Sheet FY2024 → same row)</w:t>
+      </w:r>
+    </w:p>
+    <w:p>
+      <w:pPr>
+        <w:pStyle w:val="ListBullet"/>
+        <w:spacing w:after="20"/>
+      </w:pPr>
+      <w:r>
+        <w:rPr>
+          <w:rFonts w:ascii="Times New Roman" w:hAnsi="Times New Roman"/>
+          <w:sz w:val="18"/>
+        </w:rPr>
+        <w:t>Average Fixed Assets = (14,475 + 15,039) / 2 = 14,757.0</w:t>
       </w:r>
     </w:p>
     <w:p>
@@ -928,7 +4734,21 @@
           <w:i w:val="0"/>
           <w:sz w:val="20"/>
         </w:rPr>
-        <w:t>Interpretation: HCL is nearly debt-free (D/E 0.03), while Wipro carries meaningful debt (D/E 0.20) primarily from acquisition financing. Lower leverage = lower financial risk.</w:t>
+        <w:t>Substitution: Fixed Asset Turnover = 1,17,055 / 14,757.0</w:t>
+      </w:r>
+    </w:p>
+    <w:p>
+      <w:pPr>
+        <w:spacing w:after="40" w:line="240" w:lineRule="auto"/>
+      </w:pPr>
+      <w:r>
+        <w:rPr>
+          <w:rFonts w:ascii="Times New Roman" w:hAnsi="Times New Roman"/>
+          <w:b/>
+          <w:i w:val="0"/>
+          <w:sz w:val="20"/>
+        </w:rPr>
+        <w:t>Result: Fixed Asset Turnover = 7.93x</w:t>
       </w:r>
     </w:p>
     <w:p>
@@ -953,9 +4773,102 @@
           <w:rFonts w:ascii="Times New Roman" w:hAnsi="Times New Roman"/>
           <w:b/>
           <w:i w:val="0"/>
+          <w:sz w:val="20"/>
+        </w:rPr>
+        <w:t>Wipro FY2025 - Input Values:</w:t>
+      </w:r>
+    </w:p>
+    <w:p>
+      <w:pPr>
+        <w:pStyle w:val="ListBullet"/>
+        <w:spacing w:after="20"/>
+      </w:pPr>
+      <w:r>
+        <w:rPr>
+          <w:rFonts w:ascii="Times New Roman" w:hAnsi="Times New Roman"/>
+          <w:sz w:val="18"/>
+        </w:rPr>
+        <w:t>Revenue = 89,088.4 (from Wipro P&amp;L → 'Revenue From Operations [Net]' row)</w:t>
+      </w:r>
+    </w:p>
+    <w:p>
+      <w:pPr>
+        <w:pStyle w:val="ListBullet"/>
+        <w:spacing w:after="20"/>
+      </w:pPr>
+      <w:r>
+        <w:rPr>
+          <w:rFonts w:ascii="Times New Roman" w:hAnsi="Times New Roman"/>
+          <w:sz w:val="18"/>
+        </w:rPr>
+        <w:t>Fixed Assets FY2025 = 13,348.5 (from Wipro Balance Sheet → 'Fixed Assets' row)</w:t>
+      </w:r>
+    </w:p>
+    <w:p>
+      <w:pPr>
+        <w:pStyle w:val="ListBullet"/>
+        <w:spacing w:after="20"/>
+      </w:pPr>
+      <w:r>
+        <w:rPr>
+          <w:rFonts w:ascii="Times New Roman" w:hAnsi="Times New Roman"/>
+          <w:sz w:val="18"/>
+        </w:rPr>
+        <w:t>Fixed Assets FY2024 = 13,206.5 (from Wipro Balance Sheet FY2024 → same row)</w:t>
+      </w:r>
+    </w:p>
+    <w:p>
+      <w:pPr>
+        <w:pStyle w:val="ListBullet"/>
+        <w:spacing w:after="20"/>
+      </w:pPr>
+      <w:r>
+        <w:rPr>
+          <w:rFonts w:ascii="Times New Roman" w:hAnsi="Times New Roman"/>
+          <w:sz w:val="18"/>
+        </w:rPr>
+        <w:t>Average Fixed Assets = (13,348.5 + 13,206.5) / 2 = 13,277.5</w:t>
+      </w:r>
+    </w:p>
+    <w:p>
+      <w:pPr>
+        <w:spacing w:after="40" w:line="240" w:lineRule="auto"/>
+      </w:pPr>
+      <w:r>
+        <w:rPr>
+          <w:rFonts w:ascii="Times New Roman" w:hAnsi="Times New Roman"/>
+          <w:b w:val="0"/>
+          <w:i w:val="0"/>
+          <w:sz w:val="20"/>
+        </w:rPr>
+        <w:t>Substitution: Fixed Asset Turnover = 89,088.4 / 13,277.5</w:t>
+      </w:r>
+    </w:p>
+    <w:p>
+      <w:pPr>
+        <w:spacing w:after="40" w:line="240" w:lineRule="auto"/>
+      </w:pPr>
+      <w:r>
+        <w:rPr>
+          <w:rFonts w:ascii="Times New Roman" w:hAnsi="Times New Roman"/>
+          <w:b/>
+          <w:i w:val="0"/>
+          <w:sz w:val="20"/>
+        </w:rPr>
+        <w:t>Result: Fixed Asset Turnover = 6.71x</w:t>
+      </w:r>
+    </w:p>
+    <w:p>
+      <w:pPr>
+        <w:spacing w:after="40" w:line="240" w:lineRule="auto"/>
+      </w:pPr>
+      <w:r>
+        <w:rPr>
+          <w:rFonts w:ascii="Times New Roman" w:hAnsi="Times New Roman"/>
+          <w:b w:val="0"/>
+          <w:i w:val="0"/>
           <w:sz w:val="22"/>
         </w:rPr>
-        <w:t>11. Interest Coverage Ratio</w:t>
       </w:r>
     </w:p>
     <w:p>
@@ -969,7 +4882,142 @@
           <w:i/>
           <w:sz w:val="20"/>
         </w:rPr>
-        <w:t>Formula: EBIT / Finance Costs</w:t>
+        <w:t>Interpretation: HCL generates Rs 7.93 of revenue per Rs 1 of fixed assets vs Wipro's Rs 6.71. Higher asset turnover reflects HCL's more efficient use of physical infrastructure.</w:t>
+      </w:r>
+    </w:p>
+    <w:p>
+      <w:pPr>
+        <w:spacing w:after="40" w:line="240" w:lineRule="auto"/>
+      </w:pPr>
+      <w:r>
+        <w:rPr>
+          <w:rFonts w:ascii="Times New Roman" w:hAnsi="Times New Roman"/>
+          <w:b w:val="0"/>
+          <w:i w:val="0"/>
+          <w:sz w:val="22"/>
+        </w:rPr>
+      </w:r>
+    </w:p>
+    <w:p>
+      <w:pPr>
+        <w:pStyle w:val="Heading2"/>
+        <w:spacing w:before="120" w:after="60"/>
+      </w:pPr>
+      <w:r>
+        <w:rPr>
+          <w:rFonts w:ascii="Times New Roman" w:hAnsi="Times New Roman"/>
+          <w:color w:val="1F4E79"/>
+        </w:rPr>
+        <w:t>E. Valuation Ratio</w:t>
+      </w:r>
+    </w:p>
+    <w:p>
+      <w:pPr>
+        <w:spacing w:after="40" w:line="240" w:lineRule="auto"/>
+      </w:pPr>
+      <w:r>
+        <w:rPr>
+          <w:rFonts w:ascii="Times New Roman" w:hAnsi="Times New Roman"/>
+          <w:b/>
+          <w:i w:val="0"/>
+          <w:sz w:val="22"/>
+        </w:rPr>
+        <w:t>19. P/E Ratio</w:t>
+      </w:r>
+    </w:p>
+    <w:p>
+      <w:pPr>
+        <w:spacing w:after="40" w:line="240" w:lineRule="auto"/>
+      </w:pPr>
+      <w:r>
+        <w:rPr>
+          <w:rFonts w:ascii="Times New Roman" w:hAnsi="Times New Roman"/>
+          <w:b w:val="0"/>
+          <w:i/>
+          <w:sz w:val="20"/>
+        </w:rPr>
+        <w:t>Formula: Market Price per Share / EPS</w:t>
+        <w:br/>
+        <w:t>Market Price = Price/BV x Book Value per Share (from Moneycontrol Ratios page)</w:t>
+      </w:r>
+    </w:p>
+    <w:p>
+      <w:pPr>
+        <w:spacing w:after="40" w:line="240" w:lineRule="auto"/>
+      </w:pPr>
+      <w:r>
+        <w:rPr>
+          <w:rFonts w:ascii="Times New Roman" w:hAnsi="Times New Roman"/>
+          <w:b w:val="0"/>
+          <w:i w:val="0"/>
+          <w:sz w:val="22"/>
+        </w:rPr>
+      </w:r>
+    </w:p>
+    <w:p>
+      <w:pPr>
+        <w:spacing w:after="40" w:line="240" w:lineRule="auto"/>
+      </w:pPr>
+      <w:r>
+        <w:rPr>
+          <w:rFonts w:ascii="Times New Roman" w:hAnsi="Times New Roman"/>
+          <w:b/>
+          <w:i w:val="0"/>
+          <w:sz w:val="20"/>
+        </w:rPr>
+        <w:t>HCL Technologies FY2025 - Input Values:</w:t>
+      </w:r>
+    </w:p>
+    <w:p>
+      <w:pPr>
+        <w:pStyle w:val="ListBullet"/>
+        <w:spacing w:after="20"/>
+      </w:pPr>
+      <w:r>
+        <w:rPr>
+          <w:rFonts w:ascii="Times New Roman" w:hAnsi="Times New Roman"/>
+          <w:sz w:val="18"/>
+        </w:rPr>
+        <w:t>Price/BV = 6.2 (from HCL Moneycontrol → 'Price/BV (X)' ratio)</w:t>
+      </w:r>
+    </w:p>
+    <w:p>
+      <w:pPr>
+        <w:pStyle w:val="ListBullet"/>
+        <w:spacing w:after="20"/>
+      </w:pPr>
+      <w:r>
+        <w:rPr>
+          <w:rFonts w:ascii="Times New Roman" w:hAnsi="Times New Roman"/>
+          <w:sz w:val="18"/>
+        </w:rPr>
+        <w:t>Book Value per Share = 256.56 (from HCL Moneycontrol → 'Book Value/Share' ratio)</w:t>
+      </w:r>
+    </w:p>
+    <w:p>
+      <w:pPr>
+        <w:pStyle w:val="ListBullet"/>
+        <w:spacing w:after="20"/>
+      </w:pPr>
+      <w:r>
+        <w:rPr>
+          <w:rFonts w:ascii="Times New Roman" w:hAnsi="Times New Roman"/>
+          <w:sz w:val="18"/>
+        </w:rPr>
+        <w:t>Market Price per Share = 6.2 x 256.56 = 1590.67</w:t>
+      </w:r>
+    </w:p>
+    <w:p>
+      <w:pPr>
+        <w:pStyle w:val="ListBullet"/>
+        <w:spacing w:after="20"/>
+      </w:pPr>
+      <w:r>
+        <w:rPr>
+          <w:rFonts w:ascii="Times New Roman" w:hAnsi="Times New Roman"/>
+          <w:sz w:val="18"/>
+        </w:rPr>
+        <w:t>EPS = 64.05 (computed above in Ratio #9)</w:t>
       </w:r>
     </w:p>
     <w:p>
@@ -983,7 +5031,100 @@
           <w:i w:val="0"/>
           <w:sz w:val="20"/>
         </w:rPr>
-        <w:t>HCL FY2025: 23,905 / 644 = 37.12x</w:t>
+        <w:t>Substitution: P/E Ratio = 1590.67 / 64.05</w:t>
+      </w:r>
+    </w:p>
+    <w:p>
+      <w:pPr>
+        <w:spacing w:after="40" w:line="240" w:lineRule="auto"/>
+      </w:pPr>
+      <w:r>
+        <w:rPr>
+          <w:rFonts w:ascii="Times New Roman" w:hAnsi="Times New Roman"/>
+          <w:b/>
+          <w:i w:val="0"/>
+          <w:sz w:val="20"/>
+        </w:rPr>
+        <w:t>Result: P/E Ratio = 24.83x</w:t>
+      </w:r>
+    </w:p>
+    <w:p>
+      <w:pPr>
+        <w:spacing w:after="40" w:line="240" w:lineRule="auto"/>
+      </w:pPr>
+      <w:r>
+        <w:rPr>
+          <w:rFonts w:ascii="Times New Roman" w:hAnsi="Times New Roman"/>
+          <w:b w:val="0"/>
+          <w:i w:val="0"/>
+          <w:sz w:val="22"/>
+        </w:rPr>
+      </w:r>
+    </w:p>
+    <w:p>
+      <w:pPr>
+        <w:spacing w:after="40" w:line="240" w:lineRule="auto"/>
+      </w:pPr>
+      <w:r>
+        <w:rPr>
+          <w:rFonts w:ascii="Times New Roman" w:hAnsi="Times New Roman"/>
+          <w:b/>
+          <w:i w:val="0"/>
+          <w:sz w:val="20"/>
+        </w:rPr>
+        <w:t>Wipro FY2025 - Input Values:</w:t>
+      </w:r>
+    </w:p>
+    <w:p>
+      <w:pPr>
+        <w:pStyle w:val="ListBullet"/>
+        <w:spacing w:after="20"/>
+      </w:pPr>
+      <w:r>
+        <w:rPr>
+          <w:rFonts w:ascii="Times New Roman" w:hAnsi="Times New Roman"/>
+          <w:sz w:val="18"/>
+        </w:rPr>
+        <w:t>Price/BV = 3.33 (from Wipro Moneycontrol → 'Price/BV (X)' ratio)</w:t>
+      </w:r>
+    </w:p>
+    <w:p>
+      <w:pPr>
+        <w:pStyle w:val="ListBullet"/>
+        <w:spacing w:after="20"/>
+      </w:pPr>
+      <w:r>
+        <w:rPr>
+          <w:rFonts w:ascii="Times New Roman" w:hAnsi="Times New Roman"/>
+          <w:sz w:val="18"/>
+        </w:rPr>
+        <w:t>Book Value per Share = 78.65 (from Wipro Moneycontrol → 'Book Value/Share' ratio)</w:t>
+      </w:r>
+    </w:p>
+    <w:p>
+      <w:pPr>
+        <w:pStyle w:val="ListBullet"/>
+        <w:spacing w:after="20"/>
+      </w:pPr>
+      <w:r>
+        <w:rPr>
+          <w:rFonts w:ascii="Times New Roman" w:hAnsi="Times New Roman"/>
+          <w:sz w:val="18"/>
+        </w:rPr>
+        <w:t>Market Price per Share = 3.33 x 78.65 = 261.90</w:t>
+      </w:r>
+    </w:p>
+    <w:p>
+      <w:pPr>
+        <w:pStyle w:val="ListBullet"/>
+        <w:spacing w:after="20"/>
+      </w:pPr>
+      <w:r>
+        <w:rPr>
+          <w:rFonts w:ascii="Times New Roman" w:hAnsi="Times New Roman"/>
+          <w:sz w:val="18"/>
+        </w:rPr>
+        <w:t>EPS = 12.54 (computed above in Ratio #9)</w:t>
       </w:r>
     </w:p>
     <w:p>
@@ -997,7 +5138,155 @@
           <w:i w:val="0"/>
           <w:sz w:val="20"/>
         </w:rPr>
-        <w:t>Wipro FY2025: 18,947.3 / 1,477 = 12.83x</w:t>
+        <w:t>Substitution: P/E Ratio = 261.90 / 12.54</w:t>
+      </w:r>
+    </w:p>
+    <w:p>
+      <w:pPr>
+        <w:spacing w:after="40" w:line="240" w:lineRule="auto"/>
+      </w:pPr>
+      <w:r>
+        <w:rPr>
+          <w:rFonts w:ascii="Times New Roman" w:hAnsi="Times New Roman"/>
+          <w:b/>
+          <w:i w:val="0"/>
+          <w:sz w:val="20"/>
+        </w:rPr>
+        <w:t>Result: P/E Ratio = 20.88x</w:t>
+      </w:r>
+    </w:p>
+    <w:p>
+      <w:pPr>
+        <w:spacing w:after="40" w:line="240" w:lineRule="auto"/>
+      </w:pPr>
+      <w:r>
+        <w:rPr>
+          <w:rFonts w:ascii="Times New Roman" w:hAnsi="Times New Roman"/>
+          <w:b w:val="0"/>
+          <w:i w:val="0"/>
+          <w:sz w:val="22"/>
+        </w:rPr>
+      </w:r>
+    </w:p>
+    <w:p>
+      <w:pPr>
+        <w:spacing w:after="40" w:line="240" w:lineRule="auto"/>
+      </w:pPr>
+      <w:r>
+        <w:rPr>
+          <w:rFonts w:ascii="Times New Roman" w:hAnsi="Times New Roman"/>
+          <w:b w:val="0"/>
+          <w:i/>
+          <w:sz w:val="20"/>
+        </w:rPr>
+        <w:t>Interpretation: HCL commands a higher P/E (24.8x vs 20.9x), reflecting the market's willingness to pay a premium for HCL's consistent growth and superior return profile.</w:t>
+      </w:r>
+    </w:p>
+    <w:p>
+      <w:pPr>
+        <w:spacing w:after="40" w:line="240" w:lineRule="auto"/>
+      </w:pPr>
+      <w:r>
+        <w:rPr>
+          <w:rFonts w:ascii="Times New Roman" w:hAnsi="Times New Roman"/>
+          <w:b w:val="0"/>
+          <w:i w:val="0"/>
+          <w:sz w:val="22"/>
+        </w:rPr>
+      </w:r>
+    </w:p>
+    <w:p>
+      <w:pPr>
+        <w:pStyle w:val="Heading2"/>
+        <w:spacing w:before="120" w:after="60"/>
+      </w:pPr>
+      <w:r>
+        <w:rPr>
+          <w:rFonts w:ascii="Times New Roman" w:hAnsi="Times New Roman"/>
+          <w:color w:val="1F4E79"/>
+        </w:rPr>
+        <w:t>F. DuPont Analysis - Detailed Proof (FY2025)</w:t>
+      </w:r>
+    </w:p>
+    <w:p>
+      <w:pPr>
+        <w:spacing w:after="40" w:line="240" w:lineRule="auto"/>
+      </w:pPr>
+      <w:r>
+        <w:rPr>
+          <w:rFonts w:ascii="Times New Roman" w:hAnsi="Times New Roman"/>
+          <w:b/>
+          <w:i w:val="0"/>
+          <w:sz w:val="22"/>
+        </w:rPr>
+        <w:t>Formula: ROE = Net Profit Margin x Asset Turnover x Equity Multiplier x 100</w:t>
+      </w:r>
+    </w:p>
+    <w:p>
+      <w:pPr>
+        <w:spacing w:after="40" w:line="240" w:lineRule="auto"/>
+      </w:pPr>
+      <w:r>
+        <w:rPr>
+          <w:rFonts w:ascii="Times New Roman" w:hAnsi="Times New Roman"/>
+          <w:b w:val="0"/>
+          <w:i w:val="0"/>
+          <w:sz w:val="22"/>
+        </w:rPr>
+      </w:r>
+    </w:p>
+    <w:p>
+      <w:pPr>
+        <w:spacing w:after="40" w:line="240" w:lineRule="auto"/>
+      </w:pPr>
+      <w:r>
+        <w:rPr>
+          <w:rFonts w:ascii="Times New Roman" w:hAnsi="Times New Roman"/>
+          <w:b/>
+          <w:i w:val="0"/>
+          <w:sz w:val="22"/>
+        </w:rPr>
+        <w:t>HCL Technologies FY2025:</w:t>
+      </w:r>
+    </w:p>
+    <w:p>
+      <w:pPr>
+        <w:spacing w:after="40" w:line="240" w:lineRule="auto"/>
+      </w:pPr>
+      <w:r>
+        <w:rPr>
+          <w:rFonts w:ascii="Times New Roman" w:hAnsi="Times New Roman"/>
+          <w:b/>
+          <w:i w:val="0"/>
+          <w:sz w:val="20"/>
+        </w:rPr>
+        <w:t>Step 1: Net Profit Margin (NPM) = PAT / Revenue</w:t>
+      </w:r>
+    </w:p>
+    <w:p>
+      <w:pPr>
+        <w:pStyle w:val="ListBullet"/>
+        <w:spacing w:after="20"/>
+      </w:pPr>
+      <w:r>
+        <w:rPr>
+          <w:rFonts w:ascii="Times New Roman" w:hAnsi="Times New Roman"/>
+          <w:sz w:val="18"/>
+        </w:rPr>
+        <w:t>PAT = 17,399 (from HCL P&amp;L → 'Profit/Loss After Tax' row)</w:t>
+      </w:r>
+    </w:p>
+    <w:p>
+      <w:pPr>
+        <w:pStyle w:val="ListBullet"/>
+        <w:spacing w:after="20"/>
+      </w:pPr>
+      <w:r>
+        <w:rPr>
+          <w:rFonts w:ascii="Times New Roman" w:hAnsi="Times New Roman"/>
+          <w:sz w:val="18"/>
+        </w:rPr>
+        <w:t>Revenue = 117,055 (from HCL P&amp;L → 'Revenue From Operations [Net]' row)</w:t>
       </w:r>
     </w:p>
     <w:p>
@@ -1011,7 +5300,129 @@
           <w:i w:val="0"/>
           <w:sz w:val="20"/>
         </w:rPr>
-        <w:t>Interpretation: HCL's interest coverage (37.12x) is much higher than Wipro's (12.82x). Both are comfortable, but HCL has virtually zero debt service risk. Note: HCL's finance costs include lease liabilities.</w:t>
+        <w:t>NPM = 17,399 / 117,055 = 0.1486</w:t>
+      </w:r>
+    </w:p>
+    <w:p>
+      <w:pPr>
+        <w:spacing w:after="40" w:line="240" w:lineRule="auto"/>
+      </w:pPr>
+      <w:r>
+        <w:rPr>
+          <w:rFonts w:ascii="Times New Roman" w:hAnsi="Times New Roman"/>
+          <w:b/>
+          <w:i w:val="0"/>
+          <w:sz w:val="20"/>
+        </w:rPr>
+        <w:t>Step 2: Asset Turnover (AT) = Revenue / Total Assets</w:t>
+      </w:r>
+    </w:p>
+    <w:p>
+      <w:pPr>
+        <w:pStyle w:val="ListBullet"/>
+        <w:spacing w:after="20"/>
+      </w:pPr>
+      <w:r>
+        <w:rPr>
+          <w:rFonts w:ascii="Times New Roman" w:hAnsi="Times New Roman"/>
+          <w:sz w:val="18"/>
+        </w:rPr>
+        <w:t>Revenue = 117,055 (from HCL P&amp;L → 'Revenue From Operations [Net]' row)</w:t>
+      </w:r>
+    </w:p>
+    <w:p>
+      <w:pPr>
+        <w:pStyle w:val="ListBullet"/>
+        <w:spacing w:after="20"/>
+      </w:pPr>
+      <w:r>
+        <w:rPr>
+          <w:rFonts w:ascii="Times New Roman" w:hAnsi="Times New Roman"/>
+          <w:sz w:val="18"/>
+        </w:rPr>
+        <w:t>Total Assets = 105,544 (from HCL Balance Sheet → 'Total Assets' row)</w:t>
+      </w:r>
+    </w:p>
+    <w:p>
+      <w:pPr>
+        <w:spacing w:after="40" w:line="240" w:lineRule="auto"/>
+      </w:pPr>
+      <w:r>
+        <w:rPr>
+          <w:rFonts w:ascii="Times New Roman" w:hAnsi="Times New Roman"/>
+          <w:b w:val="0"/>
+          <w:i w:val="0"/>
+          <w:sz w:val="20"/>
+        </w:rPr>
+        <w:t>AT = 117,055 / 105,544 = 1.1091</w:t>
+      </w:r>
+    </w:p>
+    <w:p>
+      <w:pPr>
+        <w:spacing w:after="40" w:line="240" w:lineRule="auto"/>
+      </w:pPr>
+      <w:r>
+        <w:rPr>
+          <w:rFonts w:ascii="Times New Roman" w:hAnsi="Times New Roman"/>
+          <w:b/>
+          <w:i w:val="0"/>
+          <w:sz w:val="20"/>
+        </w:rPr>
+        <w:t>Step 3: Equity Multiplier (EM) = Total Assets / Total Shareholders' Funds</w:t>
+      </w:r>
+    </w:p>
+    <w:p>
+      <w:pPr>
+        <w:pStyle w:val="ListBullet"/>
+        <w:spacing w:after="20"/>
+      </w:pPr>
+      <w:r>
+        <w:rPr>
+          <w:rFonts w:ascii="Times New Roman" w:hAnsi="Times New Roman"/>
+          <w:sz w:val="18"/>
+        </w:rPr>
+        <w:t>Total Assets = 105,544 (from HCL Balance Sheet → 'Total Assets' row)</w:t>
+      </w:r>
+    </w:p>
+    <w:p>
+      <w:pPr>
+        <w:pStyle w:val="ListBullet"/>
+        <w:spacing w:after="20"/>
+      </w:pPr>
+      <w:r>
+        <w:rPr>
+          <w:rFonts w:ascii="Times New Roman" w:hAnsi="Times New Roman"/>
+          <w:sz w:val="18"/>
+        </w:rPr>
+        <w:t>Total Shareholders' Funds = 69,655 (from HCL Balance Sheet → 'Total Shareholders Funds' row)</w:t>
+      </w:r>
+    </w:p>
+    <w:p>
+      <w:pPr>
+        <w:spacing w:after="40" w:line="240" w:lineRule="auto"/>
+      </w:pPr>
+      <w:r>
+        <w:rPr>
+          <w:rFonts w:ascii="Times New Roman" w:hAnsi="Times New Roman"/>
+          <w:b w:val="0"/>
+          <w:i w:val="0"/>
+          <w:sz w:val="20"/>
+        </w:rPr>
+        <w:t>EM = 105,544 / 69,655 = 1.5152</w:t>
+      </w:r>
+    </w:p>
+    <w:p>
+      <w:pPr>
+        <w:spacing w:after="40" w:line="240" w:lineRule="auto"/>
+      </w:pPr>
+      <w:r>
+        <w:rPr>
+          <w:rFonts w:ascii="Times New Roman" w:hAnsi="Times New Roman"/>
+          <w:b/>
+          <w:i w:val="0"/>
+          <w:sz w:val="20"/>
+        </w:rPr>
+        <w:t>Step 4: ROE = NPM x AT x EM x 100 = 0.1486 x 1.1091 x 1.5152 x 100 = 24.98%</w:t>
       </w:r>
     </w:p>
     <w:p>
@@ -1029,19 +5440,6 @@
     </w:p>
     <w:p>
       <w:pPr>
-        <w:pStyle w:val="Heading2"/>
-        <w:spacing w:before="120" w:after="60"/>
-      </w:pPr>
-      <w:r>
-        <w:rPr>
-          <w:rFonts w:ascii="Times New Roman" w:hAnsi="Times New Roman"/>
-          <w:color w:val="1F4E79"/>
-        </w:rPr>
-        <w:t>D. Turnover Ratios</w:t>
-      </w:r>
-    </w:p>
-    <w:p>
-      <w:pPr>
         <w:spacing w:after="40" w:line="240" w:lineRule="auto"/>
       </w:pPr>
       <w:r>
@@ -1051,7 +5449,7 @@
           <w:i w:val="0"/>
           <w:sz w:val="22"/>
         </w:rPr>
-        <w:t>12. Debtors Turnover Ratio</w:t>
+        <w:t>Wipro FY2025:</w:t>
       </w:r>
     </w:p>
     <w:p>
@@ -1061,11 +5459,37 @@
       <w:r>
         <w:rPr>
           <w:rFonts w:ascii="Times New Roman" w:hAnsi="Times New Roman"/>
-          <w:b w:val="0"/>
-          <w:i/>
+          <w:b/>
+          <w:i w:val="0"/>
           <w:sz w:val="20"/>
         </w:rPr>
-        <w:t>Formula: Revenue / Average Trade Receivables</w:t>
+        <w:t>Step 1: Net Profit Margin (NPM) = PAT / Revenue</w:t>
+      </w:r>
+    </w:p>
+    <w:p>
+      <w:pPr>
+        <w:pStyle w:val="ListBullet"/>
+        <w:spacing w:after="20"/>
+      </w:pPr>
+      <w:r>
+        <w:rPr>
+          <w:rFonts w:ascii="Times New Roman" w:hAnsi="Times New Roman"/>
+          <w:sz w:val="18"/>
+        </w:rPr>
+        <w:t>PAT = 13,192.6 (from Wipro P&amp;L → 'Profit/Loss After Tax' row)</w:t>
+      </w:r>
+    </w:p>
+    <w:p>
+      <w:pPr>
+        <w:pStyle w:val="ListBullet"/>
+        <w:spacing w:after="20"/>
+      </w:pPr>
+      <w:r>
+        <w:rPr>
+          <w:rFonts w:ascii="Times New Roman" w:hAnsi="Times New Roman"/>
+          <w:sz w:val="18"/>
+        </w:rPr>
+        <w:t>Revenue = 89,088.4 (from Wipro P&amp;L → 'Revenue From Operations [Net]' row)</w:t>
       </w:r>
     </w:p>
     <w:p>
@@ -1079,7 +5503,47 @@
           <w:i w:val="0"/>
           <w:sz w:val="20"/>
         </w:rPr>
-        <w:t>HCL FY2025: 1,17,055 / Avg(25,842, 25,521) = 1,17,055 / 25,681.5 = 4.56x</w:t>
+        <w:t>NPM = 13,192.6 / 89,088.4 = 0.1481</w:t>
+      </w:r>
+    </w:p>
+    <w:p>
+      <w:pPr>
+        <w:spacing w:after="40" w:line="240" w:lineRule="auto"/>
+      </w:pPr>
+      <w:r>
+        <w:rPr>
+          <w:rFonts w:ascii="Times New Roman" w:hAnsi="Times New Roman"/>
+          <w:b/>
+          <w:i w:val="0"/>
+          <w:sz w:val="20"/>
+        </w:rPr>
+        <w:t>Step 2: Asset Turnover (AT) = Revenue / Total Assets</w:t>
+      </w:r>
+    </w:p>
+    <w:p>
+      <w:pPr>
+        <w:pStyle w:val="ListBullet"/>
+        <w:spacing w:after="20"/>
+      </w:pPr>
+      <w:r>
+        <w:rPr>
+          <w:rFonts w:ascii="Times New Roman" w:hAnsi="Times New Roman"/>
+          <w:sz w:val="18"/>
+        </w:rPr>
+        <w:t>Revenue = 89,088.4 (from Wipro P&amp;L → 'Revenue From Operations [Net]' row)</w:t>
+      </w:r>
+    </w:p>
+    <w:p>
+      <w:pPr>
+        <w:pStyle w:val="ListBullet"/>
+        <w:spacing w:after="20"/>
+      </w:pPr>
+      <w:r>
+        <w:rPr>
+          <w:rFonts w:ascii="Times New Roman" w:hAnsi="Times New Roman"/>
+          <w:sz w:val="18"/>
+        </w:rPr>
+        <w:t>Total Assets = 128,185.2 (from Wipro Balance Sheet → 'Total Assets' row)</w:t>
       </w:r>
     </w:p>
     <w:p>
@@ -1093,7 +5557,47 @@
           <w:i w:val="0"/>
           <w:sz w:val="20"/>
         </w:rPr>
-        <w:t>Wipro FY2025: 89,088.4 / Avg(11,774.5, 17,382.2) = 89,088.4 / 14,578.4 = 6.11x</w:t>
+        <w:t>AT = 89,088.4 / 128,185.2 = 0.6950</w:t>
+      </w:r>
+    </w:p>
+    <w:p>
+      <w:pPr>
+        <w:spacing w:after="40" w:line="240" w:lineRule="auto"/>
+      </w:pPr>
+      <w:r>
+        <w:rPr>
+          <w:rFonts w:ascii="Times New Roman" w:hAnsi="Times New Roman"/>
+          <w:b/>
+          <w:i w:val="0"/>
+          <w:sz w:val="20"/>
+        </w:rPr>
+        <w:t>Step 3: Equity Multiplier (EM) = Total Assets / Total Shareholders' Funds</w:t>
+      </w:r>
+    </w:p>
+    <w:p>
+      <w:pPr>
+        <w:pStyle w:val="ListBullet"/>
+        <w:spacing w:after="20"/>
+      </w:pPr>
+      <w:r>
+        <w:rPr>
+          <w:rFonts w:ascii="Times New Roman" w:hAnsi="Times New Roman"/>
+          <w:sz w:val="18"/>
+        </w:rPr>
+        <w:t>Total Assets = 128,185.2 (from Wipro Balance Sheet → 'Total Assets' row)</w:t>
+      </w:r>
+    </w:p>
+    <w:p>
+      <w:pPr>
+        <w:pStyle w:val="ListBullet"/>
+        <w:spacing w:after="20"/>
+      </w:pPr>
+      <w:r>
+        <w:rPr>
+          <w:rFonts w:ascii="Times New Roman" w:hAnsi="Times New Roman"/>
+          <w:sz w:val="18"/>
+        </w:rPr>
+        <w:t>Total Shareholders' Funds = 82,364.1 (from Wipro Balance Sheet → 'Total Shareholders Funds' row)</w:t>
       </w:r>
     </w:p>
     <w:p>
@@ -1107,7 +5611,21 @@
           <w:i w:val="0"/>
           <w:sz w:val="20"/>
         </w:rPr>
-        <w:t>Interpretation: Wipro collects receivables faster (6.11x vs 4.56x), but this partly reflects Wipro's receivables normalizing from a FY2024 spike.</w:t>
+        <w:t>EM = 128,185.2 / 82,364.1 = 1.5563</w:t>
+      </w:r>
+    </w:p>
+    <w:p>
+      <w:pPr>
+        <w:spacing w:after="40" w:line="240" w:lineRule="auto"/>
+      </w:pPr>
+      <w:r>
+        <w:rPr>
+          <w:rFonts w:ascii="Times New Roman" w:hAnsi="Times New Roman"/>
+          <w:b/>
+          <w:i w:val="0"/>
+          <w:sz w:val="20"/>
+        </w:rPr>
+        <w:t>Step 4: ROE = NPM x AT x EM x 100 = 0.1481 x 0.6950 x 1.5563 x 100 = 16.02%</w:t>
       </w:r>
     </w:p>
     <w:p>
@@ -1125,6 +5643,19 @@
     </w:p>
     <w:p>
       <w:pPr>
+        <w:pStyle w:val="Heading2"/>
+        <w:spacing w:before="120" w:after="60"/>
+      </w:pPr>
+      <w:r>
+        <w:rPr>
+          <w:rFonts w:ascii="Times New Roman" w:hAnsi="Times New Roman"/>
+          <w:color w:val="1F4E79"/>
+        </w:rPr>
+        <w:t>G. Cash Conversion Cycle - Detailed Proof (FY2025)</w:t>
+      </w:r>
+    </w:p>
+    <w:p>
+      <w:pPr>
         <w:spacing w:after="40" w:line="240" w:lineRule="auto"/>
       </w:pPr>
       <w:r>
@@ -1134,7 +5665,7 @@
           <w:i w:val="0"/>
           <w:sz w:val="22"/>
         </w:rPr>
-        <w:t>13. Average Collection Period</w:t>
+        <w:t>Formula: CCC = DIO + DSO - DPO (all in days)</w:t>
       </w:r>
     </w:p>
     <w:p>
@@ -1145,10 +5676,89 @@
         <w:rPr>
           <w:rFonts w:ascii="Times New Roman" w:hAnsi="Times New Roman"/>
           <w:b w:val="0"/>
-          <w:i/>
+          <w:i w:val="0"/>
+          <w:sz w:val="22"/>
+        </w:rPr>
+      </w:r>
+    </w:p>
+    <w:p>
+      <w:pPr>
+        <w:spacing w:after="40" w:line="240" w:lineRule="auto"/>
+      </w:pPr>
+      <w:r>
+        <w:rPr>
+          <w:rFonts w:ascii="Times New Roman" w:hAnsi="Times New Roman"/>
+          <w:b/>
+          <w:i w:val="0"/>
+          <w:sz w:val="22"/>
+        </w:rPr>
+        <w:t>HCL Technologies FY2025:</w:t>
+      </w:r>
+    </w:p>
+    <w:p>
+      <w:pPr>
+        <w:spacing w:after="40" w:line="240" w:lineRule="auto"/>
+      </w:pPr>
+      <w:r>
+        <w:rPr>
+          <w:rFonts w:ascii="Times New Roman" w:hAnsi="Times New Roman"/>
+          <w:b/>
+          <w:i w:val="0"/>
           <w:sz w:val="20"/>
         </w:rPr>
-        <w:t>Formula: 365 / Debtors Turnover</w:t>
+        <w:t>Step 1: Days Inventory Outstanding (DIO) = 365 x Average Inventories / COGS</w:t>
+      </w:r>
+    </w:p>
+    <w:p>
+      <w:pPr>
+        <w:pStyle w:val="ListBullet"/>
+        <w:spacing w:after="20"/>
+      </w:pPr>
+      <w:r>
+        <w:rPr>
+          <w:rFonts w:ascii="Times New Roman" w:hAnsi="Times New Roman"/>
+          <w:sz w:val="18"/>
+        </w:rPr>
+        <w:t>Inventories FY2025 = 133 (from HCL Balance Sheet → 'Inventories' row)</w:t>
+      </w:r>
+    </w:p>
+    <w:p>
+      <w:pPr>
+        <w:pStyle w:val="ListBullet"/>
+        <w:spacing w:after="20"/>
+      </w:pPr>
+      <w:r>
+        <w:rPr>
+          <w:rFonts w:ascii="Times New Roman" w:hAnsi="Times New Roman"/>
+          <w:sz w:val="18"/>
+        </w:rPr>
+        <w:t>Inventories FY2024 = 185 (from HCL Balance Sheet FY2024 → same row)</w:t>
+      </w:r>
+    </w:p>
+    <w:p>
+      <w:pPr>
+        <w:pStyle w:val="ListBullet"/>
+        <w:spacing w:after="20"/>
+      </w:pPr>
+      <w:r>
+        <w:rPr>
+          <w:rFonts w:ascii="Times New Roman" w:hAnsi="Times New Roman"/>
+          <w:sz w:val="18"/>
+        </w:rPr>
+        <w:t>Average Inventories = (133 + 185) / 2 = 159.0</w:t>
+      </w:r>
+    </w:p>
+    <w:p>
+      <w:pPr>
+        <w:pStyle w:val="ListBullet"/>
+        <w:spacing w:after="20"/>
+      </w:pPr>
+      <w:r>
+        <w:rPr>
+          <w:rFonts w:ascii="Times New Roman" w:hAnsi="Times New Roman"/>
+          <w:sz w:val="18"/>
+        </w:rPr>
+        <w:t>COGS = 17,190 (Purchase 1,976 + Op Exp 15,162 + Inv Change 52 from HCL P&amp;L)</w:t>
       </w:r>
     </w:p>
     <w:p>
@@ -1162,7 +5772,73 @@
           <w:i w:val="0"/>
           <w:sz w:val="20"/>
         </w:rPr>
-        <w:t>HCL FY2025: 365 / 4.56 = 80.1 days</w:t>
+        <w:t>DIO = 365 x 159.0 / 17,190 = 3.4 days</w:t>
+      </w:r>
+    </w:p>
+    <w:p>
+      <w:pPr>
+        <w:spacing w:after="40" w:line="240" w:lineRule="auto"/>
+      </w:pPr>
+      <w:r>
+        <w:rPr>
+          <w:rFonts w:ascii="Times New Roman" w:hAnsi="Times New Roman"/>
+          <w:b/>
+          <w:i w:val="0"/>
+          <w:sz w:val="20"/>
+        </w:rPr>
+        <w:t>Step 2: Days Sales Outstanding (DSO) = 365 x Average Trade Receivables / Revenue</w:t>
+      </w:r>
+    </w:p>
+    <w:p>
+      <w:pPr>
+        <w:pStyle w:val="ListBullet"/>
+        <w:spacing w:after="20"/>
+      </w:pPr>
+      <w:r>
+        <w:rPr>
+          <w:rFonts w:ascii="Times New Roman" w:hAnsi="Times New Roman"/>
+          <w:sz w:val="18"/>
+        </w:rPr>
+        <w:t>Trade Receivables FY2025 = 25,842 (from HCL Balance Sheet → 'Trade Receivables' row)</w:t>
+      </w:r>
+    </w:p>
+    <w:p>
+      <w:pPr>
+        <w:pStyle w:val="ListBullet"/>
+        <w:spacing w:after="20"/>
+      </w:pPr>
+      <w:r>
+        <w:rPr>
+          <w:rFonts w:ascii="Times New Roman" w:hAnsi="Times New Roman"/>
+          <w:sz w:val="18"/>
+        </w:rPr>
+        <w:t>Trade Receivables FY2024 = 25,521 (from HCL Balance Sheet FY2024 → same row)</w:t>
+      </w:r>
+    </w:p>
+    <w:p>
+      <w:pPr>
+        <w:pStyle w:val="ListBullet"/>
+        <w:spacing w:after="20"/>
+      </w:pPr>
+      <w:r>
+        <w:rPr>
+          <w:rFonts w:ascii="Times New Roman" w:hAnsi="Times New Roman"/>
+          <w:sz w:val="18"/>
+        </w:rPr>
+        <w:t>Average Trade Receivables = (25,842 + 25,521) / 2 = 25,681.5</w:t>
+      </w:r>
+    </w:p>
+    <w:p>
+      <w:pPr>
+        <w:pStyle w:val="ListBullet"/>
+        <w:spacing w:after="20"/>
+      </w:pPr>
+      <w:r>
+        <w:rPr>
+          <w:rFonts w:ascii="Times New Roman" w:hAnsi="Times New Roman"/>
+          <w:sz w:val="18"/>
+        </w:rPr>
+        <w:t>Revenue = 117,055 (from HCL P&amp;L → 'Revenue From Operations [Net]' row)</w:t>
       </w:r>
     </w:p>
     <w:p>
@@ -1176,7 +5852,73 @@
           <w:i w:val="0"/>
           <w:sz w:val="20"/>
         </w:rPr>
-        <w:t>Wipro FY2025: 365 / 6.11 = 59.7 days</w:t>
+        <w:t>DSO = 365 x 25,681.5 / 117,055 = 80.1 days</w:t>
+      </w:r>
+    </w:p>
+    <w:p>
+      <w:pPr>
+        <w:spacing w:after="40" w:line="240" w:lineRule="auto"/>
+      </w:pPr>
+      <w:r>
+        <w:rPr>
+          <w:rFonts w:ascii="Times New Roman" w:hAnsi="Times New Roman"/>
+          <w:b/>
+          <w:i w:val="0"/>
+          <w:sz w:val="20"/>
+        </w:rPr>
+        <w:t>Step 3: Days Payable Outstanding (DPO) = 365 x Average Trade Payables / Purchases</w:t>
+      </w:r>
+    </w:p>
+    <w:p>
+      <w:pPr>
+        <w:pStyle w:val="ListBullet"/>
+        <w:spacing w:after="20"/>
+      </w:pPr>
+      <w:r>
+        <w:rPr>
+          <w:rFonts w:ascii="Times New Roman" w:hAnsi="Times New Roman"/>
+          <w:sz w:val="18"/>
+        </w:rPr>
+        <w:t>Trade Payables FY2025 = 13,234 (from HCL Balance Sheet → 'Trade Payables' row)</w:t>
+      </w:r>
+    </w:p>
+    <w:p>
+      <w:pPr>
+        <w:pStyle w:val="ListBullet"/>
+        <w:spacing w:after="20"/>
+      </w:pPr>
+      <w:r>
+        <w:rPr>
+          <w:rFonts w:ascii="Times New Roman" w:hAnsi="Times New Roman"/>
+          <w:sz w:val="18"/>
+        </w:rPr>
+        <w:t>Trade Payables FY2024 = 5,853 (from HCL Balance Sheet FY2024 → same row)</w:t>
+      </w:r>
+    </w:p>
+    <w:p>
+      <w:pPr>
+        <w:pStyle w:val="ListBullet"/>
+        <w:spacing w:after="20"/>
+      </w:pPr>
+      <w:r>
+        <w:rPr>
+          <w:rFonts w:ascii="Times New Roman" w:hAnsi="Times New Roman"/>
+          <w:sz w:val="18"/>
+        </w:rPr>
+        <w:t>Average Trade Payables = (13,234 + 5,853) / 2 = 9,543.5</w:t>
+      </w:r>
+    </w:p>
+    <w:p>
+      <w:pPr>
+        <w:pStyle w:val="ListBullet"/>
+        <w:spacing w:after="20"/>
+      </w:pPr>
+      <w:r>
+        <w:rPr>
+          <w:rFonts w:ascii="Times New Roman" w:hAnsi="Times New Roman"/>
+          <w:sz w:val="18"/>
+        </w:rPr>
+        <w:t>Purchases = 24,744 (Purchase 1,976 + Op Exp 15,162 + Other Exp 7,606 from HCL P&amp;L)</w:t>
       </w:r>
     </w:p>
     <w:p>
@@ -1190,7 +5932,21 @@
           <w:i w:val="0"/>
           <w:sz w:val="20"/>
         </w:rPr>
-        <w:t>Interpretation: HCL takes ~80 days to collect from clients vs Wipro's ~60 days. Both are within normal IT services range (60-90 days).</w:t>
+        <w:t>DPO = 365 x 9,543.5 / 24,744 = 140.8 days</w:t>
+      </w:r>
+    </w:p>
+    <w:p>
+      <w:pPr>
+        <w:spacing w:after="40" w:line="240" w:lineRule="auto"/>
+      </w:pPr>
+      <w:r>
+        <w:rPr>
+          <w:rFonts w:ascii="Times New Roman" w:hAnsi="Times New Roman"/>
+          <w:b/>
+          <w:i w:val="0"/>
+          <w:sz w:val="20"/>
+        </w:rPr>
+        <w:t>Step 4: CCC = DIO + DSO - DPO = 3.4 + 80.1 - 140.8 = -57.3 days</w:t>
       </w:r>
     </w:p>
     <w:p>
@@ -1217,7 +5973,7 @@
           <w:i w:val="0"/>
           <w:sz w:val="22"/>
         </w:rPr>
-        <w:t>14. Creditors Turnover Ratio</w:t>
+        <w:t>Wipro FY2025:</w:t>
       </w:r>
     </w:p>
     <w:p>
@@ -1227,11 +5983,63 @@
       <w:r>
         <w:rPr>
           <w:rFonts w:ascii="Times New Roman" w:hAnsi="Times New Roman"/>
-          <w:b w:val="0"/>
-          <w:i/>
+          <w:b/>
+          <w:i w:val="0"/>
           <w:sz w:val="20"/>
         </w:rPr>
-        <w:t>Formula: (Purchase + Operating Exp + Other Exp) / Average Trade Payables</w:t>
+        <w:t>Step 1: Days Inventory Outstanding (DIO) = 365 x Average Inventories / COGS</w:t>
+      </w:r>
+    </w:p>
+    <w:p>
+      <w:pPr>
+        <w:pStyle w:val="ListBullet"/>
+        <w:spacing w:after="20"/>
+      </w:pPr>
+      <w:r>
+        <w:rPr>
+          <w:rFonts w:ascii="Times New Roman" w:hAnsi="Times New Roman"/>
+          <w:sz w:val="18"/>
+        </w:rPr>
+        <w:t>Inventories FY2025 = 69.4 (from Wipro Balance Sheet → 'Inventories' row)</w:t>
+      </w:r>
+    </w:p>
+    <w:p>
+      <w:pPr>
+        <w:pStyle w:val="ListBullet"/>
+        <w:spacing w:after="20"/>
+      </w:pPr>
+      <w:r>
+        <w:rPr>
+          <w:rFonts w:ascii="Times New Roman" w:hAnsi="Times New Roman"/>
+          <w:sz w:val="18"/>
+        </w:rPr>
+        <w:t>Inventories FY2024 = 90.7 (from Wipro Balance Sheet FY2024 → same row)</w:t>
+      </w:r>
+    </w:p>
+    <w:p>
+      <w:pPr>
+        <w:pStyle w:val="ListBullet"/>
+        <w:spacing w:after="20"/>
+      </w:pPr>
+      <w:r>
+        <w:rPr>
+          <w:rFonts w:ascii="Times New Roman" w:hAnsi="Times New Roman"/>
+          <w:sz w:val="18"/>
+        </w:rPr>
+        <w:t>Average Inventories = (69.4 + 90.7) / 2 = 80.1</w:t>
+      </w:r>
+    </w:p>
+    <w:p>
+      <w:pPr>
+        <w:pStyle w:val="ListBullet"/>
+        <w:spacing w:after="20"/>
+      </w:pPr>
+      <w:r>
+        <w:rPr>
+          <w:rFonts w:ascii="Times New Roman" w:hAnsi="Times New Roman"/>
+          <w:sz w:val="18"/>
+        </w:rPr>
+        <w:t>COGS = 12,649.0 (Purchase 296.7 + Op Exp 12,332.8 + Inv Change 19.5 from Wipro P&amp;L)</w:t>
       </w:r>
     </w:p>
     <w:p>
@@ -1245,7 +6053,73 @@
           <w:i w:val="0"/>
           <w:sz w:val="20"/>
         </w:rPr>
-        <w:t>HCL FY2025: (1,976 + 15,162 + 7,606) / Avg(13,234, 5,853) = 24,744 / 9,543.5 = 2.59x</w:t>
+        <w:t>DIO = 365 x 80.1 / 12,649.0 = 2.3 days</w:t>
+      </w:r>
+    </w:p>
+    <w:p>
+      <w:pPr>
+        <w:spacing w:after="40" w:line="240" w:lineRule="auto"/>
+      </w:pPr>
+      <w:r>
+        <w:rPr>
+          <w:rFonts w:ascii="Times New Roman" w:hAnsi="Times New Roman"/>
+          <w:b/>
+          <w:i w:val="0"/>
+          <w:sz w:val="20"/>
+        </w:rPr>
+        <w:t>Step 2: Days Sales Outstanding (DSO) = 365 x Average Trade Receivables / Revenue</w:t>
+      </w:r>
+    </w:p>
+    <w:p>
+      <w:pPr>
+        <w:pStyle w:val="ListBullet"/>
+        <w:spacing w:after="20"/>
+      </w:pPr>
+      <w:r>
+        <w:rPr>
+          <w:rFonts w:ascii="Times New Roman" w:hAnsi="Times New Roman"/>
+          <w:sz w:val="18"/>
+        </w:rPr>
+        <w:t>Trade Receivables FY2025 = 11,774.5 (from Wipro Balance Sheet → 'Trade Receivables' row)</w:t>
+      </w:r>
+    </w:p>
+    <w:p>
+      <w:pPr>
+        <w:pStyle w:val="ListBullet"/>
+        <w:spacing w:after="20"/>
+      </w:pPr>
+      <w:r>
+        <w:rPr>
+          <w:rFonts w:ascii="Times New Roman" w:hAnsi="Times New Roman"/>
+          <w:sz w:val="18"/>
+        </w:rPr>
+        <w:t>Trade Receivables FY2024 = 17,382.2 (from Wipro Balance Sheet FY2024 → same row)</w:t>
+      </w:r>
+    </w:p>
+    <w:p>
+      <w:pPr>
+        <w:pStyle w:val="ListBullet"/>
+        <w:spacing w:after="20"/>
+      </w:pPr>
+      <w:r>
+        <w:rPr>
+          <w:rFonts w:ascii="Times New Roman" w:hAnsi="Times New Roman"/>
+          <w:sz w:val="18"/>
+        </w:rPr>
+        <w:t>Average Trade Receivables = (11,774.5 + 17,382.2) / 2 = 14,578.4</w:t>
+      </w:r>
+    </w:p>
+    <w:p>
+      <w:pPr>
+        <w:pStyle w:val="ListBullet"/>
+        <w:spacing w:after="20"/>
+      </w:pPr>
+      <w:r>
+        <w:rPr>
+          <w:rFonts w:ascii="Times New Roman" w:hAnsi="Times New Roman"/>
+          <w:sz w:val="18"/>
+        </w:rPr>
+        <w:t>Revenue = 89,088.4 (from Wipro P&amp;L → 'Revenue From Operations [Net]' row)</w:t>
       </w:r>
     </w:p>
     <w:p>
@@ -1259,7 +6133,73 @@
           <w:i w:val="0"/>
           <w:sz w:val="20"/>
         </w:rPr>
-        <w:t>Wipro FY2025: (296.7 + 12,332.8 + 5,070.5) / Avg(5,866.7, 5,765.5) = 17,700.0 / 5,816.1 = 3.04x</w:t>
+        <w:t>DSO = 365 x 14,578.4 / 89,088.4 = 59.7 days</w:t>
+      </w:r>
+    </w:p>
+    <w:p>
+      <w:pPr>
+        <w:spacing w:after="40" w:line="240" w:lineRule="auto"/>
+      </w:pPr>
+      <w:r>
+        <w:rPr>
+          <w:rFonts w:ascii="Times New Roman" w:hAnsi="Times New Roman"/>
+          <w:b/>
+          <w:i w:val="0"/>
+          <w:sz w:val="20"/>
+        </w:rPr>
+        <w:t>Step 3: Days Payable Outstanding (DPO) = 365 x Average Trade Payables / Purchases</w:t>
+      </w:r>
+    </w:p>
+    <w:p>
+      <w:pPr>
+        <w:pStyle w:val="ListBullet"/>
+        <w:spacing w:after="20"/>
+      </w:pPr>
+      <w:r>
+        <w:rPr>
+          <w:rFonts w:ascii="Times New Roman" w:hAnsi="Times New Roman"/>
+          <w:sz w:val="18"/>
+        </w:rPr>
+        <w:t>Trade Payables FY2025 = 5,866.7 (from Wipro Balance Sheet → 'Trade Payables' row)</w:t>
+      </w:r>
+    </w:p>
+    <w:p>
+      <w:pPr>
+        <w:pStyle w:val="ListBullet"/>
+        <w:spacing w:after="20"/>
+      </w:pPr>
+      <w:r>
+        <w:rPr>
+          <w:rFonts w:ascii="Times New Roman" w:hAnsi="Times New Roman"/>
+          <w:sz w:val="18"/>
+        </w:rPr>
+        <w:t>Trade Payables FY2024 = 5,765.5 (from Wipro Balance Sheet FY2024 → same row)</w:t>
+      </w:r>
+    </w:p>
+    <w:p>
+      <w:pPr>
+        <w:pStyle w:val="ListBullet"/>
+        <w:spacing w:after="20"/>
+      </w:pPr>
+      <w:r>
+        <w:rPr>
+          <w:rFonts w:ascii="Times New Roman" w:hAnsi="Times New Roman"/>
+          <w:sz w:val="18"/>
+        </w:rPr>
+        <w:t>Average Trade Payables = (5,866.7 + 5,765.5) / 2 = 5,816.1</w:t>
+      </w:r>
+    </w:p>
+    <w:p>
+      <w:pPr>
+        <w:pStyle w:val="ListBullet"/>
+        <w:spacing w:after="20"/>
+      </w:pPr>
+      <w:r>
+        <w:rPr>
+          <w:rFonts w:ascii="Times New Roman" w:hAnsi="Times New Roman"/>
+          <w:sz w:val="18"/>
+        </w:rPr>
+        <w:t>Purchases = 17,700.0 (Purchase 296.7 + Op Exp 12,332.8 + Other Exp 5,070.5 from Wipro P&amp;L)</w:t>
       </w:r>
     </w:p>
     <w:p>
@@ -1273,20 +6213,7 @@
           <w:i w:val="0"/>
           <w:sz w:val="20"/>
         </w:rPr>
-        <w:t>Interpretation: Lower creditors turnover for HCL (2.59x vs 3.02x) means HCL takes longer to pay suppliers, which is favorable for cash management but may reflect the FY2025 payables spike.</w:t>
-      </w:r>
-    </w:p>
-    <w:p>
-      <w:pPr>
-        <w:spacing w:after="40" w:line="240" w:lineRule="auto"/>
-      </w:pPr>
-      <w:r>
-        <w:rPr>
-          <w:rFonts w:ascii="Times New Roman" w:hAnsi="Times New Roman"/>
-          <w:b w:val="0"/>
-          <w:i w:val="0"/>
-          <w:sz w:val="22"/>
-        </w:rPr>
+        <w:t>DPO = 365 x 5,816.1 / 17,700.0 = 119.9 days</w:t>
       </w:r>
     </w:p>
     <w:p>
@@ -1298,688 +6225,9 @@
           <w:rFonts w:ascii="Times New Roman" w:hAnsi="Times New Roman"/>
           <w:b/>
           <w:i w:val="0"/>
-          <w:sz w:val="22"/>
-        </w:rPr>
-        <w:t>15. Average Payment Period</w:t>
-      </w:r>
-    </w:p>
-    <w:p>
-      <w:pPr>
-        <w:spacing w:after="40" w:line="240" w:lineRule="auto"/>
-      </w:pPr>
-      <w:r>
-        <w:rPr>
-          <w:rFonts w:ascii="Times New Roman" w:hAnsi="Times New Roman"/>
-          <w:b w:val="0"/>
-          <w:i/>
           <w:sz w:val="20"/>
         </w:rPr>
-        <w:t>Formula: 365 / Creditors Turnover</w:t>
-      </w:r>
-    </w:p>
-    <w:p>
-      <w:pPr>
-        <w:spacing w:after="40" w:line="240" w:lineRule="auto"/>
-      </w:pPr>
-      <w:r>
-        <w:rPr>
-          <w:rFonts w:ascii="Times New Roman" w:hAnsi="Times New Roman"/>
-          <w:b w:val="0"/>
-          <w:i w:val="0"/>
-          <w:sz w:val="20"/>
-        </w:rPr>
-        <w:t>HCL FY2025: 365 / 2.59 = 140.8 days</w:t>
-      </w:r>
-    </w:p>
-    <w:p>
-      <w:pPr>
-        <w:spacing w:after="40" w:line="240" w:lineRule="auto"/>
-      </w:pPr>
-      <w:r>
-        <w:rPr>
-          <w:rFonts w:ascii="Times New Roman" w:hAnsi="Times New Roman"/>
-          <w:b w:val="0"/>
-          <w:i w:val="0"/>
-          <w:sz w:val="20"/>
-        </w:rPr>
-        <w:t>Wipro FY2025: 365 / 3.04 = 119.9 days</w:t>
-      </w:r>
-    </w:p>
-    <w:p>
-      <w:pPr>
-        <w:spacing w:after="40" w:line="240" w:lineRule="auto"/>
-      </w:pPr>
-      <w:r>
-        <w:rPr>
-          <w:rFonts w:ascii="Times New Roman" w:hAnsi="Times New Roman"/>
-          <w:b w:val="0"/>
-          <w:i w:val="0"/>
-          <w:sz w:val="20"/>
-        </w:rPr>
-        <w:t>Interpretation: HCL takes ~141 days vs Wipro's ~121 days to pay creditors.</w:t>
-      </w:r>
-    </w:p>
-    <w:p>
-      <w:pPr>
-        <w:spacing w:after="40" w:line="240" w:lineRule="auto"/>
-      </w:pPr>
-      <w:r>
-        <w:rPr>
-          <w:rFonts w:ascii="Times New Roman" w:hAnsi="Times New Roman"/>
-          <w:b w:val="0"/>
-          <w:i w:val="0"/>
-          <w:sz w:val="22"/>
-        </w:rPr>
-      </w:r>
-    </w:p>
-    <w:p>
-      <w:pPr>
-        <w:spacing w:after="40" w:line="240" w:lineRule="auto"/>
-      </w:pPr>
-      <w:r>
-        <w:rPr>
-          <w:rFonts w:ascii="Times New Roman" w:hAnsi="Times New Roman"/>
-          <w:b/>
-          <w:i w:val="0"/>
-          <w:sz w:val="22"/>
-        </w:rPr>
-        <w:t>16. Inventory Turnover Ratio</w:t>
-      </w:r>
-    </w:p>
-    <w:p>
-      <w:pPr>
-        <w:spacing w:after="40" w:line="240" w:lineRule="auto"/>
-      </w:pPr>
-      <w:r>
-        <w:rPr>
-          <w:rFonts w:ascii="Times New Roman" w:hAnsi="Times New Roman"/>
-          <w:b w:val="0"/>
-          <w:i/>
-          <w:sz w:val="20"/>
-        </w:rPr>
-        <w:t>Formula: COGS / Average Inventories, where COGS = Purchase + Operating Exp + Inventory Changes</w:t>
-      </w:r>
-    </w:p>
-    <w:p>
-      <w:pPr>
-        <w:spacing w:after="40" w:line="240" w:lineRule="auto"/>
-      </w:pPr>
-      <w:r>
-        <w:rPr>
-          <w:rFonts w:ascii="Times New Roman" w:hAnsi="Times New Roman"/>
-          <w:b w:val="0"/>
-          <w:i w:val="0"/>
-          <w:sz w:val="20"/>
-        </w:rPr>
-        <w:t>HCL FY2025: 17,190 / Avg(133, 185) = 17,190 / 159.0 = 108.11x</w:t>
-      </w:r>
-    </w:p>
-    <w:p>
-      <w:pPr>
-        <w:spacing w:after="40" w:line="240" w:lineRule="auto"/>
-      </w:pPr>
-      <w:r>
-        <w:rPr>
-          <w:rFonts w:ascii="Times New Roman" w:hAnsi="Times New Roman"/>
-          <w:b w:val="0"/>
-          <w:i w:val="0"/>
-          <w:sz w:val="20"/>
-        </w:rPr>
-        <w:t>Wipro FY2025: 12,649.0 / Avg(69.4, 90.7) = 12,649.0 / 80.1 = 158.01x</w:t>
-      </w:r>
-    </w:p>
-    <w:p>
-      <w:pPr>
-        <w:spacing w:after="40" w:line="240" w:lineRule="auto"/>
-      </w:pPr>
-      <w:r>
-        <w:rPr>
-          <w:rFonts w:ascii="Times New Roman" w:hAnsi="Times New Roman"/>
-          <w:b w:val="0"/>
-          <w:i w:val="0"/>
-          <w:sz w:val="20"/>
-        </w:rPr>
-        <w:t>Interpretation: Extremely high turnover for both companies (100x+) because IT services firms hold minimal inventory. This ratio is less meaningful for the services sector.</w:t>
-      </w:r>
-    </w:p>
-    <w:p>
-      <w:pPr>
-        <w:spacing w:after="40" w:line="240" w:lineRule="auto"/>
-      </w:pPr>
-      <w:r>
-        <w:rPr>
-          <w:rFonts w:ascii="Times New Roman" w:hAnsi="Times New Roman"/>
-          <w:b w:val="0"/>
-          <w:i w:val="0"/>
-          <w:sz w:val="22"/>
-        </w:rPr>
-      </w:r>
-    </w:p>
-    <w:p>
-      <w:pPr>
-        <w:spacing w:after="40" w:line="240" w:lineRule="auto"/>
-      </w:pPr>
-      <w:r>
-        <w:rPr>
-          <w:rFonts w:ascii="Times New Roman" w:hAnsi="Times New Roman"/>
-          <w:b/>
-          <w:i w:val="0"/>
-          <w:sz w:val="22"/>
-        </w:rPr>
-        <w:t>17. Inventory Holding Days</w:t>
-      </w:r>
-    </w:p>
-    <w:p>
-      <w:pPr>
-        <w:spacing w:after="40" w:line="240" w:lineRule="auto"/>
-      </w:pPr>
-      <w:r>
-        <w:rPr>
-          <w:rFonts w:ascii="Times New Roman" w:hAnsi="Times New Roman"/>
-          <w:b w:val="0"/>
-          <w:i/>
-          <w:sz w:val="20"/>
-        </w:rPr>
-        <w:t>Formula: 365 / Inventory Turnover</w:t>
-      </w:r>
-    </w:p>
-    <w:p>
-      <w:pPr>
-        <w:spacing w:after="40" w:line="240" w:lineRule="auto"/>
-      </w:pPr>
-      <w:r>
-        <w:rPr>
-          <w:rFonts w:ascii="Times New Roman" w:hAnsi="Times New Roman"/>
-          <w:b w:val="0"/>
-          <w:i w:val="0"/>
-          <w:sz w:val="20"/>
-        </w:rPr>
-        <w:t>HCL FY2025: 365 / 108.11 = 3.4 days</w:t>
-      </w:r>
-    </w:p>
-    <w:p>
-      <w:pPr>
-        <w:spacing w:after="40" w:line="240" w:lineRule="auto"/>
-      </w:pPr>
-      <w:r>
-        <w:rPr>
-          <w:rFonts w:ascii="Times New Roman" w:hAnsi="Times New Roman"/>
-          <w:b w:val="0"/>
-          <w:i w:val="0"/>
-          <w:sz w:val="20"/>
-        </w:rPr>
-        <w:t>Wipro FY2025: 365 / 158.01 = 2.3 days</w:t>
-      </w:r>
-    </w:p>
-    <w:p>
-      <w:pPr>
-        <w:spacing w:after="40" w:line="240" w:lineRule="auto"/>
-      </w:pPr>
-      <w:r>
-        <w:rPr>
-          <w:rFonts w:ascii="Times New Roman" w:hAnsi="Times New Roman"/>
-          <w:b w:val="0"/>
-          <w:i w:val="0"/>
-          <w:sz w:val="20"/>
-        </w:rPr>
-        <w:t>Interpretation: Near-zero holding days confirm the asset-light IT services model.</w:t>
-      </w:r>
-    </w:p>
-    <w:p>
-      <w:pPr>
-        <w:spacing w:after="40" w:line="240" w:lineRule="auto"/>
-      </w:pPr>
-      <w:r>
-        <w:rPr>
-          <w:rFonts w:ascii="Times New Roman" w:hAnsi="Times New Roman"/>
-          <w:b w:val="0"/>
-          <w:i w:val="0"/>
-          <w:sz w:val="22"/>
-        </w:rPr>
-      </w:r>
-    </w:p>
-    <w:p>
-      <w:pPr>
-        <w:spacing w:after="40" w:line="240" w:lineRule="auto"/>
-      </w:pPr>
-      <w:r>
-        <w:rPr>
-          <w:rFonts w:ascii="Times New Roman" w:hAnsi="Times New Roman"/>
-          <w:b/>
-          <w:i w:val="0"/>
-          <w:sz w:val="22"/>
-        </w:rPr>
-        <w:t>18. Fixed Asset Turnover Ratio</w:t>
-      </w:r>
-    </w:p>
-    <w:p>
-      <w:pPr>
-        <w:spacing w:after="40" w:line="240" w:lineRule="auto"/>
-      </w:pPr>
-      <w:r>
-        <w:rPr>
-          <w:rFonts w:ascii="Times New Roman" w:hAnsi="Times New Roman"/>
-          <w:b w:val="0"/>
-          <w:i/>
-          <w:sz w:val="20"/>
-        </w:rPr>
-        <w:t>Formula: Revenue / Average Fixed Assets</w:t>
-      </w:r>
-    </w:p>
-    <w:p>
-      <w:pPr>
-        <w:spacing w:after="40" w:line="240" w:lineRule="auto"/>
-      </w:pPr>
-      <w:r>
-        <w:rPr>
-          <w:rFonts w:ascii="Times New Roman" w:hAnsi="Times New Roman"/>
-          <w:b w:val="0"/>
-          <w:i w:val="0"/>
-          <w:sz w:val="20"/>
-        </w:rPr>
-        <w:t>HCL FY2025: 1,17,055 / Avg(14,475, 15,039) = 1,17,055 / 14,757.0 = 7.93x</w:t>
-      </w:r>
-    </w:p>
-    <w:p>
-      <w:pPr>
-        <w:spacing w:after="40" w:line="240" w:lineRule="auto"/>
-      </w:pPr>
-      <w:r>
-        <w:rPr>
-          <w:rFonts w:ascii="Times New Roman" w:hAnsi="Times New Roman"/>
-          <w:b w:val="0"/>
-          <w:i w:val="0"/>
-          <w:sz w:val="20"/>
-        </w:rPr>
-        <w:t>Wipro FY2025: 89,088.4 / Avg(13,348.5, 13,206.5) = 89,088.4 / 13,277.5 = 6.71x</w:t>
-      </w:r>
-    </w:p>
-    <w:p>
-      <w:pPr>
-        <w:spacing w:after="40" w:line="240" w:lineRule="auto"/>
-      </w:pPr>
-      <w:r>
-        <w:rPr>
-          <w:rFonts w:ascii="Times New Roman" w:hAnsi="Times New Roman"/>
-          <w:b w:val="0"/>
-          <w:i w:val="0"/>
-          <w:sz w:val="20"/>
-        </w:rPr>
-        <w:t>Interpretation: HCL generates Rs 7.93 of revenue per Rs 1 of fixed assets vs Wipro's Rs 6.71. Higher asset turnover reflects HCL's more efficient use of physical infrastructure.</w:t>
-      </w:r>
-    </w:p>
-    <w:p>
-      <w:pPr>
-        <w:spacing w:after="40" w:line="240" w:lineRule="auto"/>
-      </w:pPr>
-      <w:r>
-        <w:rPr>
-          <w:rFonts w:ascii="Times New Roman" w:hAnsi="Times New Roman"/>
-          <w:b w:val="0"/>
-          <w:i w:val="0"/>
-          <w:sz w:val="22"/>
-        </w:rPr>
-      </w:r>
-    </w:p>
-    <w:p>
-      <w:pPr>
-        <w:pStyle w:val="Heading2"/>
-        <w:spacing w:before="120" w:after="60"/>
-      </w:pPr>
-      <w:r>
-        <w:rPr>
-          <w:rFonts w:ascii="Times New Roman" w:hAnsi="Times New Roman"/>
-          <w:color w:val="1F4E79"/>
-        </w:rPr>
-        <w:t>E. Valuation Ratio</w:t>
-      </w:r>
-    </w:p>
-    <w:p>
-      <w:pPr>
-        <w:spacing w:after="40" w:line="240" w:lineRule="auto"/>
-      </w:pPr>
-      <w:r>
-        <w:rPr>
-          <w:rFonts w:ascii="Times New Roman" w:hAnsi="Times New Roman"/>
-          <w:b/>
-          <w:i w:val="0"/>
-          <w:sz w:val="22"/>
-        </w:rPr>
-        <w:t>19. P/E Ratio</w:t>
-      </w:r>
-    </w:p>
-    <w:p>
-      <w:pPr>
-        <w:spacing w:after="40" w:line="240" w:lineRule="auto"/>
-      </w:pPr>
-      <w:r>
-        <w:rPr>
-          <w:rFonts w:ascii="Times New Roman" w:hAnsi="Times New Roman"/>
-          <w:b w:val="0"/>
-          <w:i/>
-          <w:sz w:val="20"/>
-        </w:rPr>
-        <w:t>Formula: Market Price per Share / EPS. Market Price derived from Price/BV x Book Value per Share.</w:t>
-      </w:r>
-    </w:p>
-    <w:p>
-      <w:pPr>
-        <w:spacing w:after="40" w:line="240" w:lineRule="auto"/>
-      </w:pPr>
-      <w:r>
-        <w:rPr>
-          <w:rFonts w:ascii="Times New Roman" w:hAnsi="Times New Roman"/>
-          <w:b w:val="0"/>
-          <w:i w:val="0"/>
-          <w:sz w:val="20"/>
-        </w:rPr>
-        <w:t>HCL FY2025: (6.2 x 256.56) / 64.05 = 1590.67 / 64.05 = 24.83x</w:t>
-      </w:r>
-    </w:p>
-    <w:p>
-      <w:pPr>
-        <w:spacing w:after="40" w:line="240" w:lineRule="auto"/>
-      </w:pPr>
-      <w:r>
-        <w:rPr>
-          <w:rFonts w:ascii="Times New Roman" w:hAnsi="Times New Roman"/>
-          <w:b w:val="0"/>
-          <w:i w:val="0"/>
-          <w:sz w:val="20"/>
-        </w:rPr>
-        <w:t>Wipro FY2025: (3.33 x 78.65) / 12.54 = 261.90 / 12.54 = 20.88x</w:t>
-      </w:r>
-    </w:p>
-    <w:p>
-      <w:pPr>
-        <w:spacing w:after="40" w:line="240" w:lineRule="auto"/>
-      </w:pPr>
-      <w:r>
-        <w:rPr>
-          <w:rFonts w:ascii="Times New Roman" w:hAnsi="Times New Roman"/>
-          <w:b w:val="0"/>
-          <w:i w:val="0"/>
-          <w:sz w:val="20"/>
-        </w:rPr>
-        <w:t>Interpretation: HCL commands a higher P/E (24.8x vs 20.9x), reflecting the market's willingness to pay a premium for HCL's consistent growth and superior return profile.</w:t>
-      </w:r>
-    </w:p>
-    <w:p>
-      <w:pPr>
-        <w:spacing w:after="40" w:line="240" w:lineRule="auto"/>
-      </w:pPr>
-      <w:r>
-        <w:rPr>
-          <w:rFonts w:ascii="Times New Roman" w:hAnsi="Times New Roman"/>
-          <w:b w:val="0"/>
-          <w:i w:val="0"/>
-          <w:sz w:val="22"/>
-        </w:rPr>
-      </w:r>
-    </w:p>
-    <w:p>
-      <w:pPr>
-        <w:pStyle w:val="Heading2"/>
-        <w:spacing w:before="120" w:after="60"/>
-      </w:pPr>
-      <w:r>
-        <w:rPr>
-          <w:rFonts w:ascii="Times New Roman" w:hAnsi="Times New Roman"/>
-          <w:color w:val="1F4E79"/>
-        </w:rPr>
-        <w:t>F. Advanced Analysis Proofs</w:t>
-      </w:r>
-    </w:p>
-    <w:p>
-      <w:pPr>
-        <w:spacing w:after="40" w:line="240" w:lineRule="auto"/>
-      </w:pPr>
-      <w:r>
-        <w:rPr>
-          <w:rFonts w:ascii="Times New Roman" w:hAnsi="Times New Roman"/>
-          <w:b/>
-          <w:i w:val="0"/>
-          <w:sz w:val="22"/>
-        </w:rPr>
-        <w:t>DuPont Analysis (FY2025)</w:t>
-      </w:r>
-    </w:p>
-    <w:p>
-      <w:pPr>
-        <w:spacing w:after="40" w:line="240" w:lineRule="auto"/>
-      </w:pPr>
-      <w:r>
-        <w:rPr>
-          <w:rFonts w:ascii="Times New Roman" w:hAnsi="Times New Roman"/>
-          <w:b w:val="0"/>
-          <w:i w:val="0"/>
-          <w:sz w:val="20"/>
-        </w:rPr>
-        <w:t>HCL: NPM = 17,399/1,17,055 = 0.1486</w:t>
-      </w:r>
-    </w:p>
-    <w:p>
-      <w:pPr>
-        <w:spacing w:after="40" w:line="240" w:lineRule="auto"/>
-      </w:pPr>
-      <w:r>
-        <w:rPr>
-          <w:rFonts w:ascii="Times New Roman" w:hAnsi="Times New Roman"/>
-          <w:b w:val="0"/>
-          <w:i w:val="0"/>
-          <w:sz w:val="20"/>
-        </w:rPr>
-        <w:t xml:space="preserve">      Asset Turnover = 1,17,055/1,05,544 = 1.1091</w:t>
-      </w:r>
-    </w:p>
-    <w:p>
-      <w:pPr>
-        <w:spacing w:after="40" w:line="240" w:lineRule="auto"/>
-      </w:pPr>
-      <w:r>
-        <w:rPr>
-          <w:rFonts w:ascii="Times New Roman" w:hAnsi="Times New Roman"/>
-          <w:b w:val="0"/>
-          <w:i w:val="0"/>
-          <w:sz w:val="20"/>
-        </w:rPr>
-        <w:t xml:space="preserve">      Equity Multiplier = 1,05,544/69,655 = 1.5152</w:t>
-      </w:r>
-    </w:p>
-    <w:p>
-      <w:pPr>
-        <w:spacing w:after="40" w:line="240" w:lineRule="auto"/>
-      </w:pPr>
-      <w:r>
-        <w:rPr>
-          <w:rFonts w:ascii="Times New Roman" w:hAnsi="Times New Roman"/>
-          <w:b w:val="0"/>
-          <w:i w:val="0"/>
-          <w:sz w:val="20"/>
-        </w:rPr>
-        <w:t xml:space="preserve">      ROE = 0.1486 x 1.1091 x 1.5152 x 100 = 24.98%</w:t>
-      </w:r>
-    </w:p>
-    <w:p>
-      <w:pPr>
-        <w:spacing w:after="40" w:line="240" w:lineRule="auto"/>
-      </w:pPr>
-      <w:r>
-        <w:rPr>
-          <w:rFonts w:ascii="Times New Roman" w:hAnsi="Times New Roman"/>
-          <w:b w:val="0"/>
-          <w:i w:val="0"/>
-          <w:sz w:val="20"/>
-        </w:rPr>
-        <w:t>Wipro: NPM = 13,192.6/89,088.4 = 0.1481</w:t>
-      </w:r>
-    </w:p>
-    <w:p>
-      <w:pPr>
-        <w:spacing w:after="40" w:line="240" w:lineRule="auto"/>
-      </w:pPr>
-      <w:r>
-        <w:rPr>
-          <w:rFonts w:ascii="Times New Roman" w:hAnsi="Times New Roman"/>
-          <w:b w:val="0"/>
-          <w:i w:val="0"/>
-          <w:sz w:val="20"/>
-        </w:rPr>
-        <w:t xml:space="preserve">       Asset Turnover = 89,088.4/1,28,185.2 = 0.6950</w:t>
-      </w:r>
-    </w:p>
-    <w:p>
-      <w:pPr>
-        <w:spacing w:after="40" w:line="240" w:lineRule="auto"/>
-      </w:pPr>
-      <w:r>
-        <w:rPr>
-          <w:rFonts w:ascii="Times New Roman" w:hAnsi="Times New Roman"/>
-          <w:b w:val="0"/>
-          <w:i w:val="0"/>
-          <w:sz w:val="20"/>
-        </w:rPr>
-        <w:t xml:space="preserve">       Equity Multiplier = 1,28,185.2/82,364.1 = 1.5563</w:t>
-      </w:r>
-    </w:p>
-    <w:p>
-      <w:pPr>
-        <w:spacing w:after="40" w:line="240" w:lineRule="auto"/>
-      </w:pPr>
-      <w:r>
-        <w:rPr>
-          <w:rFonts w:ascii="Times New Roman" w:hAnsi="Times New Roman"/>
-          <w:b w:val="0"/>
-          <w:i w:val="0"/>
-          <w:sz w:val="20"/>
-        </w:rPr>
-        <w:t xml:space="preserve">       ROE = 0.1481 x 0.6950 x 1.5563 x 100 = 16.02%</w:t>
-      </w:r>
-    </w:p>
-    <w:p>
-      <w:pPr>
-        <w:spacing w:after="40" w:line="240" w:lineRule="auto"/>
-      </w:pPr>
-      <w:r>
-        <w:rPr>
-          <w:rFonts w:ascii="Times New Roman" w:hAnsi="Times New Roman"/>
-          <w:b/>
-          <w:i w:val="0"/>
-          <w:sz w:val="22"/>
-        </w:rPr>
-        <w:t>Cash Conversion Cycle (FY2025)</w:t>
-      </w:r>
-    </w:p>
-    <w:p>
-      <w:pPr>
-        <w:spacing w:after="40" w:line="240" w:lineRule="auto"/>
-      </w:pPr>
-      <w:r>
-        <w:rPr>
-          <w:rFonts w:ascii="Times New Roman" w:hAnsi="Times New Roman"/>
-          <w:b w:val="0"/>
-          <w:i w:val="0"/>
-          <w:sz w:val="20"/>
-        </w:rPr>
-        <w:t>HCL: DIO = 365 x Avg(133,185)/17,190 = 3.4 days</w:t>
-      </w:r>
-    </w:p>
-    <w:p>
-      <w:pPr>
-        <w:spacing w:after="40" w:line="240" w:lineRule="auto"/>
-      </w:pPr>
-      <w:r>
-        <w:rPr>
-          <w:rFonts w:ascii="Times New Roman" w:hAnsi="Times New Roman"/>
-          <w:b w:val="0"/>
-          <w:i w:val="0"/>
-          <w:sz w:val="20"/>
-        </w:rPr>
-        <w:t xml:space="preserve">      DSO = 365 x Avg(25842,25521)/117055 = 80.1 days</w:t>
-      </w:r>
-    </w:p>
-    <w:p>
-      <w:pPr>
-        <w:spacing w:after="40" w:line="240" w:lineRule="auto"/>
-      </w:pPr>
-      <w:r>
-        <w:rPr>
-          <w:rFonts w:ascii="Times New Roman" w:hAnsi="Times New Roman"/>
-          <w:b w:val="0"/>
-          <w:i w:val="0"/>
-          <w:sz w:val="20"/>
-        </w:rPr>
-        <w:t xml:space="preserve">      DPO = 365 x Avg(13234,5853)/24,744 = 140.8 days</w:t>
-      </w:r>
-    </w:p>
-    <w:p>
-      <w:pPr>
-        <w:spacing w:after="40" w:line="240" w:lineRule="auto"/>
-      </w:pPr>
-      <w:r>
-        <w:rPr>
-          <w:rFonts w:ascii="Times New Roman" w:hAnsi="Times New Roman"/>
-          <w:b w:val="0"/>
-          <w:i w:val="0"/>
-          <w:sz w:val="20"/>
-        </w:rPr>
-        <w:t xml:space="preserve">      CCC = 3.4 + 80.1 - 140.8 = -57.3 days</w:t>
-      </w:r>
-    </w:p>
-    <w:p>
-      <w:pPr>
-        <w:spacing w:after="40" w:line="240" w:lineRule="auto"/>
-      </w:pPr>
-      <w:r>
-        <w:rPr>
-          <w:rFonts w:ascii="Times New Roman" w:hAnsi="Times New Roman"/>
-          <w:b w:val="0"/>
-          <w:i w:val="0"/>
-          <w:sz w:val="20"/>
-        </w:rPr>
-        <w:t>Wipro: DIO = 365 x Avg(69.4,90.7)/12,649.0 = 2.3 days</w:t>
-      </w:r>
-    </w:p>
-    <w:p>
-      <w:pPr>
-        <w:spacing w:after="40" w:line="240" w:lineRule="auto"/>
-      </w:pPr>
-      <w:r>
-        <w:rPr>
-          <w:rFonts w:ascii="Times New Roman" w:hAnsi="Times New Roman"/>
-          <w:b w:val="0"/>
-          <w:i w:val="0"/>
-          <w:sz w:val="20"/>
-        </w:rPr>
-        <w:t xml:space="preserve">       DSO = 365 x Avg(11774.5,17382.2)/89088.4 = 59.7 days</w:t>
-      </w:r>
-    </w:p>
-    <w:p>
-      <w:pPr>
-        <w:spacing w:after="40" w:line="240" w:lineRule="auto"/>
-      </w:pPr>
-      <w:r>
-        <w:rPr>
-          <w:rFonts w:ascii="Times New Roman" w:hAnsi="Times New Roman"/>
-          <w:b w:val="0"/>
-          <w:i w:val="0"/>
-          <w:sz w:val="20"/>
-        </w:rPr>
-        <w:t xml:space="preserve">       DPO = 365 x Avg(5866.7,5765.5)/17,700.0 = 119.9 days</w:t>
-      </w:r>
-    </w:p>
-    <w:p>
-      <w:pPr>
-        <w:spacing w:after="40" w:line="240" w:lineRule="auto"/>
-      </w:pPr>
-      <w:r>
-        <w:rPr>
-          <w:rFonts w:ascii="Times New Roman" w:hAnsi="Times New Roman"/>
-          <w:b w:val="0"/>
-          <w:i w:val="0"/>
-          <w:sz w:val="20"/>
-        </w:rPr>
-        <w:t xml:space="preserve">       CCC = 2.3 + 59.7 - 119.9 = -57.9 days</w:t>
+        <w:t>Step 4: CCC = DIO + DSO - DPO = 2.3 + 59.7 - 119.9 = -57.9 days</w:t>
       </w:r>
     </w:p>
     <w:sectPr>

--- a/ratio_calculation_proofs.docx
+++ b/ratio_calculation_proofs.docx
@@ -42,9 +42,24 @@
           <w:rFonts w:ascii="Times New Roman" w:hAnsi="Times New Roman"/>
           <w:b w:val="0"/>
           <w:i w:val="0"/>
-          <w:sz w:val="20"/>
-        </w:rPr>
-        <w:t>K P Manoj | 2025MB26539 | FMA EC1</w:t>
+          <w:sz w:val="18"/>
+        </w:rPr>
+        <w:t>K P Manoj (2025MB26539) | T Venkata Suresh (2025MB26590) | Japleen Kaur Khorana (2025MB26602)</w:t>
+      </w:r>
+    </w:p>
+    <w:p>
+      <w:pPr>
+        <w:spacing w:after="40" w:line="240" w:lineRule="auto"/>
+        <w:jc w:val="center"/>
+      </w:pPr>
+      <w:r>
+        <w:rPr>
+          <w:rFonts w:ascii="Times New Roman" w:hAnsi="Times New Roman"/>
+          <w:b w:val="0"/>
+          <w:i w:val="0"/>
+          <w:sz w:val="18"/>
+        </w:rPr>
+        <w:t>Varsha PS (2025MB26503) | Prashanth G (2025MB26598) | FMA EC1</w:t>
       </w:r>
     </w:p>
     <w:p>
